--- a/NR913/Wulfing_FinalProject.docx
+++ b/NR913/Wulfing_FinalProject.docx
@@ -383,7 +383,45 @@
           <w:sz w:val="24"/>
           <w:szCs w:val="24"/>
         </w:rPr>
-        <w:t xml:space="preserve"> 1973). This makes them difficult to model as fecundity is also related to cephalopod size at maturity.</w:t>
+        <w:t xml:space="preserve"> 1973</w:t>
+      </w:r>
+      <w:r>
+        <w:rPr>
+          <w:rFonts w:ascii="Times New Roman" w:hAnsi="Times New Roman" w:cs="Times New Roman"/>
+          <w:color w:val="000000"/>
+          <w:sz w:val="24"/>
+          <w:szCs w:val="24"/>
+        </w:rPr>
+        <w:t xml:space="preserve">, </w:t>
+      </w:r>
+      <w:proofErr w:type="spellStart"/>
+      <w:r>
+        <w:rPr>
+          <w:rFonts w:ascii="Times New Roman" w:hAnsi="Times New Roman" w:cs="Times New Roman"/>
+          <w:color w:val="000000"/>
+          <w:sz w:val="24"/>
+          <w:szCs w:val="24"/>
+        </w:rPr>
+        <w:t>Raberinary</w:t>
+      </w:r>
+      <w:proofErr w:type="spellEnd"/>
+      <w:r>
+        <w:rPr>
+          <w:rFonts w:ascii="Times New Roman" w:hAnsi="Times New Roman" w:cs="Times New Roman"/>
+          <w:color w:val="000000"/>
+          <w:sz w:val="24"/>
+          <w:szCs w:val="24"/>
+        </w:rPr>
+        <w:t xml:space="preserve"> and Benbow 2012</w:t>
+      </w:r>
+      <w:r>
+        <w:rPr>
+          <w:rFonts w:ascii="Times New Roman" w:hAnsi="Times New Roman" w:cs="Times New Roman"/>
+          <w:color w:val="000000"/>
+          <w:sz w:val="24"/>
+          <w:szCs w:val="24"/>
+        </w:rPr>
+        <w:t>). This makes them difficult to model as fecundity is also related to cephalopod size at maturity.</w:t>
       </w:r>
     </w:p>
     <w:p>
@@ -1642,7 +1680,23 @@
           <w:sz w:val="24"/>
           <w:szCs w:val="24"/>
         </w:rPr>
-        <w:t xml:space="preserve">Tukey </w:t>
+        <w:t>Tukey</w:t>
+      </w:r>
+      <w:r>
+        <w:rPr>
+          <w:rFonts w:ascii="Times New Roman" w:hAnsi="Times New Roman" w:cs="Times New Roman"/>
+          <w:sz w:val="24"/>
+          <w:szCs w:val="24"/>
+        </w:rPr>
+        <w:t xml:space="preserve"> test</w:t>
+      </w:r>
+      <w:r>
+        <w:rPr>
+          <w:rFonts w:ascii="Times New Roman" w:hAnsi="Times New Roman" w:cs="Times New Roman"/>
+          <w:sz w:val="24"/>
+          <w:szCs w:val="24"/>
+        </w:rPr>
+        <w:t xml:space="preserve"> </w:t>
       </w:r>
       <w:proofErr w:type="gramStart"/>
       <w:r>
@@ -1660,7 +1714,47 @@
           <w:sz w:val="24"/>
           <w:szCs w:val="24"/>
         </w:rPr>
-        <w:t xml:space="preserve"> assess if these regions’ cephalopods are different sizes with a 95% credible interval.</w:t>
+        <w:t xml:space="preserve"> assess if these regions’ cephalopods are different sizes with a 95% credible interval</w:t>
+      </w:r>
+      <w:r>
+        <w:rPr>
+          <w:rFonts w:ascii="Times New Roman" w:hAnsi="Times New Roman" w:cs="Times New Roman"/>
+          <w:sz w:val="24"/>
+          <w:szCs w:val="24"/>
+        </w:rPr>
+        <w:t xml:space="preserve"> </w:t>
+      </w:r>
+      <w:r>
+        <w:rPr>
+          <w:rFonts w:ascii="Times New Roman" w:hAnsi="Times New Roman" w:cs="Times New Roman"/>
+          <w:sz w:val="24"/>
+          <w:szCs w:val="24"/>
+        </w:rPr>
+        <w:t xml:space="preserve">(Appendix figure </w:t>
+      </w:r>
+      <w:r>
+        <w:rPr>
+          <w:rFonts w:ascii="Times New Roman" w:hAnsi="Times New Roman" w:cs="Times New Roman"/>
+          <w:sz w:val="24"/>
+          <w:szCs w:val="24"/>
+        </w:rPr>
+        <w:t>1</w:t>
+      </w:r>
+      <w:r>
+        <w:rPr>
+          <w:rFonts w:ascii="Times New Roman" w:hAnsi="Times New Roman" w:cs="Times New Roman"/>
+          <w:sz w:val="24"/>
+          <w:szCs w:val="24"/>
+        </w:rPr>
+        <w:t>)</w:t>
+      </w:r>
+      <w:r>
+        <w:rPr>
+          <w:rFonts w:ascii="Times New Roman" w:hAnsi="Times New Roman" w:cs="Times New Roman"/>
+          <w:sz w:val="24"/>
+          <w:szCs w:val="24"/>
+        </w:rPr>
+        <w:t>.</w:t>
       </w:r>
     </w:p>
     <w:p>
@@ -2101,7 +2195,15 @@
           <w:sz w:val="24"/>
           <w:szCs w:val="24"/>
         </w:rPr>
-        <w:t>Appendix figure 1</w:t>
+        <w:t xml:space="preserve">Appendix figure </w:t>
+      </w:r>
+      <w:r>
+        <w:rPr>
+          <w:rFonts w:ascii="Times New Roman" w:hAnsi="Times New Roman" w:cs="Times New Roman"/>
+          <w:sz w:val="24"/>
+          <w:szCs w:val="24"/>
+        </w:rPr>
+        <w:t>2</w:t>
       </w:r>
       <w:r>
         <w:rPr>
@@ -2474,15 +2576,7 @@
           <w:sz w:val="24"/>
           <w:szCs w:val="24"/>
         </w:rPr>
-        <w:t>0</w:t>
-      </w:r>
-      <w:r>
-        <w:rPr>
-          <w:rFonts w:ascii="Times New Roman" w:hAnsi="Times New Roman" w:cs="Times New Roman"/>
-          <w:sz w:val="24"/>
-          <w:szCs w:val="24"/>
-        </w:rPr>
-        <w:t>a</w:t>
+        <w:t>0a</w:t>
       </w:r>
       <w:r>
         <w:rPr>
@@ -2930,23 +3024,31 @@
           <w:sz w:val="24"/>
           <w:szCs w:val="24"/>
         </w:rPr>
-        <w:t xml:space="preserve"> for men. However, our Bayes P value was 1, meaning that the model was overpredicting catch sizes. The data generated by the model had a similar trend as well as the </w:t>
-      </w:r>
-      <w:r>
-        <w:rPr>
-          <w:rFonts w:ascii="Times New Roman" w:hAnsi="Times New Roman" w:cs="Times New Roman"/>
-          <w:sz w:val="24"/>
-          <w:szCs w:val="24"/>
-        </w:rPr>
-        <w:t>sum of squared residuals for the modeled data was higher (3,417.22) than that of the actual measured data (2,977.9).</w:t>
-      </w:r>
-      <w:r>
-        <w:rPr>
-          <w:rFonts w:ascii="Times New Roman" w:hAnsi="Times New Roman" w:cs="Times New Roman"/>
-          <w:sz w:val="24"/>
-          <w:szCs w:val="24"/>
-        </w:rPr>
-        <w:t xml:space="preserve"> Further, </w:t>
+        <w:t xml:space="preserve"> for men. However, our Bayes P value was 1, meaning that the model was </w:t>
+      </w:r>
+      <w:r>
+        <w:rPr>
+          <w:rFonts w:ascii="Times New Roman" w:hAnsi="Times New Roman" w:cs="Times New Roman"/>
+          <w:sz w:val="24"/>
+          <w:szCs w:val="24"/>
+        </w:rPr>
+        <w:t xml:space="preserve">consistently </w:t>
+      </w:r>
+      <w:r>
+        <w:rPr>
+          <w:rFonts w:ascii="Times New Roman" w:hAnsi="Times New Roman" w:cs="Times New Roman"/>
+          <w:sz w:val="24"/>
+          <w:szCs w:val="24"/>
+        </w:rPr>
+        <w:t xml:space="preserve">overpredicting catch sizes. The data generated by the model had a similar trend as well as the </w:t>
+      </w:r>
+      <w:r>
+        <w:rPr>
+          <w:rFonts w:ascii="Times New Roman" w:hAnsi="Times New Roman" w:cs="Times New Roman"/>
+          <w:sz w:val="24"/>
+          <w:szCs w:val="24"/>
+        </w:rPr>
+        <w:t xml:space="preserve">sum of squared residuals for the modeled data was higher (3,417.22) than that of the actual </w:t>
       </w:r>
       <w:r>
         <w:rPr>
@@ -2955,7 +3057,15 @@
           <w:szCs w:val="24"/>
         </w:rPr>
         <w:lastRenderedPageBreak/>
-        <w:t>we can see a lot more variability in the posterior distribution of β</w:t>
+        <w:t>measured data (2,977.9).</w:t>
+      </w:r>
+      <w:r>
+        <w:rPr>
+          <w:rFonts w:ascii="Times New Roman" w:hAnsi="Times New Roman" w:cs="Times New Roman"/>
+          <w:sz w:val="24"/>
+          <w:szCs w:val="24"/>
+        </w:rPr>
+        <w:t xml:space="preserve"> Further, we can see a lot more variability in the posterior distribution of β</w:t>
       </w:r>
       <w:r>
         <w:rPr>
@@ -3266,7 +3376,7 @@
           <w:sz w:val="24"/>
           <w:szCs w:val="24"/>
         </w:rPr>
-        <w:t xml:space="preserve">. However, as we were just using these models to understand our dataset, we can rely on these numbers to give us accurate average counts or weights from the data we had. For the ANOVA, </w:t>
+        <w:t xml:space="preserve">. However, as we were just using these models to understand our dataset, we can rely on these numbers to give us average counts or weights from the data we had. For the ANOVA, </w:t>
       </w:r>
       <w:r>
         <w:rPr>
@@ -3314,7 +3424,7 @@
           <w:sz w:val="24"/>
           <w:szCs w:val="24"/>
         </w:rPr>
-        <w:t xml:space="preserve"> Even though this is an extremely small change in </w:t>
+        <w:t xml:space="preserve"> Even though this is an extremely small change in DIC that </w:t>
       </w:r>
       <w:r>
         <w:rPr>
@@ -3323,7 +3433,7 @@
           <w:szCs w:val="24"/>
         </w:rPr>
         <w:lastRenderedPageBreak/>
-        <w:t xml:space="preserve">DIC that could be attributed to different MCMC’s being run each time, it’s worth taking more time to understand if our regions are </w:t>
+        <w:t xml:space="preserve">could be attributed to different MCMC’s being run each time, it’s worth taking more time to understand if our regions are </w:t>
       </w:r>
       <w:r>
         <w:rPr>
@@ -3341,97 +3451,6 @@
         </w:rPr>
         <w:t xml:space="preserve"> independent or not.</w:t>
       </w:r>
-    </w:p>
-    <w:p>
-      <w:pPr>
-        <w:pStyle w:val="NormalWeb"/>
-        <w:spacing w:before="0" w:beforeAutospacing="0" w:after="0" w:afterAutospacing="0" w:line="480" w:lineRule="auto"/>
-        <w:rPr>
-          <w:color w:val="000000"/>
-        </w:rPr>
-      </w:pPr>
-      <w:r>
-        <w:t>In next steps, we hope to expand th</w:t>
-      </w:r>
-      <w:r>
-        <w:t>is analysis to all regions and explore the connectivity of these locations both through distance and currents as larval dispersal of cephalopods is largely carried by currents</w:t>
-      </w:r>
-      <w:r>
-        <w:t xml:space="preserve"> (Van </w:t>
-      </w:r>
-      <w:proofErr w:type="spellStart"/>
-      <w:r>
-        <w:t>Nieuwenhove</w:t>
-      </w:r>
-      <w:proofErr w:type="spellEnd"/>
-      <w:r>
-        <w:t xml:space="preserve"> et al. 2019</w:t>
-      </w:r>
-      <w:r>
-        <w:t xml:space="preserve">, </w:t>
-      </w:r>
-      <w:r>
-        <w:rPr>
-          <w:color w:val="000000"/>
-        </w:rPr>
-        <w:t>Villanueva</w:t>
-      </w:r>
-      <w:r>
-        <w:rPr>
-          <w:color w:val="000000"/>
-        </w:rPr>
-        <w:t xml:space="preserve"> et al. </w:t>
-      </w:r>
-      <w:r>
-        <w:rPr>
-          <w:color w:val="000000"/>
-        </w:rPr>
-        <w:t>2016</w:t>
-      </w:r>
-      <w:r>
-        <w:t>)</w:t>
-      </w:r>
-      <w:r>
-        <w:t xml:space="preserve">. Finally, there are other components of the socio-ecological model that we cannot parameterize based off this data, such as the rate of interaction between the people in the Vezo community and how fishing restrictions are perceived and if they are strictly followed. For these, we plan on </w:t>
-      </w:r>
-      <w:r>
-        <w:rPr>
-          <w:color w:val="000000"/>
-        </w:rPr>
-        <w:t xml:space="preserve">conducting a qualitative study consisting of 30 interviews, 40 oral histories, and fisher surveys from different villages along the coast. This is intended to assess the number of people involved in conservation, the community’s view of Marine Protected Areas, and the general demographic makeup of the community. We will specifically ask about the level of adherence to MPA restrictions in this population, how the general community feels about MPA’s and </w:t>
-      </w:r>
-      <w:proofErr w:type="gramStart"/>
-      <w:r>
-        <w:rPr>
-          <w:color w:val="000000"/>
-        </w:rPr>
-        <w:t>whether or not</w:t>
-      </w:r>
-      <w:proofErr w:type="gramEnd"/>
-      <w:r>
-        <w:rPr>
-          <w:color w:val="000000"/>
-        </w:rPr>
-        <w:t xml:space="preserve"> they are beneficial to the community as a whole, and if the public trusts the process of MPA establishment and management. These surveys will help us to parameterize our socio-ecological model by helping us to understand public opinion of MPA’s, how these opinions are changed, and how that translates into regulation in the Vezo community</w:t>
-      </w:r>
-      <w:r>
-        <w:rPr>
-          <w:color w:val="000000"/>
-        </w:rPr>
-        <w:t>.</w:t>
-      </w:r>
-    </w:p>
-    <w:p>
-      <w:pPr>
-        <w:rPr>
-          <w:rFonts w:ascii="Times New Roman" w:eastAsia="Times New Roman" w:hAnsi="Times New Roman" w:cs="Times New Roman"/>
-          <w:b/>
-          <w:bCs/>
-          <w:color w:val="000000"/>
-          <w:sz w:val="24"/>
-          <w:szCs w:val="24"/>
-        </w:rPr>
-      </w:pPr>
       <w:r>
         <w:rPr>
           <w:b/>
@@ -3987,13 +4006,10 @@
         <w:spacing w:before="0" w:beforeAutospacing="0" w:after="0" w:afterAutospacing="0"/>
       </w:pPr>
       <w:r>
-        <w:rPr>
-          <w:noProof/>
-        </w:rPr>
         <w:drawing>
-          <wp:inline distT="0" distB="0" distL="0" distR="0" wp14:anchorId="6F84E54F" wp14:editId="7EE28CCF">
-            <wp:extent cx="5943600" cy="3649980"/>
-            <wp:effectExtent l="0" t="0" r="0" b="7620"/>
+          <wp:inline distT="0" distB="0" distL="0" distR="0" wp14:anchorId="35624D98" wp14:editId="0411DD48">
+            <wp:extent cx="5822950" cy="3635493"/>
+            <wp:effectExtent l="0" t="0" r="6350" b="3175"/>
             <wp:docPr id="1" name="Picture 1" descr="Chart, box and whisker chart&#10;&#10;Description automatically generated"/>
             <wp:cNvGraphicFramePr>
               <a:graphicFrameLocks xmlns:a="http://schemas.openxmlformats.org/drawingml/2006/main" noChangeAspect="1"/>
@@ -4014,7 +4030,7 @@
                   <pic:spPr>
                     <a:xfrm>
                       <a:off x="0" y="0"/>
-                      <a:ext cx="5943600" cy="3649980"/>
+                      <a:ext cx="5830932" cy="3640476"/>
                     </a:xfrm>
                     <a:prstGeom prst="rect">
                       <a:avLst/>
@@ -5302,25 +5318,32 @@
           <w:szCs w:val="24"/>
         </w:rPr>
       </w:pPr>
-      <w:proofErr w:type="spellStart"/>
-      <w:r>
-        <w:rPr>
-          <w:rFonts w:ascii="Times New Roman" w:eastAsia="Times New Roman" w:hAnsi="Times New Roman" w:cs="Times New Roman"/>
-          <w:color w:val="000000"/>
-          <w:sz w:val="24"/>
-          <w:szCs w:val="24"/>
-          <w:lang w:val="es-CO"/>
-        </w:rPr>
-        <w:t>Laroche</w:t>
-      </w:r>
-      <w:proofErr w:type="spellEnd"/>
-      <w:r>
-        <w:rPr>
-          <w:rFonts w:ascii="Times New Roman" w:eastAsia="Times New Roman" w:hAnsi="Times New Roman" w:cs="Times New Roman"/>
-          <w:color w:val="000000"/>
-          <w:sz w:val="24"/>
-          <w:szCs w:val="24"/>
-          <w:lang w:val="es-CO"/>
+      <w:r>
+        <w:rPr>
+          <w:rFonts w:ascii="Times New Roman" w:eastAsia="Times New Roman" w:hAnsi="Times New Roman" w:cs="Times New Roman"/>
+          <w:color w:val="000000"/>
+          <w:sz w:val="24"/>
+          <w:szCs w:val="24"/>
+        </w:rPr>
+        <w:t xml:space="preserve">Laroche, J., </w:t>
+      </w:r>
+      <w:proofErr w:type="spellStart"/>
+      <w:r>
+        <w:rPr>
+          <w:rFonts w:ascii="Times New Roman" w:eastAsia="Times New Roman" w:hAnsi="Times New Roman" w:cs="Times New Roman"/>
+          <w:color w:val="000000"/>
+          <w:sz w:val="24"/>
+          <w:szCs w:val="24"/>
+        </w:rPr>
+        <w:t>Razanoelisoa</w:t>
+      </w:r>
+      <w:proofErr w:type="spellEnd"/>
+      <w:r>
+        <w:rPr>
+          <w:rFonts w:ascii="Times New Roman" w:eastAsia="Times New Roman" w:hAnsi="Times New Roman" w:cs="Times New Roman"/>
+          <w:color w:val="000000"/>
+          <w:sz w:val="24"/>
+          <w:szCs w:val="24"/>
         </w:rPr>
         <w:t xml:space="preserve">, J., </w:t>
       </w:r>
@@ -5331,29 +5354,6 @@
           <w:color w:val="000000"/>
           <w:sz w:val="24"/>
           <w:szCs w:val="24"/>
-          <w:lang w:val="es-CO"/>
-        </w:rPr>
-        <w:t>Razanoelisoa</w:t>
-      </w:r>
-      <w:proofErr w:type="spellEnd"/>
-      <w:r>
-        <w:rPr>
-          <w:rFonts w:ascii="Times New Roman" w:eastAsia="Times New Roman" w:hAnsi="Times New Roman" w:cs="Times New Roman"/>
-          <w:color w:val="000000"/>
-          <w:sz w:val="24"/>
-          <w:szCs w:val="24"/>
-          <w:lang w:val="es-CO"/>
-        </w:rPr>
-        <w:t xml:space="preserve">, J., </w:t>
-      </w:r>
-      <w:proofErr w:type="spellStart"/>
-      <w:r>
-        <w:rPr>
-          <w:rFonts w:ascii="Times New Roman" w:eastAsia="Times New Roman" w:hAnsi="Times New Roman" w:cs="Times New Roman"/>
-          <w:color w:val="000000"/>
-          <w:sz w:val="24"/>
-          <w:szCs w:val="24"/>
-          <w:lang w:val="es-CO"/>
         </w:rPr>
         <w:t>Fauroux</w:t>
       </w:r>
@@ -5364,7 +5364,6 @@
           <w:color w:val="000000"/>
           <w:sz w:val="24"/>
           <w:szCs w:val="24"/>
-          <w:lang w:val="es-CO"/>
         </w:rPr>
         <w:t xml:space="preserve">, E., &amp; </w:t>
       </w:r>
@@ -5375,7 +5374,6 @@
           <w:color w:val="000000"/>
           <w:sz w:val="24"/>
           <w:szCs w:val="24"/>
-          <w:lang w:val="es-CO"/>
         </w:rPr>
         <w:t>Rabenevanana</w:t>
       </w:r>
@@ -5386,7 +5384,6 @@
           <w:color w:val="000000"/>
           <w:sz w:val="24"/>
           <w:szCs w:val="24"/>
-          <w:lang w:val="es-CO"/>
         </w:rPr>
         <w:t xml:space="preserve">, M. W. (1997). </w:t>
       </w:r>
@@ -5614,37 +5611,37 @@
           <w:sz w:val="24"/>
           <w:szCs w:val="24"/>
         </w:rPr>
-        <w:t>Sigdel</w:t>
-      </w:r>
-      <w:proofErr w:type="spellEnd"/>
-      <w:r>
-        <w:rPr>
-          <w:rFonts w:ascii="Times New Roman" w:eastAsia="Times New Roman" w:hAnsi="Times New Roman" w:cs="Times New Roman"/>
-          <w:color w:val="000000"/>
-          <w:sz w:val="24"/>
-          <w:szCs w:val="24"/>
-        </w:rPr>
-        <w:t xml:space="preserve">, R. P., Anand, M., &amp; </w:t>
-      </w:r>
-      <w:proofErr w:type="spellStart"/>
-      <w:r>
-        <w:rPr>
-          <w:rFonts w:ascii="Times New Roman" w:eastAsia="Times New Roman" w:hAnsi="Times New Roman" w:cs="Times New Roman"/>
-          <w:color w:val="000000"/>
-          <w:sz w:val="24"/>
-          <w:szCs w:val="24"/>
-        </w:rPr>
-        <w:t>Bauch</w:t>
-      </w:r>
-      <w:proofErr w:type="spellEnd"/>
-      <w:r>
-        <w:rPr>
-          <w:rFonts w:ascii="Times New Roman" w:eastAsia="Times New Roman" w:hAnsi="Times New Roman" w:cs="Times New Roman"/>
-          <w:color w:val="000000"/>
-          <w:sz w:val="24"/>
-          <w:szCs w:val="24"/>
-        </w:rPr>
-        <w:t xml:space="preserve">, C. T. (2017). Competition between injunctive social norms and conservation priorities gives rise to complex dynamics in a model of forest growth and opinion dynamics. </w:t>
+        <w:t>Raberinary</w:t>
+      </w:r>
+      <w:proofErr w:type="spellEnd"/>
+      <w:r>
+        <w:rPr>
+          <w:rFonts w:ascii="Times New Roman" w:eastAsia="Times New Roman" w:hAnsi="Times New Roman" w:cs="Times New Roman"/>
+          <w:color w:val="000000"/>
+          <w:sz w:val="24"/>
+          <w:szCs w:val="24"/>
+        </w:rPr>
+        <w:t xml:space="preserve">, D., &amp; Benbow, S. (2012). The reproductive cycle of Octopus </w:t>
+      </w:r>
+      <w:proofErr w:type="spellStart"/>
+      <w:r>
+        <w:rPr>
+          <w:rFonts w:ascii="Times New Roman" w:eastAsia="Times New Roman" w:hAnsi="Times New Roman" w:cs="Times New Roman"/>
+          <w:color w:val="000000"/>
+          <w:sz w:val="24"/>
+          <w:szCs w:val="24"/>
+        </w:rPr>
+        <w:t>cyanea</w:t>
+      </w:r>
+      <w:proofErr w:type="spellEnd"/>
+      <w:r>
+        <w:rPr>
+          <w:rFonts w:ascii="Times New Roman" w:eastAsia="Times New Roman" w:hAnsi="Times New Roman" w:cs="Times New Roman"/>
+          <w:color w:val="000000"/>
+          <w:sz w:val="24"/>
+          <w:szCs w:val="24"/>
+        </w:rPr>
+        <w:t xml:space="preserve"> in southwest Madagascar and implications for fisheries management. </w:t>
       </w:r>
       <w:r>
         <w:rPr>
@@ -5655,7 +5652,7 @@
           <w:sz w:val="24"/>
           <w:szCs w:val="24"/>
         </w:rPr>
-        <w:t>Journal of Theoretical Biology</w:t>
+        <w:t>Fisheries Research</w:t>
       </w:r>
       <w:r>
         <w:rPr>
@@ -5675,16 +5672,16 @@
           <w:sz w:val="24"/>
           <w:szCs w:val="24"/>
         </w:rPr>
-        <w:t>432</w:t>
-      </w:r>
-      <w:r>
-        <w:rPr>
-          <w:rFonts w:ascii="Times New Roman" w:eastAsia="Times New Roman" w:hAnsi="Times New Roman" w:cs="Times New Roman"/>
-          <w:color w:val="000000"/>
-          <w:sz w:val="24"/>
-          <w:szCs w:val="24"/>
-        </w:rPr>
-        <w:t>, 132–140. https://doi.org/10.1016/j.jtbi.2017.07.029</w:t>
+        <w:t>125–126</w:t>
+      </w:r>
+      <w:r>
+        <w:rPr>
+          <w:rFonts w:ascii="Times New Roman" w:eastAsia="Times New Roman" w:hAnsi="Times New Roman" w:cs="Times New Roman"/>
+          <w:color w:val="000000"/>
+          <w:sz w:val="24"/>
+          <w:szCs w:val="24"/>
+        </w:rPr>
+        <w:t>, 190–197. https://doi.org/10.1016/j.fishres.2012.02.025</w:t>
       </w:r>
     </w:p>
     <w:p>
@@ -5694,97 +5691,99 @@
         <w:ind w:hanging="720"/>
         <w:rPr>
           <w:rFonts w:ascii="Times New Roman" w:eastAsia="Times New Roman" w:hAnsi="Times New Roman" w:cs="Times New Roman"/>
-          <w:color w:val="000000"/>
-          <w:sz w:val="24"/>
-          <w:szCs w:val="24"/>
-        </w:rPr>
-      </w:pPr>
-      <w:r>
-        <w:rPr>
-          <w:rFonts w:ascii="Times New Roman" w:eastAsia="Times New Roman" w:hAnsi="Times New Roman" w:cs="Times New Roman"/>
-          <w:color w:val="000000"/>
-          <w:sz w:val="24"/>
-          <w:szCs w:val="24"/>
-          <w:lang w:val="es-CO"/>
+          <w:sz w:val="24"/>
+          <w:szCs w:val="24"/>
+        </w:rPr>
+      </w:pPr>
+      <w:proofErr w:type="spellStart"/>
+      <w:r>
+        <w:rPr>
+          <w:rFonts w:ascii="Times New Roman" w:eastAsia="Times New Roman" w:hAnsi="Times New Roman" w:cs="Times New Roman"/>
+          <w:color w:val="000000"/>
+          <w:sz w:val="24"/>
+          <w:szCs w:val="24"/>
+        </w:rPr>
+        <w:t>Sigdel</w:t>
+      </w:r>
+      <w:proofErr w:type="spellEnd"/>
+      <w:r>
+        <w:rPr>
+          <w:rFonts w:ascii="Times New Roman" w:eastAsia="Times New Roman" w:hAnsi="Times New Roman" w:cs="Times New Roman"/>
+          <w:color w:val="000000"/>
+          <w:sz w:val="24"/>
+          <w:szCs w:val="24"/>
+        </w:rPr>
+        <w:t xml:space="preserve">, R. P., Anand, M., &amp; </w:t>
+      </w:r>
+      <w:proofErr w:type="spellStart"/>
+      <w:r>
+        <w:rPr>
+          <w:rFonts w:ascii="Times New Roman" w:eastAsia="Times New Roman" w:hAnsi="Times New Roman" w:cs="Times New Roman"/>
+          <w:color w:val="000000"/>
+          <w:sz w:val="24"/>
+          <w:szCs w:val="24"/>
+        </w:rPr>
+        <w:t>Bauch</w:t>
+      </w:r>
+      <w:proofErr w:type="spellEnd"/>
+      <w:r>
+        <w:rPr>
+          <w:rFonts w:ascii="Times New Roman" w:eastAsia="Times New Roman" w:hAnsi="Times New Roman" w:cs="Times New Roman"/>
+          <w:color w:val="000000"/>
+          <w:sz w:val="24"/>
+          <w:szCs w:val="24"/>
+        </w:rPr>
+        <w:t xml:space="preserve">, C. T. (2017). Competition between injunctive social norms and conservation priorities gives rise to complex dynamics in a model of forest growth and opinion </w:t>
+      </w:r>
+      <w:r>
+        <w:rPr>
+          <w:rFonts w:ascii="Times New Roman" w:eastAsia="Times New Roman" w:hAnsi="Times New Roman" w:cs="Times New Roman"/>
+          <w:color w:val="000000"/>
+          <w:sz w:val="24"/>
+          <w:szCs w:val="24"/>
         </w:rPr>
         <w:lastRenderedPageBreak/>
-        <w:t xml:space="preserve">Su, Y. S., and M. </w:t>
-      </w:r>
-      <w:proofErr w:type="spellStart"/>
-      <w:r>
-        <w:rPr>
-          <w:rFonts w:ascii="Times New Roman" w:eastAsia="Times New Roman" w:hAnsi="Times New Roman" w:cs="Times New Roman"/>
-          <w:color w:val="000000"/>
-          <w:sz w:val="24"/>
-          <w:szCs w:val="24"/>
-          <w:lang w:val="es-CO"/>
-        </w:rPr>
-        <w:t>Yajima</w:t>
-      </w:r>
-      <w:proofErr w:type="spellEnd"/>
-      <w:r>
-        <w:rPr>
-          <w:rFonts w:ascii="Times New Roman" w:eastAsia="Times New Roman" w:hAnsi="Times New Roman" w:cs="Times New Roman"/>
-          <w:color w:val="000000"/>
-          <w:sz w:val="24"/>
-          <w:szCs w:val="24"/>
-          <w:lang w:val="es-CO"/>
-        </w:rPr>
-        <w:t xml:space="preserve">. </w:t>
-      </w:r>
-      <w:r>
-        <w:rPr>
-          <w:rFonts w:ascii="Times New Roman" w:eastAsia="Times New Roman" w:hAnsi="Times New Roman" w:cs="Times New Roman"/>
-          <w:color w:val="000000"/>
-          <w:sz w:val="24"/>
-          <w:szCs w:val="24"/>
-        </w:rPr>
-        <w:t>20</w:t>
-      </w:r>
-      <w:r>
-        <w:rPr>
-          <w:rFonts w:ascii="Times New Roman" w:eastAsia="Times New Roman" w:hAnsi="Times New Roman" w:cs="Times New Roman"/>
-          <w:color w:val="000000"/>
-          <w:sz w:val="24"/>
-          <w:szCs w:val="24"/>
-        </w:rPr>
-        <w:t>16</w:t>
-      </w:r>
-      <w:r>
-        <w:rPr>
-          <w:rFonts w:ascii="Times New Roman" w:eastAsia="Times New Roman" w:hAnsi="Times New Roman" w:cs="Times New Roman"/>
-          <w:color w:val="000000"/>
-          <w:sz w:val="24"/>
-          <w:szCs w:val="24"/>
-        </w:rPr>
-        <w:t>. R2jags: a package for running JAGS</w:t>
-      </w:r>
-      <w:r>
-        <w:rPr>
-          <w:rFonts w:ascii="Times New Roman" w:eastAsia="Times New Roman" w:hAnsi="Times New Roman" w:cs="Times New Roman"/>
-          <w:color w:val="000000"/>
-          <w:sz w:val="24"/>
-          <w:szCs w:val="24"/>
-        </w:rPr>
-        <w:t xml:space="preserve"> </w:t>
-      </w:r>
-      <w:r>
-        <w:rPr>
-          <w:rFonts w:ascii="Times New Roman" w:eastAsia="Times New Roman" w:hAnsi="Times New Roman" w:cs="Times New Roman"/>
-          <w:color w:val="000000"/>
-          <w:sz w:val="24"/>
-          <w:szCs w:val="24"/>
-        </w:rPr>
-        <w:t>from R. R package version 0.03-08. Available: http://CRAN.R-project.org/package=R2jags</w:t>
-      </w:r>
-      <w:r>
-        <w:rPr>
-          <w:rFonts w:ascii="Times New Roman" w:eastAsia="Times New Roman" w:hAnsi="Times New Roman" w:cs="Times New Roman"/>
-          <w:color w:val="000000"/>
-          <w:sz w:val="24"/>
-          <w:szCs w:val="24"/>
-        </w:rPr>
-        <w:t>.</w:t>
+        <w:t xml:space="preserve">dynamics. </w:t>
+      </w:r>
+      <w:r>
+        <w:rPr>
+          <w:rFonts w:ascii="Times New Roman" w:eastAsia="Times New Roman" w:hAnsi="Times New Roman" w:cs="Times New Roman"/>
+          <w:i/>
+          <w:iCs/>
+          <w:color w:val="000000"/>
+          <w:sz w:val="24"/>
+          <w:szCs w:val="24"/>
+        </w:rPr>
+        <w:t>Journal of Theoretical Biology</w:t>
+      </w:r>
+      <w:r>
+        <w:rPr>
+          <w:rFonts w:ascii="Times New Roman" w:eastAsia="Times New Roman" w:hAnsi="Times New Roman" w:cs="Times New Roman"/>
+          <w:color w:val="000000"/>
+          <w:sz w:val="24"/>
+          <w:szCs w:val="24"/>
+        </w:rPr>
+        <w:t xml:space="preserve">, </w:t>
+      </w:r>
+      <w:r>
+        <w:rPr>
+          <w:rFonts w:ascii="Times New Roman" w:eastAsia="Times New Roman" w:hAnsi="Times New Roman" w:cs="Times New Roman"/>
+          <w:i/>
+          <w:iCs/>
+          <w:color w:val="000000"/>
+          <w:sz w:val="24"/>
+          <w:szCs w:val="24"/>
+        </w:rPr>
+        <w:t>432</w:t>
+      </w:r>
+      <w:r>
+        <w:rPr>
+          <w:rFonts w:ascii="Times New Roman" w:eastAsia="Times New Roman" w:hAnsi="Times New Roman" w:cs="Times New Roman"/>
+          <w:color w:val="000000"/>
+          <w:sz w:val="24"/>
+          <w:szCs w:val="24"/>
+        </w:rPr>
+        <w:t>, 132–140. https://doi.org/10.1016/j.jtbi.2017.07.029</w:t>
       </w:r>
     </w:p>
     <w:p>
@@ -5794,6 +5793,113 @@
         <w:ind w:hanging="720"/>
         <w:rPr>
           <w:rFonts w:ascii="Times New Roman" w:eastAsia="Times New Roman" w:hAnsi="Times New Roman" w:cs="Times New Roman"/>
+          <w:color w:val="000000"/>
+          <w:sz w:val="24"/>
+          <w:szCs w:val="24"/>
+        </w:rPr>
+      </w:pPr>
+      <w:proofErr w:type="spellStart"/>
+      <w:r>
+        <w:rPr>
+          <w:rFonts w:ascii="Times New Roman" w:eastAsia="Times New Roman" w:hAnsi="Times New Roman" w:cs="Times New Roman"/>
+          <w:color w:val="000000"/>
+          <w:sz w:val="24"/>
+          <w:szCs w:val="24"/>
+        </w:rPr>
+        <w:t>Su</w:t>
+      </w:r>
+      <w:proofErr w:type="spellEnd"/>
+      <w:r>
+        <w:rPr>
+          <w:rFonts w:ascii="Times New Roman" w:eastAsia="Times New Roman" w:hAnsi="Times New Roman" w:cs="Times New Roman"/>
+          <w:color w:val="000000"/>
+          <w:sz w:val="24"/>
+          <w:szCs w:val="24"/>
+        </w:rPr>
+        <w:t xml:space="preserve">, Y. S., and M. </w:t>
+      </w:r>
+      <w:proofErr w:type="spellStart"/>
+      <w:r>
+        <w:rPr>
+          <w:rFonts w:ascii="Times New Roman" w:eastAsia="Times New Roman" w:hAnsi="Times New Roman" w:cs="Times New Roman"/>
+          <w:color w:val="000000"/>
+          <w:sz w:val="24"/>
+          <w:szCs w:val="24"/>
+        </w:rPr>
+        <w:t>Yajima</w:t>
+      </w:r>
+      <w:proofErr w:type="spellEnd"/>
+      <w:r>
+        <w:rPr>
+          <w:rFonts w:ascii="Times New Roman" w:eastAsia="Times New Roman" w:hAnsi="Times New Roman" w:cs="Times New Roman"/>
+          <w:color w:val="000000"/>
+          <w:sz w:val="24"/>
+          <w:szCs w:val="24"/>
+        </w:rPr>
+        <w:t xml:space="preserve">. </w:t>
+      </w:r>
+      <w:r>
+        <w:rPr>
+          <w:rFonts w:ascii="Times New Roman" w:eastAsia="Times New Roman" w:hAnsi="Times New Roman" w:cs="Times New Roman"/>
+          <w:color w:val="000000"/>
+          <w:sz w:val="24"/>
+          <w:szCs w:val="24"/>
+        </w:rPr>
+        <w:t>20</w:t>
+      </w:r>
+      <w:r>
+        <w:rPr>
+          <w:rFonts w:ascii="Times New Roman" w:eastAsia="Times New Roman" w:hAnsi="Times New Roman" w:cs="Times New Roman"/>
+          <w:color w:val="000000"/>
+          <w:sz w:val="24"/>
+          <w:szCs w:val="24"/>
+        </w:rPr>
+        <w:t>16</w:t>
+      </w:r>
+      <w:r>
+        <w:rPr>
+          <w:rFonts w:ascii="Times New Roman" w:eastAsia="Times New Roman" w:hAnsi="Times New Roman" w:cs="Times New Roman"/>
+          <w:color w:val="000000"/>
+          <w:sz w:val="24"/>
+          <w:szCs w:val="24"/>
+        </w:rPr>
+        <w:t>. R2jags: a package for running JAGS</w:t>
+      </w:r>
+      <w:r>
+        <w:rPr>
+          <w:rFonts w:ascii="Times New Roman" w:eastAsia="Times New Roman" w:hAnsi="Times New Roman" w:cs="Times New Roman"/>
+          <w:color w:val="000000"/>
+          <w:sz w:val="24"/>
+          <w:szCs w:val="24"/>
+        </w:rPr>
+        <w:t xml:space="preserve"> </w:t>
+      </w:r>
+      <w:r>
+        <w:rPr>
+          <w:rFonts w:ascii="Times New Roman" w:eastAsia="Times New Roman" w:hAnsi="Times New Roman" w:cs="Times New Roman"/>
+          <w:color w:val="000000"/>
+          <w:sz w:val="24"/>
+          <w:szCs w:val="24"/>
+        </w:rPr>
+        <w:t>from R. R package version 0.03-08. Available: http://CRAN.R-project.org/package=R2jags</w:t>
+      </w:r>
+      <w:r>
+        <w:rPr>
+          <w:rFonts w:ascii="Times New Roman" w:eastAsia="Times New Roman" w:hAnsi="Times New Roman" w:cs="Times New Roman"/>
+          <w:color w:val="000000"/>
+          <w:sz w:val="24"/>
+          <w:szCs w:val="24"/>
+        </w:rPr>
+        <w:t>.</w:t>
+      </w:r>
+    </w:p>
+    <w:p>
+      <w:pPr>
+        <w:suppressLineNumbers/>
+        <w:spacing w:after="0" w:line="480" w:lineRule="auto"/>
+        <w:ind w:hanging="720"/>
+        <w:rPr>
+          <w:rFonts w:ascii="Times New Roman" w:eastAsia="Times New Roman" w:hAnsi="Times New Roman" w:cs="Times New Roman"/>
           <w:sz w:val="24"/>
           <w:szCs w:val="24"/>
         </w:rPr>
@@ -5949,6 +6055,7 @@
           <w:rFonts w:ascii="Times New Roman" w:eastAsia="Times New Roman" w:hAnsi="Times New Roman" w:cs="Times New Roman"/>
           <w:sz w:val="24"/>
           <w:szCs w:val="24"/>
+          <w:lang w:val="es-CO"/>
         </w:rPr>
       </w:pPr>
       <w:r>
@@ -6028,6 +6135,7 @@
           <w:color w:val="000000"/>
           <w:sz w:val="24"/>
           <w:szCs w:val="24"/>
+          <w:lang w:val="es-CO"/>
         </w:rPr>
         <w:t>PLOS ONE</w:t>
       </w:r>
@@ -6037,6 +6145,7 @@
           <w:color w:val="000000"/>
           <w:sz w:val="24"/>
           <w:szCs w:val="24"/>
+          <w:lang w:val="es-CO"/>
         </w:rPr>
         <w:t xml:space="preserve">, </w:t>
       </w:r>
@@ -6048,6 +6157,7 @@
           <w:color w:val="000000"/>
           <w:sz w:val="24"/>
           <w:szCs w:val="24"/>
+          <w:lang w:val="es-CO"/>
         </w:rPr>
         <w:t>14</w:t>
       </w:r>
@@ -6057,6 +6167,7 @@
           <w:color w:val="000000"/>
           <w:sz w:val="24"/>
           <w:szCs w:val="24"/>
+          <w:lang w:val="es-CO"/>
         </w:rPr>
         <w:t>(5), e0214748. https://doi.org/10.1371/journal.pone.0214748</w:t>
       </w:r>
@@ -6221,19 +6332,117 @@
     <w:p>
       <w:pPr>
         <w:suppressLineNumbers/>
+        <w:spacing w:line="480" w:lineRule="auto"/>
+        <w:rPr>
+          <w:rFonts w:ascii="Times New Roman" w:hAnsi="Times New Roman" w:cs="Times New Roman"/>
+          <w:b/>
+          <w:bCs/>
+          <w:sz w:val="24"/>
+          <w:szCs w:val="24"/>
+        </w:rPr>
+      </w:pPr>
+      <w:r>
+        <w:rPr>
+          <w:rFonts w:ascii="Times New Roman" w:hAnsi="Times New Roman" w:cs="Times New Roman"/>
+          <w:b/>
+          <w:bCs/>
+          <w:sz w:val="24"/>
+          <w:szCs w:val="24"/>
+        </w:rPr>
+        <w:drawing>
+          <wp:inline distT="0" distB="0" distL="0" distR="0" wp14:anchorId="3AF76B2B" wp14:editId="7D2F7FA5">
+            <wp:extent cx="6184900" cy="3834478"/>
+            <wp:effectExtent l="0" t="0" r="6350" b="0"/>
+            <wp:docPr id="5" name="Picture 5" descr="Table&#10;&#10;Description automatically generated with low confidence"/>
+            <wp:cNvGraphicFramePr>
+              <a:graphicFrameLocks xmlns:a="http://schemas.openxmlformats.org/drawingml/2006/main" noChangeAspect="1"/>
+            </wp:cNvGraphicFramePr>
+            <a:graphic xmlns:a="http://schemas.openxmlformats.org/drawingml/2006/main">
+              <a:graphicData uri="http://schemas.openxmlformats.org/drawingml/2006/picture">
+                <pic:pic xmlns:pic="http://schemas.openxmlformats.org/drawingml/2006/picture">
+                  <pic:nvPicPr>
+                    <pic:cNvPr id="5" name="Picture 5" descr="Table&#10;&#10;Description automatically generated with low confidence"/>
+                    <pic:cNvPicPr/>
+                  </pic:nvPicPr>
+                  <pic:blipFill>
+                    <a:blip r:embed="rId10"/>
+                    <a:stretch>
+                      <a:fillRect/>
+                    </a:stretch>
+                  </pic:blipFill>
+                  <pic:spPr>
+                    <a:xfrm>
+                      <a:off x="0" y="0"/>
+                      <a:ext cx="6195521" cy="3841063"/>
+                    </a:xfrm>
+                    <a:prstGeom prst="rect">
+                      <a:avLst/>
+                    </a:prstGeom>
+                  </pic:spPr>
+                </pic:pic>
+              </a:graphicData>
+            </a:graphic>
+          </wp:inline>
+        </w:drawing>
+      </w:r>
+    </w:p>
+    <w:p>
+      <w:pPr>
+        <w:suppressLineNumbers/>
         <w:spacing w:line="240" w:lineRule="auto"/>
         <w:rPr>
           <w:rFonts w:ascii="Times New Roman" w:hAnsi="Times New Roman" w:cs="Times New Roman"/>
-          <w:sz w:val="20"/>
-          <w:szCs w:val="20"/>
-        </w:rPr>
-      </w:pPr>
-      <w:r>
-        <w:rPr>
-          <w:rFonts w:ascii="Times New Roman" w:hAnsi="Times New Roman" w:cs="Times New Roman"/>
-          <w:sz w:val="24"/>
-          <w:szCs w:val="24"/>
-        </w:rPr>
+          <w:b/>
+          <w:bCs/>
+          <w:sz w:val="24"/>
+          <w:szCs w:val="24"/>
+        </w:rPr>
+      </w:pPr>
+      <w:r>
+        <w:rPr>
+          <w:rFonts w:ascii="Times New Roman" w:hAnsi="Times New Roman" w:cs="Times New Roman"/>
+          <w:b/>
+          <w:bCs/>
+          <w:sz w:val="20"/>
+          <w:szCs w:val="20"/>
+        </w:rPr>
+        <w:t>Appendix Figure 1:</w:t>
+      </w:r>
+      <w:r>
+        <w:rPr>
+          <w:rFonts w:ascii="Times New Roman" w:hAnsi="Times New Roman" w:cs="Times New Roman"/>
+          <w:sz w:val="20"/>
+          <w:szCs w:val="20"/>
+        </w:rPr>
+        <w:t xml:space="preserve"> </w:t>
+      </w:r>
+      <w:r>
+        <w:rPr>
+          <w:rFonts w:ascii="Times New Roman" w:hAnsi="Times New Roman" w:cs="Times New Roman"/>
+          <w:sz w:val="20"/>
+          <w:szCs w:val="20"/>
+        </w:rPr>
+        <w:t>Results of the Tukey Test</w:t>
+      </w:r>
+    </w:p>
+    <w:p>
+      <w:pPr>
+        <w:suppressLineNumbers/>
+        <w:spacing w:line="240" w:lineRule="auto"/>
+        <w:rPr>
+          <w:rFonts w:ascii="Times New Roman" w:hAnsi="Times New Roman" w:cs="Times New Roman"/>
+          <w:sz w:val="20"/>
+          <w:szCs w:val="20"/>
+        </w:rPr>
+      </w:pPr>
+      <w:r>
+        <w:rPr>
+          <w:rFonts w:ascii="Times New Roman" w:hAnsi="Times New Roman" w:cs="Times New Roman"/>
+          <w:noProof/>
+          <w:sz w:val="24"/>
+          <w:szCs w:val="24"/>
+        </w:rPr>
+        <w:lastRenderedPageBreak/>
         <w:drawing>
           <wp:inline distT="0" distB="0" distL="0" distR="0" wp14:anchorId="7957401E" wp14:editId="35C990E6">
             <wp:extent cx="5943600" cy="3606800"/>
@@ -6250,7 +6459,7 @@
                     <pic:cNvPicPr/>
                   </pic:nvPicPr>
                   <pic:blipFill>
-                    <a:blip r:embed="rId10"/>
+                    <a:blip r:embed="rId11"/>
                     <a:stretch>
                       <a:fillRect/>
                     </a:stretch>
@@ -6278,100 +6487,4868 @@
           <w:sz w:val="20"/>
           <w:szCs w:val="20"/>
         </w:rPr>
-        <w:t>Appendix Figure 1:</w:t>
-      </w:r>
-      <w:r>
-        <w:rPr>
-          <w:rFonts w:ascii="Times New Roman" w:hAnsi="Times New Roman" w:cs="Times New Roman"/>
-          <w:sz w:val="20"/>
-          <w:szCs w:val="20"/>
-        </w:rPr>
-        <w:t xml:space="preserve"> A bar plot of the number of catches per landing between female and male fishers. Male fishers have a wider range of catch numbers.</w:t>
-      </w:r>
-    </w:p>
-    <w:p>
-      <w:pPr>
-        <w:suppressLineNumbers/>
-        <w:spacing w:line="480" w:lineRule="auto"/>
-        <w:rPr>
-          <w:rFonts w:ascii="Times New Roman" w:hAnsi="Times New Roman" w:cs="Times New Roman"/>
-          <w:sz w:val="24"/>
-          <w:szCs w:val="24"/>
-        </w:rPr>
-      </w:pPr>
-    </w:p>
-    <w:p>
-      <w:pPr>
-        <w:suppressLineNumbers/>
-        <w:spacing w:line="480" w:lineRule="auto"/>
-        <w:rPr>
-          <w:rFonts w:ascii="Times New Roman" w:hAnsi="Times New Roman" w:cs="Times New Roman"/>
-          <w:sz w:val="24"/>
-          <w:szCs w:val="24"/>
-        </w:rPr>
-      </w:pPr>
-      <w:r>
-        <w:rPr>
-          <w:rFonts w:ascii="Times New Roman" w:hAnsi="Times New Roman" w:cs="Times New Roman"/>
-          <w:sz w:val="24"/>
-          <w:szCs w:val="24"/>
-        </w:rPr>
-        <w:t>JAGS Code:</w:t>
-      </w:r>
-    </w:p>
-    <w:p>
-      <w:pPr>
-        <w:suppressLineNumbers/>
-        <w:spacing w:line="480" w:lineRule="auto"/>
-        <w:rPr>
-          <w:rFonts w:ascii="Times New Roman" w:hAnsi="Times New Roman" w:cs="Times New Roman"/>
-          <w:sz w:val="24"/>
-          <w:szCs w:val="24"/>
-        </w:rPr>
-      </w:pPr>
-      <w:r>
-        <w:rPr>
-          <w:rFonts w:ascii="Times New Roman" w:hAnsi="Times New Roman" w:cs="Times New Roman"/>
-          <w:sz w:val="24"/>
-          <w:szCs w:val="24"/>
-        </w:rPr>
-        <w:t>ANOVA:</w:t>
-      </w:r>
-    </w:p>
-    <w:p>
-      <w:pPr>
-        <w:suppressLineNumbers/>
-        <w:spacing w:line="480" w:lineRule="auto"/>
-        <w:rPr>
-          <w:rFonts w:ascii="Times New Roman" w:hAnsi="Times New Roman" w:cs="Times New Roman"/>
-          <w:sz w:val="24"/>
-          <w:szCs w:val="24"/>
-        </w:rPr>
-      </w:pPr>
-      <w:r>
-        <w:rPr>
-          <w:rFonts w:ascii="Times New Roman" w:hAnsi="Times New Roman" w:cs="Times New Roman"/>
-          <w:sz w:val="24"/>
-          <w:szCs w:val="24"/>
-        </w:rPr>
-        <w:t>T-Test:</w:t>
-      </w:r>
-    </w:p>
-    <w:p>
-      <w:pPr>
-        <w:suppressLineNumbers/>
-        <w:spacing w:line="480" w:lineRule="auto"/>
+        <w:t xml:space="preserve">Appendix Figure </w:t>
+      </w:r>
+      <w:r>
         <w:rPr>
           <w:rFonts w:ascii="Times New Roman" w:hAnsi="Times New Roman" w:cs="Times New Roman"/>
           <w:b/>
           <w:bCs/>
-          <w:sz w:val="24"/>
-          <w:szCs w:val="24"/>
-        </w:rPr>
-      </w:pPr>
+          <w:sz w:val="20"/>
+          <w:szCs w:val="20"/>
+        </w:rPr>
+        <w:t>2</w:t>
+      </w:r>
+      <w:r>
+        <w:rPr>
+          <w:rFonts w:ascii="Times New Roman" w:hAnsi="Times New Roman" w:cs="Times New Roman"/>
+          <w:b/>
+          <w:bCs/>
+          <w:sz w:val="20"/>
+          <w:szCs w:val="20"/>
+        </w:rPr>
+        <w:t>:</w:t>
+      </w:r>
+      <w:r>
+        <w:rPr>
+          <w:rFonts w:ascii="Times New Roman" w:hAnsi="Times New Roman" w:cs="Times New Roman"/>
+          <w:sz w:val="20"/>
+          <w:szCs w:val="20"/>
+        </w:rPr>
+        <w:t xml:space="preserve"> A bar plot of the number of catches per landing between female and male fishers. Male fishers have a wider range of catch numbers.</w:t>
+      </w:r>
+    </w:p>
+    <w:p>
+      <w:pPr>
+        <w:suppressLineNumbers/>
+        <w:spacing w:line="480" w:lineRule="auto"/>
+        <w:rPr>
+          <w:rFonts w:ascii="Times New Roman" w:hAnsi="Times New Roman" w:cs="Times New Roman"/>
+          <w:sz w:val="24"/>
+          <w:szCs w:val="24"/>
+        </w:rPr>
+      </w:pPr>
+    </w:p>
+    <w:p>
+      <w:pPr>
+        <w:suppressLineNumbers/>
+        <w:spacing w:line="480" w:lineRule="auto"/>
+        <w:rPr>
+          <w:rFonts w:ascii="Times New Roman" w:hAnsi="Times New Roman" w:cs="Times New Roman"/>
+          <w:sz w:val="24"/>
+          <w:szCs w:val="24"/>
+        </w:rPr>
+      </w:pPr>
+      <w:r>
+        <w:rPr>
+          <w:rFonts w:ascii="Times New Roman" w:hAnsi="Times New Roman" w:cs="Times New Roman"/>
+          <w:sz w:val="24"/>
+          <w:szCs w:val="24"/>
+        </w:rPr>
+        <w:t>JAGS Code:</w:t>
+      </w:r>
+    </w:p>
+    <w:p>
+      <w:pPr>
+        <w:suppressLineNumbers/>
+        <w:spacing w:line="480" w:lineRule="auto"/>
+        <w:rPr>
+          <w:rFonts w:ascii="Times New Roman" w:hAnsi="Times New Roman" w:cs="Times New Roman"/>
+          <w:sz w:val="24"/>
+          <w:szCs w:val="24"/>
+        </w:rPr>
+      </w:pPr>
+      <w:r>
+        <w:rPr>
+          <w:rFonts w:ascii="Times New Roman" w:hAnsi="Times New Roman" w:cs="Times New Roman"/>
+          <w:sz w:val="24"/>
+          <w:szCs w:val="24"/>
+        </w:rPr>
+        <w:t>ANOVA:</w:t>
+      </w:r>
+    </w:p>
+    <w:p>
+      <w:pPr>
+        <w:suppressLineNumbers/>
+        <w:spacing w:after="0" w:line="240" w:lineRule="auto"/>
+        <w:rPr>
+          <w:rFonts w:ascii="Courier New" w:hAnsi="Courier New" w:cs="Courier New"/>
+          <w:sz w:val="20"/>
+          <w:szCs w:val="20"/>
+        </w:rPr>
+      </w:pPr>
+      <w:r>
+        <w:rPr>
+          <w:rFonts w:ascii="Courier New" w:hAnsi="Courier New" w:cs="Courier New"/>
+          <w:sz w:val="20"/>
+          <w:szCs w:val="20"/>
+        </w:rPr>
+        <w:t>sink("cephs_sitewt.txt")</w:t>
+      </w:r>
+    </w:p>
+    <w:p>
+      <w:pPr>
+        <w:suppressLineNumbers/>
+        <w:spacing w:after="0" w:line="240" w:lineRule="auto"/>
+        <w:rPr>
+          <w:rFonts w:ascii="Courier New" w:hAnsi="Courier New" w:cs="Courier New"/>
+          <w:sz w:val="20"/>
+          <w:szCs w:val="20"/>
+        </w:rPr>
+      </w:pPr>
+      <w:proofErr w:type="gramStart"/>
+      <w:r>
+        <w:rPr>
+          <w:rFonts w:ascii="Courier New" w:hAnsi="Courier New" w:cs="Courier New"/>
+          <w:sz w:val="20"/>
+          <w:szCs w:val="20"/>
+        </w:rPr>
+        <w:t>cat(</w:t>
+      </w:r>
+      <w:proofErr w:type="gramEnd"/>
+      <w:r>
+        <w:rPr>
+          <w:rFonts w:ascii="Courier New" w:hAnsi="Courier New" w:cs="Courier New"/>
+          <w:sz w:val="20"/>
+          <w:szCs w:val="20"/>
+        </w:rPr>
+        <w:t xml:space="preserve">" </w:t>
+      </w:r>
+    </w:p>
+    <w:p>
+      <w:pPr>
+        <w:suppressLineNumbers/>
+        <w:spacing w:after="0" w:line="240" w:lineRule="auto"/>
+        <w:rPr>
+          <w:rFonts w:ascii="Courier New" w:hAnsi="Courier New" w:cs="Courier New"/>
+          <w:sz w:val="20"/>
+          <w:szCs w:val="20"/>
+        </w:rPr>
+      </w:pPr>
+      <w:r>
+        <w:rPr>
+          <w:rFonts w:ascii="Courier New" w:hAnsi="Courier New" w:cs="Courier New"/>
+          <w:sz w:val="20"/>
+          <w:szCs w:val="20"/>
+        </w:rPr>
+        <w:t xml:space="preserve">    model {</w:t>
+      </w:r>
+    </w:p>
+    <w:p>
+      <w:pPr>
+        <w:suppressLineNumbers/>
+        <w:spacing w:after="0" w:line="240" w:lineRule="auto"/>
+        <w:rPr>
+          <w:rFonts w:ascii="Courier New" w:hAnsi="Courier New" w:cs="Courier New"/>
+          <w:sz w:val="20"/>
+          <w:szCs w:val="20"/>
+        </w:rPr>
+      </w:pPr>
+      <w:r>
+        <w:rPr>
+          <w:rFonts w:ascii="Courier New" w:hAnsi="Courier New" w:cs="Courier New"/>
+          <w:sz w:val="20"/>
+          <w:szCs w:val="20"/>
+        </w:rPr>
+        <w:t xml:space="preserve">    </w:t>
+      </w:r>
+    </w:p>
+    <w:p>
+      <w:pPr>
+        <w:suppressLineNumbers/>
+        <w:spacing w:after="0" w:line="240" w:lineRule="auto"/>
+        <w:rPr>
+          <w:rFonts w:ascii="Courier New" w:hAnsi="Courier New" w:cs="Courier New"/>
+          <w:sz w:val="20"/>
+          <w:szCs w:val="20"/>
+        </w:rPr>
+      </w:pPr>
+      <w:r>
+        <w:rPr>
+          <w:rFonts w:ascii="Courier New" w:hAnsi="Courier New" w:cs="Courier New"/>
+          <w:sz w:val="20"/>
+          <w:szCs w:val="20"/>
+        </w:rPr>
+        <w:t xml:space="preserve">    # PRIORS - Including a different variance per site</w:t>
+      </w:r>
+    </w:p>
+    <w:p>
+      <w:pPr>
+        <w:suppressLineNumbers/>
+        <w:spacing w:after="0" w:line="240" w:lineRule="auto"/>
+        <w:rPr>
+          <w:rFonts w:ascii="Courier New" w:hAnsi="Courier New" w:cs="Courier New"/>
+          <w:sz w:val="20"/>
+          <w:szCs w:val="20"/>
+        </w:rPr>
+      </w:pPr>
+      <w:r>
+        <w:rPr>
+          <w:rFonts w:ascii="Courier New" w:hAnsi="Courier New" w:cs="Courier New"/>
+          <w:sz w:val="20"/>
+          <w:szCs w:val="20"/>
+        </w:rPr>
+        <w:t xml:space="preserve">    </w:t>
+      </w:r>
+      <w:proofErr w:type="gramStart"/>
+      <w:r>
+        <w:rPr>
+          <w:rFonts w:ascii="Courier New" w:hAnsi="Courier New" w:cs="Courier New"/>
+          <w:sz w:val="20"/>
+          <w:szCs w:val="20"/>
+        </w:rPr>
+        <w:t>for(</w:t>
+      </w:r>
+      <w:proofErr w:type="spellStart"/>
+      <w:proofErr w:type="gramEnd"/>
+      <w:r>
+        <w:rPr>
+          <w:rFonts w:ascii="Courier New" w:hAnsi="Courier New" w:cs="Courier New"/>
+          <w:sz w:val="20"/>
+          <w:szCs w:val="20"/>
+        </w:rPr>
+        <w:t>i</w:t>
+      </w:r>
+      <w:proofErr w:type="spellEnd"/>
+      <w:r>
+        <w:rPr>
+          <w:rFonts w:ascii="Courier New" w:hAnsi="Courier New" w:cs="Courier New"/>
+          <w:sz w:val="20"/>
+          <w:szCs w:val="20"/>
+        </w:rPr>
+        <w:t xml:space="preserve"> in 1:nsites){</w:t>
+      </w:r>
+    </w:p>
+    <w:p>
+      <w:pPr>
+        <w:suppressLineNumbers/>
+        <w:spacing w:after="0" w:line="240" w:lineRule="auto"/>
+        <w:rPr>
+          <w:rFonts w:ascii="Courier New" w:hAnsi="Courier New" w:cs="Courier New"/>
+          <w:sz w:val="20"/>
+          <w:szCs w:val="20"/>
+        </w:rPr>
+      </w:pPr>
+      <w:r>
+        <w:rPr>
+          <w:rFonts w:ascii="Courier New" w:hAnsi="Courier New" w:cs="Courier New"/>
+          <w:sz w:val="20"/>
+          <w:szCs w:val="20"/>
+        </w:rPr>
+        <w:t xml:space="preserve">    alpha[</w:t>
+      </w:r>
+      <w:proofErr w:type="spellStart"/>
+      <w:r>
+        <w:rPr>
+          <w:rFonts w:ascii="Courier New" w:hAnsi="Courier New" w:cs="Courier New"/>
+          <w:sz w:val="20"/>
+          <w:szCs w:val="20"/>
+        </w:rPr>
+        <w:t>i</w:t>
+      </w:r>
+      <w:proofErr w:type="spellEnd"/>
+      <w:r>
+        <w:rPr>
+          <w:rFonts w:ascii="Courier New" w:hAnsi="Courier New" w:cs="Courier New"/>
+          <w:sz w:val="20"/>
+          <w:szCs w:val="20"/>
+        </w:rPr>
+        <w:t xml:space="preserve">] ~ </w:t>
+      </w:r>
+      <w:proofErr w:type="spellStart"/>
+      <w:proofErr w:type="gramStart"/>
+      <w:r>
+        <w:rPr>
+          <w:rFonts w:ascii="Courier New" w:hAnsi="Courier New" w:cs="Courier New"/>
+          <w:sz w:val="20"/>
+          <w:szCs w:val="20"/>
+        </w:rPr>
+        <w:t>dnorm</w:t>
+      </w:r>
+      <w:proofErr w:type="spellEnd"/>
+      <w:r>
+        <w:rPr>
+          <w:rFonts w:ascii="Courier New" w:hAnsi="Courier New" w:cs="Courier New"/>
+          <w:sz w:val="20"/>
+          <w:szCs w:val="20"/>
+        </w:rPr>
+        <w:t>(</w:t>
+      </w:r>
+      <w:proofErr w:type="gramEnd"/>
+      <w:r>
+        <w:rPr>
+          <w:rFonts w:ascii="Courier New" w:hAnsi="Courier New" w:cs="Courier New"/>
+          <w:sz w:val="20"/>
+          <w:szCs w:val="20"/>
+        </w:rPr>
+        <w:t>0,0.001)</w:t>
+      </w:r>
+    </w:p>
+    <w:p>
+      <w:pPr>
+        <w:suppressLineNumbers/>
+        <w:spacing w:after="0" w:line="240" w:lineRule="auto"/>
+        <w:rPr>
+          <w:rFonts w:ascii="Courier New" w:hAnsi="Courier New" w:cs="Courier New"/>
+          <w:sz w:val="20"/>
+          <w:szCs w:val="20"/>
+        </w:rPr>
+      </w:pPr>
+      <w:r>
+        <w:rPr>
+          <w:rFonts w:ascii="Courier New" w:hAnsi="Courier New" w:cs="Courier New"/>
+          <w:sz w:val="20"/>
+          <w:szCs w:val="20"/>
+        </w:rPr>
+        <w:t xml:space="preserve">    tau[</w:t>
+      </w:r>
+      <w:proofErr w:type="spellStart"/>
+      <w:r>
+        <w:rPr>
+          <w:rFonts w:ascii="Courier New" w:hAnsi="Courier New" w:cs="Courier New"/>
+          <w:sz w:val="20"/>
+          <w:szCs w:val="20"/>
+        </w:rPr>
+        <w:t>i</w:t>
+      </w:r>
+      <w:proofErr w:type="spellEnd"/>
+      <w:r>
+        <w:rPr>
+          <w:rFonts w:ascii="Courier New" w:hAnsi="Courier New" w:cs="Courier New"/>
+          <w:sz w:val="20"/>
+          <w:szCs w:val="20"/>
+        </w:rPr>
+        <w:t>] &lt;- 1/sigma[</w:t>
+      </w:r>
+      <w:proofErr w:type="spellStart"/>
+      <w:r>
+        <w:rPr>
+          <w:rFonts w:ascii="Courier New" w:hAnsi="Courier New" w:cs="Courier New"/>
+          <w:sz w:val="20"/>
+          <w:szCs w:val="20"/>
+        </w:rPr>
+        <w:t>i</w:t>
+      </w:r>
+      <w:proofErr w:type="spellEnd"/>
+      <w:r>
+        <w:rPr>
+          <w:rFonts w:ascii="Courier New" w:hAnsi="Courier New" w:cs="Courier New"/>
+          <w:sz w:val="20"/>
+          <w:szCs w:val="20"/>
+        </w:rPr>
+        <w:t>]^2</w:t>
+      </w:r>
+    </w:p>
+    <w:p>
+      <w:pPr>
+        <w:suppressLineNumbers/>
+        <w:spacing w:after="0" w:line="240" w:lineRule="auto"/>
+        <w:rPr>
+          <w:rFonts w:ascii="Courier New" w:hAnsi="Courier New" w:cs="Courier New"/>
+          <w:sz w:val="20"/>
+          <w:szCs w:val="20"/>
+        </w:rPr>
+      </w:pPr>
+      <w:r>
+        <w:rPr>
+          <w:rFonts w:ascii="Courier New" w:hAnsi="Courier New" w:cs="Courier New"/>
+          <w:sz w:val="20"/>
+          <w:szCs w:val="20"/>
+        </w:rPr>
+        <w:t xml:space="preserve">    sigma[</w:t>
+      </w:r>
+      <w:proofErr w:type="spellStart"/>
+      <w:r>
+        <w:rPr>
+          <w:rFonts w:ascii="Courier New" w:hAnsi="Courier New" w:cs="Courier New"/>
+          <w:sz w:val="20"/>
+          <w:szCs w:val="20"/>
+        </w:rPr>
+        <w:t>i</w:t>
+      </w:r>
+      <w:proofErr w:type="spellEnd"/>
+      <w:r>
+        <w:rPr>
+          <w:rFonts w:ascii="Courier New" w:hAnsi="Courier New" w:cs="Courier New"/>
+          <w:sz w:val="20"/>
+          <w:szCs w:val="20"/>
+        </w:rPr>
+        <w:t xml:space="preserve">] ~ </w:t>
+      </w:r>
+      <w:proofErr w:type="spellStart"/>
+      <w:proofErr w:type="gramStart"/>
+      <w:r>
+        <w:rPr>
+          <w:rFonts w:ascii="Courier New" w:hAnsi="Courier New" w:cs="Courier New"/>
+          <w:sz w:val="20"/>
+          <w:szCs w:val="20"/>
+        </w:rPr>
+        <w:t>dunif</w:t>
+      </w:r>
+      <w:proofErr w:type="spellEnd"/>
+      <w:r>
+        <w:rPr>
+          <w:rFonts w:ascii="Courier New" w:hAnsi="Courier New" w:cs="Courier New"/>
+          <w:sz w:val="20"/>
+          <w:szCs w:val="20"/>
+        </w:rPr>
+        <w:t>(</w:t>
+      </w:r>
+      <w:proofErr w:type="gramEnd"/>
+      <w:r>
+        <w:rPr>
+          <w:rFonts w:ascii="Courier New" w:hAnsi="Courier New" w:cs="Courier New"/>
+          <w:sz w:val="20"/>
+          <w:szCs w:val="20"/>
+        </w:rPr>
+        <w:t>0,10)</w:t>
+      </w:r>
+    </w:p>
+    <w:p>
+      <w:pPr>
+        <w:suppressLineNumbers/>
+        <w:spacing w:after="0" w:line="240" w:lineRule="auto"/>
+        <w:rPr>
+          <w:rFonts w:ascii="Courier New" w:hAnsi="Courier New" w:cs="Courier New"/>
+          <w:sz w:val="20"/>
+          <w:szCs w:val="20"/>
+        </w:rPr>
+      </w:pPr>
+      <w:r>
+        <w:rPr>
+          <w:rFonts w:ascii="Courier New" w:hAnsi="Courier New" w:cs="Courier New"/>
+          <w:sz w:val="20"/>
+          <w:szCs w:val="20"/>
+        </w:rPr>
+        <w:t xml:space="preserve">    }</w:t>
+      </w:r>
+    </w:p>
+    <w:p>
+      <w:pPr>
+        <w:suppressLineNumbers/>
+        <w:spacing w:after="0" w:line="240" w:lineRule="auto"/>
+        <w:rPr>
+          <w:rFonts w:ascii="Courier New" w:hAnsi="Courier New" w:cs="Courier New"/>
+          <w:sz w:val="20"/>
+          <w:szCs w:val="20"/>
+        </w:rPr>
+      </w:pPr>
+      <w:r>
+        <w:rPr>
+          <w:rFonts w:ascii="Courier New" w:hAnsi="Courier New" w:cs="Courier New"/>
+          <w:sz w:val="20"/>
+          <w:szCs w:val="20"/>
+        </w:rPr>
+        <w:t xml:space="preserve">    </w:t>
+      </w:r>
+    </w:p>
+    <w:p>
+      <w:pPr>
+        <w:suppressLineNumbers/>
+        <w:spacing w:after="0" w:line="240" w:lineRule="auto"/>
+        <w:rPr>
+          <w:rFonts w:ascii="Courier New" w:hAnsi="Courier New" w:cs="Courier New"/>
+          <w:sz w:val="20"/>
+          <w:szCs w:val="20"/>
+        </w:rPr>
+      </w:pPr>
+      <w:r>
+        <w:rPr>
+          <w:rFonts w:ascii="Courier New" w:hAnsi="Courier New" w:cs="Courier New"/>
+          <w:sz w:val="20"/>
+          <w:szCs w:val="20"/>
+        </w:rPr>
+        <w:t xml:space="preserve">    # LIKELIHOOD</w:t>
+      </w:r>
+    </w:p>
+    <w:p>
+      <w:pPr>
+        <w:suppressLineNumbers/>
+        <w:spacing w:after="0" w:line="240" w:lineRule="auto"/>
+        <w:rPr>
+          <w:rFonts w:ascii="Courier New" w:hAnsi="Courier New" w:cs="Courier New"/>
+          <w:sz w:val="20"/>
+          <w:szCs w:val="20"/>
+        </w:rPr>
+      </w:pPr>
+      <w:r>
+        <w:rPr>
+          <w:rFonts w:ascii="Courier New" w:hAnsi="Courier New" w:cs="Courier New"/>
+          <w:sz w:val="20"/>
+          <w:szCs w:val="20"/>
+        </w:rPr>
+        <w:t xml:space="preserve">    </w:t>
+      </w:r>
+      <w:proofErr w:type="gramStart"/>
+      <w:r>
+        <w:rPr>
+          <w:rFonts w:ascii="Courier New" w:hAnsi="Courier New" w:cs="Courier New"/>
+          <w:sz w:val="20"/>
+          <w:szCs w:val="20"/>
+        </w:rPr>
+        <w:t>for(</w:t>
+      </w:r>
+      <w:proofErr w:type="spellStart"/>
+      <w:proofErr w:type="gramEnd"/>
+      <w:r>
+        <w:rPr>
+          <w:rFonts w:ascii="Courier New" w:hAnsi="Courier New" w:cs="Courier New"/>
+          <w:sz w:val="20"/>
+          <w:szCs w:val="20"/>
+        </w:rPr>
+        <w:t>i</w:t>
+      </w:r>
+      <w:proofErr w:type="spellEnd"/>
+      <w:r>
+        <w:rPr>
+          <w:rFonts w:ascii="Courier New" w:hAnsi="Courier New" w:cs="Courier New"/>
+          <w:sz w:val="20"/>
+          <w:szCs w:val="20"/>
+        </w:rPr>
+        <w:t xml:space="preserve"> in 1:n){</w:t>
+      </w:r>
+    </w:p>
+    <w:p>
+      <w:pPr>
+        <w:suppressLineNumbers/>
+        <w:spacing w:after="0" w:line="240" w:lineRule="auto"/>
+        <w:rPr>
+          <w:rFonts w:ascii="Courier New" w:hAnsi="Courier New" w:cs="Courier New"/>
+          <w:sz w:val="20"/>
+          <w:szCs w:val="20"/>
+        </w:rPr>
+      </w:pPr>
+      <w:r>
+        <w:rPr>
+          <w:rFonts w:ascii="Courier New" w:hAnsi="Courier New" w:cs="Courier New"/>
+          <w:sz w:val="20"/>
+          <w:szCs w:val="20"/>
+        </w:rPr>
+        <w:t xml:space="preserve">    mass[</w:t>
+      </w:r>
+      <w:proofErr w:type="spellStart"/>
+      <w:r>
+        <w:rPr>
+          <w:rFonts w:ascii="Courier New" w:hAnsi="Courier New" w:cs="Courier New"/>
+          <w:sz w:val="20"/>
+          <w:szCs w:val="20"/>
+        </w:rPr>
+        <w:t>i</w:t>
+      </w:r>
+      <w:proofErr w:type="spellEnd"/>
+      <w:r>
+        <w:rPr>
+          <w:rFonts w:ascii="Courier New" w:hAnsi="Courier New" w:cs="Courier New"/>
+          <w:sz w:val="20"/>
+          <w:szCs w:val="20"/>
+        </w:rPr>
+        <w:t xml:space="preserve">] ~ </w:t>
+      </w:r>
+      <w:proofErr w:type="spellStart"/>
+      <w:r>
+        <w:rPr>
+          <w:rFonts w:ascii="Courier New" w:hAnsi="Courier New" w:cs="Courier New"/>
+          <w:sz w:val="20"/>
+          <w:szCs w:val="20"/>
+        </w:rPr>
+        <w:t>dnorm</w:t>
+      </w:r>
+      <w:proofErr w:type="spellEnd"/>
+      <w:r>
+        <w:rPr>
+          <w:rFonts w:ascii="Courier New" w:hAnsi="Courier New" w:cs="Courier New"/>
+          <w:sz w:val="20"/>
+          <w:szCs w:val="20"/>
+        </w:rPr>
+        <w:t>(mu[</w:t>
+      </w:r>
+      <w:proofErr w:type="spellStart"/>
+      <w:r>
+        <w:rPr>
+          <w:rFonts w:ascii="Courier New" w:hAnsi="Courier New" w:cs="Courier New"/>
+          <w:sz w:val="20"/>
+          <w:szCs w:val="20"/>
+        </w:rPr>
+        <w:t>i</w:t>
+      </w:r>
+      <w:proofErr w:type="spellEnd"/>
+      <w:proofErr w:type="gramStart"/>
+      <w:r>
+        <w:rPr>
+          <w:rFonts w:ascii="Courier New" w:hAnsi="Courier New" w:cs="Courier New"/>
+          <w:sz w:val="20"/>
+          <w:szCs w:val="20"/>
+        </w:rPr>
+        <w:t>],tau</w:t>
+      </w:r>
+      <w:proofErr w:type="gramEnd"/>
+      <w:r>
+        <w:rPr>
+          <w:rFonts w:ascii="Courier New" w:hAnsi="Courier New" w:cs="Courier New"/>
+          <w:sz w:val="20"/>
+          <w:szCs w:val="20"/>
+        </w:rPr>
+        <w:t>[site[</w:t>
+      </w:r>
+      <w:proofErr w:type="spellStart"/>
+      <w:r>
+        <w:rPr>
+          <w:rFonts w:ascii="Courier New" w:hAnsi="Courier New" w:cs="Courier New"/>
+          <w:sz w:val="20"/>
+          <w:szCs w:val="20"/>
+        </w:rPr>
+        <w:t>i</w:t>
+      </w:r>
+      <w:proofErr w:type="spellEnd"/>
+      <w:r>
+        <w:rPr>
+          <w:rFonts w:ascii="Courier New" w:hAnsi="Courier New" w:cs="Courier New"/>
+          <w:sz w:val="20"/>
+          <w:szCs w:val="20"/>
+        </w:rPr>
+        <w:t>]])</w:t>
+      </w:r>
+    </w:p>
+    <w:p>
+      <w:pPr>
+        <w:suppressLineNumbers/>
+        <w:spacing w:after="0" w:line="240" w:lineRule="auto"/>
+        <w:rPr>
+          <w:rFonts w:ascii="Courier New" w:hAnsi="Courier New" w:cs="Courier New"/>
+          <w:sz w:val="20"/>
+          <w:szCs w:val="20"/>
+        </w:rPr>
+      </w:pPr>
+      <w:r>
+        <w:rPr>
+          <w:rFonts w:ascii="Courier New" w:hAnsi="Courier New" w:cs="Courier New"/>
+          <w:sz w:val="20"/>
+          <w:szCs w:val="20"/>
+        </w:rPr>
+        <w:t xml:space="preserve">    mu[</w:t>
+      </w:r>
+      <w:proofErr w:type="spellStart"/>
+      <w:r>
+        <w:rPr>
+          <w:rFonts w:ascii="Courier New" w:hAnsi="Courier New" w:cs="Courier New"/>
+          <w:sz w:val="20"/>
+          <w:szCs w:val="20"/>
+        </w:rPr>
+        <w:t>i</w:t>
+      </w:r>
+      <w:proofErr w:type="spellEnd"/>
+      <w:r>
+        <w:rPr>
+          <w:rFonts w:ascii="Courier New" w:hAnsi="Courier New" w:cs="Courier New"/>
+          <w:sz w:val="20"/>
+          <w:szCs w:val="20"/>
+        </w:rPr>
+        <w:t>] &lt;- alpha[site[</w:t>
+      </w:r>
+      <w:proofErr w:type="spellStart"/>
+      <w:r>
+        <w:rPr>
+          <w:rFonts w:ascii="Courier New" w:hAnsi="Courier New" w:cs="Courier New"/>
+          <w:sz w:val="20"/>
+          <w:szCs w:val="20"/>
+        </w:rPr>
+        <w:t>i</w:t>
+      </w:r>
+      <w:proofErr w:type="spellEnd"/>
+      <w:r>
+        <w:rPr>
+          <w:rFonts w:ascii="Courier New" w:hAnsi="Courier New" w:cs="Courier New"/>
+          <w:sz w:val="20"/>
+          <w:szCs w:val="20"/>
+        </w:rPr>
+        <w:t>]]</w:t>
+      </w:r>
+    </w:p>
+    <w:p>
+      <w:pPr>
+        <w:suppressLineNumbers/>
+        <w:spacing w:after="0" w:line="240" w:lineRule="auto"/>
+        <w:rPr>
+          <w:rFonts w:ascii="Courier New" w:hAnsi="Courier New" w:cs="Courier New"/>
+          <w:sz w:val="20"/>
+          <w:szCs w:val="20"/>
+        </w:rPr>
+      </w:pPr>
+      <w:r>
+        <w:rPr>
+          <w:rFonts w:ascii="Courier New" w:hAnsi="Courier New" w:cs="Courier New"/>
+          <w:sz w:val="20"/>
+          <w:szCs w:val="20"/>
+        </w:rPr>
+        <w:t xml:space="preserve">    } # </w:t>
+      </w:r>
+      <w:proofErr w:type="spellStart"/>
+      <w:r>
+        <w:rPr>
+          <w:rFonts w:ascii="Courier New" w:hAnsi="Courier New" w:cs="Courier New"/>
+          <w:sz w:val="20"/>
+          <w:szCs w:val="20"/>
+        </w:rPr>
+        <w:t>i</w:t>
+      </w:r>
+      <w:proofErr w:type="spellEnd"/>
+    </w:p>
+    <w:p>
+      <w:pPr>
+        <w:suppressLineNumbers/>
+        <w:spacing w:after="0" w:line="240" w:lineRule="auto"/>
+        <w:rPr>
+          <w:rFonts w:ascii="Courier New" w:hAnsi="Courier New" w:cs="Courier New"/>
+          <w:sz w:val="20"/>
+          <w:szCs w:val="20"/>
+        </w:rPr>
+      </w:pPr>
+      <w:r>
+        <w:rPr>
+          <w:rFonts w:ascii="Courier New" w:hAnsi="Courier New" w:cs="Courier New"/>
+          <w:sz w:val="20"/>
+          <w:szCs w:val="20"/>
+        </w:rPr>
+        <w:t xml:space="preserve">    </w:t>
+      </w:r>
+    </w:p>
+    <w:p>
+      <w:pPr>
+        <w:suppressLineNumbers/>
+        <w:spacing w:after="0" w:line="240" w:lineRule="auto"/>
+        <w:rPr>
+          <w:rFonts w:ascii="Courier New" w:hAnsi="Courier New" w:cs="Courier New"/>
+          <w:sz w:val="20"/>
+          <w:szCs w:val="20"/>
+        </w:rPr>
+      </w:pPr>
+      <w:r>
+        <w:rPr>
+          <w:rFonts w:ascii="Courier New" w:hAnsi="Courier New" w:cs="Courier New"/>
+          <w:sz w:val="20"/>
+          <w:szCs w:val="20"/>
+        </w:rPr>
+        <w:t xml:space="preserve">    #Generating new data for each run of the MCMC</w:t>
+      </w:r>
+    </w:p>
+    <w:p>
+      <w:pPr>
+        <w:suppressLineNumbers/>
+        <w:spacing w:after="0" w:line="240" w:lineRule="auto"/>
+        <w:rPr>
+          <w:rFonts w:ascii="Courier New" w:hAnsi="Courier New" w:cs="Courier New"/>
+          <w:sz w:val="20"/>
+          <w:szCs w:val="20"/>
+        </w:rPr>
+      </w:pPr>
+      <w:r>
+        <w:rPr>
+          <w:rFonts w:ascii="Courier New" w:hAnsi="Courier New" w:cs="Courier New"/>
+          <w:sz w:val="20"/>
+          <w:szCs w:val="20"/>
+        </w:rPr>
+        <w:t xml:space="preserve">    </w:t>
+      </w:r>
+      <w:proofErr w:type="gramStart"/>
+      <w:r>
+        <w:rPr>
+          <w:rFonts w:ascii="Courier New" w:hAnsi="Courier New" w:cs="Courier New"/>
+          <w:sz w:val="20"/>
+          <w:szCs w:val="20"/>
+        </w:rPr>
+        <w:t>for(</w:t>
+      </w:r>
+      <w:proofErr w:type="spellStart"/>
+      <w:proofErr w:type="gramEnd"/>
+      <w:r>
+        <w:rPr>
+          <w:rFonts w:ascii="Courier New" w:hAnsi="Courier New" w:cs="Courier New"/>
+          <w:sz w:val="20"/>
+          <w:szCs w:val="20"/>
+        </w:rPr>
+        <w:t>i</w:t>
+      </w:r>
+      <w:proofErr w:type="spellEnd"/>
+      <w:r>
+        <w:rPr>
+          <w:rFonts w:ascii="Courier New" w:hAnsi="Courier New" w:cs="Courier New"/>
+          <w:sz w:val="20"/>
+          <w:szCs w:val="20"/>
+        </w:rPr>
+        <w:t xml:space="preserve"> in 1:n){</w:t>
+      </w:r>
+    </w:p>
+    <w:p>
+      <w:pPr>
+        <w:suppressLineNumbers/>
+        <w:spacing w:after="0" w:line="240" w:lineRule="auto"/>
+        <w:rPr>
+          <w:rFonts w:ascii="Courier New" w:hAnsi="Courier New" w:cs="Courier New"/>
+          <w:sz w:val="20"/>
+          <w:szCs w:val="20"/>
+        </w:rPr>
+      </w:pPr>
+      <w:r>
+        <w:rPr>
+          <w:rFonts w:ascii="Courier New" w:hAnsi="Courier New" w:cs="Courier New"/>
+          <w:sz w:val="20"/>
+          <w:szCs w:val="20"/>
+        </w:rPr>
+        <w:lastRenderedPageBreak/>
+        <w:t xml:space="preserve">    </w:t>
+      </w:r>
+      <w:proofErr w:type="spellStart"/>
+      <w:r>
+        <w:rPr>
+          <w:rFonts w:ascii="Courier New" w:hAnsi="Courier New" w:cs="Courier New"/>
+          <w:sz w:val="20"/>
+          <w:szCs w:val="20"/>
+        </w:rPr>
+        <w:t>y.new</w:t>
+      </w:r>
+      <w:proofErr w:type="spellEnd"/>
+      <w:r>
+        <w:rPr>
+          <w:rFonts w:ascii="Courier New" w:hAnsi="Courier New" w:cs="Courier New"/>
+          <w:sz w:val="20"/>
+          <w:szCs w:val="20"/>
+        </w:rPr>
+        <w:t>[</w:t>
+      </w:r>
+      <w:proofErr w:type="spellStart"/>
+      <w:r>
+        <w:rPr>
+          <w:rFonts w:ascii="Courier New" w:hAnsi="Courier New" w:cs="Courier New"/>
+          <w:sz w:val="20"/>
+          <w:szCs w:val="20"/>
+        </w:rPr>
+        <w:t>i</w:t>
+      </w:r>
+      <w:proofErr w:type="spellEnd"/>
+      <w:r>
+        <w:rPr>
+          <w:rFonts w:ascii="Courier New" w:hAnsi="Courier New" w:cs="Courier New"/>
+          <w:sz w:val="20"/>
+          <w:szCs w:val="20"/>
+        </w:rPr>
+        <w:t xml:space="preserve">] ~ </w:t>
+      </w:r>
+      <w:proofErr w:type="spellStart"/>
+      <w:r>
+        <w:rPr>
+          <w:rFonts w:ascii="Courier New" w:hAnsi="Courier New" w:cs="Courier New"/>
+          <w:sz w:val="20"/>
+          <w:szCs w:val="20"/>
+        </w:rPr>
+        <w:t>dnorm</w:t>
+      </w:r>
+      <w:proofErr w:type="spellEnd"/>
+      <w:r>
+        <w:rPr>
+          <w:rFonts w:ascii="Courier New" w:hAnsi="Courier New" w:cs="Courier New"/>
+          <w:sz w:val="20"/>
+          <w:szCs w:val="20"/>
+        </w:rPr>
+        <w:t>(mu[</w:t>
+      </w:r>
+      <w:proofErr w:type="spellStart"/>
+      <w:r>
+        <w:rPr>
+          <w:rFonts w:ascii="Courier New" w:hAnsi="Courier New" w:cs="Courier New"/>
+          <w:sz w:val="20"/>
+          <w:szCs w:val="20"/>
+        </w:rPr>
+        <w:t>i</w:t>
+      </w:r>
+      <w:proofErr w:type="spellEnd"/>
+      <w:proofErr w:type="gramStart"/>
+      <w:r>
+        <w:rPr>
+          <w:rFonts w:ascii="Courier New" w:hAnsi="Courier New" w:cs="Courier New"/>
+          <w:sz w:val="20"/>
+          <w:szCs w:val="20"/>
+        </w:rPr>
+        <w:t>],tau</w:t>
+      </w:r>
+      <w:proofErr w:type="gramEnd"/>
+      <w:r>
+        <w:rPr>
+          <w:rFonts w:ascii="Courier New" w:hAnsi="Courier New" w:cs="Courier New"/>
+          <w:sz w:val="20"/>
+          <w:szCs w:val="20"/>
+        </w:rPr>
+        <w:t>[site[</w:t>
+      </w:r>
+      <w:proofErr w:type="spellStart"/>
+      <w:r>
+        <w:rPr>
+          <w:rFonts w:ascii="Courier New" w:hAnsi="Courier New" w:cs="Courier New"/>
+          <w:sz w:val="20"/>
+          <w:szCs w:val="20"/>
+        </w:rPr>
+        <w:t>i</w:t>
+      </w:r>
+      <w:proofErr w:type="spellEnd"/>
+      <w:r>
+        <w:rPr>
+          <w:rFonts w:ascii="Courier New" w:hAnsi="Courier New" w:cs="Courier New"/>
+          <w:sz w:val="20"/>
+          <w:szCs w:val="20"/>
+        </w:rPr>
+        <w:t xml:space="preserve">]]) </w:t>
+      </w:r>
+    </w:p>
+    <w:p>
+      <w:pPr>
+        <w:suppressLineNumbers/>
+        <w:spacing w:after="0" w:line="240" w:lineRule="auto"/>
+        <w:rPr>
+          <w:rFonts w:ascii="Courier New" w:hAnsi="Courier New" w:cs="Courier New"/>
+          <w:sz w:val="20"/>
+          <w:szCs w:val="20"/>
+        </w:rPr>
+      </w:pPr>
+      <w:r>
+        <w:rPr>
+          <w:rFonts w:ascii="Courier New" w:hAnsi="Courier New" w:cs="Courier New"/>
+          <w:sz w:val="20"/>
+          <w:szCs w:val="20"/>
+        </w:rPr>
+        <w:t xml:space="preserve">    }</w:t>
+      </w:r>
+    </w:p>
+    <w:p>
+      <w:pPr>
+        <w:suppressLineNumbers/>
+        <w:spacing w:after="0" w:line="240" w:lineRule="auto"/>
+        <w:rPr>
+          <w:rFonts w:ascii="Courier New" w:hAnsi="Courier New" w:cs="Courier New"/>
+          <w:sz w:val="20"/>
+          <w:szCs w:val="20"/>
+        </w:rPr>
+      </w:pPr>
+      <w:r>
+        <w:rPr>
+          <w:rFonts w:ascii="Courier New" w:hAnsi="Courier New" w:cs="Courier New"/>
+          <w:sz w:val="20"/>
+          <w:szCs w:val="20"/>
+        </w:rPr>
+        <w:t xml:space="preserve">    </w:t>
+      </w:r>
+    </w:p>
+    <w:p>
+      <w:pPr>
+        <w:suppressLineNumbers/>
+        <w:spacing w:after="0" w:line="240" w:lineRule="auto"/>
+        <w:rPr>
+          <w:rFonts w:ascii="Courier New" w:hAnsi="Courier New" w:cs="Courier New"/>
+          <w:sz w:val="20"/>
+          <w:szCs w:val="20"/>
+        </w:rPr>
+      </w:pPr>
+      <w:r>
+        <w:rPr>
+          <w:rFonts w:ascii="Courier New" w:hAnsi="Courier New" w:cs="Courier New"/>
+          <w:sz w:val="20"/>
+          <w:szCs w:val="20"/>
+        </w:rPr>
+        <w:t xml:space="preserve">    } # end of model  </w:t>
+      </w:r>
+    </w:p>
+    <w:p>
+      <w:pPr>
+        <w:suppressLineNumbers/>
+        <w:spacing w:after="0" w:line="240" w:lineRule="auto"/>
+        <w:rPr>
+          <w:rFonts w:ascii="Courier New" w:hAnsi="Courier New" w:cs="Courier New"/>
+          <w:sz w:val="20"/>
+          <w:szCs w:val="20"/>
+        </w:rPr>
+      </w:pPr>
+      <w:r>
+        <w:rPr>
+          <w:rFonts w:ascii="Courier New" w:hAnsi="Courier New" w:cs="Courier New"/>
+          <w:sz w:val="20"/>
+          <w:szCs w:val="20"/>
+        </w:rPr>
+        <w:t xml:space="preserve">    </w:t>
+      </w:r>
+      <w:proofErr w:type="gramStart"/>
+      <w:r>
+        <w:rPr>
+          <w:rFonts w:ascii="Courier New" w:hAnsi="Courier New" w:cs="Courier New"/>
+          <w:sz w:val="20"/>
+          <w:szCs w:val="20"/>
+        </w:rPr>
+        <w:t>",fill</w:t>
+      </w:r>
+      <w:proofErr w:type="gramEnd"/>
+      <w:r>
+        <w:rPr>
+          <w:rFonts w:ascii="Courier New" w:hAnsi="Courier New" w:cs="Courier New"/>
+          <w:sz w:val="20"/>
+          <w:szCs w:val="20"/>
+        </w:rPr>
+        <w:t xml:space="preserve"> = TRUE)</w:t>
+      </w:r>
+    </w:p>
+    <w:p>
+      <w:pPr>
+        <w:suppressLineNumbers/>
+        <w:spacing w:after="0" w:line="240" w:lineRule="auto"/>
+        <w:rPr>
+          <w:rFonts w:ascii="Courier New" w:hAnsi="Courier New" w:cs="Courier New"/>
+          <w:sz w:val="20"/>
+          <w:szCs w:val="20"/>
+        </w:rPr>
+      </w:pPr>
+      <w:proofErr w:type="gramStart"/>
+      <w:r>
+        <w:rPr>
+          <w:rFonts w:ascii="Courier New" w:hAnsi="Courier New" w:cs="Courier New"/>
+          <w:sz w:val="20"/>
+          <w:szCs w:val="20"/>
+        </w:rPr>
+        <w:t>sink(</w:t>
+      </w:r>
+      <w:proofErr w:type="gramEnd"/>
+      <w:r>
+        <w:rPr>
+          <w:rFonts w:ascii="Courier New" w:hAnsi="Courier New" w:cs="Courier New"/>
+          <w:sz w:val="20"/>
+          <w:szCs w:val="20"/>
+        </w:rPr>
+        <w:t>)</w:t>
+      </w:r>
+    </w:p>
+    <w:p>
+      <w:pPr>
+        <w:suppressLineNumbers/>
+        <w:spacing w:after="0" w:line="240" w:lineRule="auto"/>
+        <w:rPr>
+          <w:rFonts w:ascii="Courier New" w:hAnsi="Courier New" w:cs="Courier New"/>
+          <w:sz w:val="20"/>
+          <w:szCs w:val="20"/>
+        </w:rPr>
+      </w:pPr>
+    </w:p>
+    <w:p>
+      <w:pPr>
+        <w:suppressLineNumbers/>
+        <w:spacing w:after="0" w:line="240" w:lineRule="auto"/>
+        <w:rPr>
+          <w:rFonts w:ascii="Courier New" w:hAnsi="Courier New" w:cs="Courier New"/>
+          <w:sz w:val="20"/>
+          <w:szCs w:val="20"/>
+        </w:rPr>
+      </w:pPr>
+      <w:proofErr w:type="spellStart"/>
+      <w:r>
+        <w:rPr>
+          <w:rFonts w:ascii="Courier New" w:hAnsi="Courier New" w:cs="Courier New"/>
+          <w:sz w:val="20"/>
+          <w:szCs w:val="20"/>
+        </w:rPr>
+        <w:t>win.data</w:t>
+      </w:r>
+      <w:proofErr w:type="spellEnd"/>
+      <w:r>
+        <w:rPr>
+          <w:rFonts w:ascii="Courier New" w:hAnsi="Courier New" w:cs="Courier New"/>
+          <w:sz w:val="20"/>
+          <w:szCs w:val="20"/>
+        </w:rPr>
+        <w:t xml:space="preserve"> &lt;- </w:t>
+      </w:r>
+      <w:proofErr w:type="gramStart"/>
+      <w:r>
+        <w:rPr>
+          <w:rFonts w:ascii="Courier New" w:hAnsi="Courier New" w:cs="Courier New"/>
+          <w:sz w:val="20"/>
+          <w:szCs w:val="20"/>
+        </w:rPr>
+        <w:t>list(</w:t>
+      </w:r>
+      <w:proofErr w:type="gramEnd"/>
+      <w:r>
+        <w:rPr>
+          <w:rFonts w:ascii="Courier New" w:hAnsi="Courier New" w:cs="Courier New"/>
+          <w:sz w:val="20"/>
+          <w:szCs w:val="20"/>
+        </w:rPr>
+        <w:t>mass   = log(</w:t>
+      </w:r>
+      <w:proofErr w:type="spellStart"/>
+      <w:r>
+        <w:rPr>
+          <w:rFonts w:ascii="Courier New" w:hAnsi="Courier New" w:cs="Courier New"/>
+          <w:sz w:val="20"/>
+          <w:szCs w:val="20"/>
+        </w:rPr>
+        <w:t>as.numeric</w:t>
+      </w:r>
+      <w:proofErr w:type="spellEnd"/>
+      <w:r>
+        <w:rPr>
+          <w:rFonts w:ascii="Courier New" w:hAnsi="Courier New" w:cs="Courier New"/>
+          <w:sz w:val="20"/>
+          <w:szCs w:val="20"/>
+        </w:rPr>
+        <w:t>(ceph_sites2$AVG_WT)),</w:t>
+      </w:r>
+    </w:p>
+    <w:p>
+      <w:pPr>
+        <w:suppressLineNumbers/>
+        <w:spacing w:after="0" w:line="240" w:lineRule="auto"/>
+        <w:rPr>
+          <w:rFonts w:ascii="Courier New" w:hAnsi="Courier New" w:cs="Courier New"/>
+          <w:sz w:val="20"/>
+          <w:szCs w:val="20"/>
+        </w:rPr>
+      </w:pPr>
+      <w:r>
+        <w:rPr>
+          <w:rFonts w:ascii="Courier New" w:hAnsi="Courier New" w:cs="Courier New"/>
+          <w:sz w:val="20"/>
+          <w:szCs w:val="20"/>
+        </w:rPr>
+        <w:t xml:space="preserve">                 site   = ceph_sites2$id, </w:t>
+      </w:r>
+    </w:p>
+    <w:p>
+      <w:pPr>
+        <w:suppressLineNumbers/>
+        <w:spacing w:after="0" w:line="240" w:lineRule="auto"/>
+        <w:rPr>
+          <w:rFonts w:ascii="Courier New" w:hAnsi="Courier New" w:cs="Courier New"/>
+          <w:sz w:val="20"/>
+          <w:szCs w:val="20"/>
+        </w:rPr>
+      </w:pPr>
+      <w:r>
+        <w:rPr>
+          <w:rFonts w:ascii="Courier New" w:hAnsi="Courier New" w:cs="Courier New"/>
+          <w:sz w:val="20"/>
+          <w:szCs w:val="20"/>
+        </w:rPr>
+        <w:t xml:space="preserve">                 n      = </w:t>
+      </w:r>
+      <w:proofErr w:type="spellStart"/>
+      <w:r>
+        <w:rPr>
+          <w:rFonts w:ascii="Courier New" w:hAnsi="Courier New" w:cs="Courier New"/>
+          <w:sz w:val="20"/>
+          <w:szCs w:val="20"/>
+        </w:rPr>
+        <w:t>nrow</w:t>
+      </w:r>
+      <w:proofErr w:type="spellEnd"/>
+      <w:r>
+        <w:rPr>
+          <w:rFonts w:ascii="Courier New" w:hAnsi="Courier New" w:cs="Courier New"/>
+          <w:sz w:val="20"/>
+          <w:szCs w:val="20"/>
+        </w:rPr>
+        <w:t>(ceph_sites2),</w:t>
+      </w:r>
+    </w:p>
+    <w:p>
+      <w:pPr>
+        <w:suppressLineNumbers/>
+        <w:spacing w:after="0" w:line="240" w:lineRule="auto"/>
+        <w:rPr>
+          <w:rFonts w:ascii="Courier New" w:hAnsi="Courier New" w:cs="Courier New"/>
+          <w:sz w:val="20"/>
+          <w:szCs w:val="20"/>
+        </w:rPr>
+      </w:pPr>
+      <w:r>
+        <w:rPr>
+          <w:rFonts w:ascii="Courier New" w:hAnsi="Courier New" w:cs="Courier New"/>
+          <w:sz w:val="20"/>
+          <w:szCs w:val="20"/>
+        </w:rPr>
+        <w:t xml:space="preserve">                 </w:t>
+      </w:r>
+      <w:proofErr w:type="spellStart"/>
+      <w:r>
+        <w:rPr>
+          <w:rFonts w:ascii="Courier New" w:hAnsi="Courier New" w:cs="Courier New"/>
+          <w:sz w:val="20"/>
+          <w:szCs w:val="20"/>
+        </w:rPr>
+        <w:t>nsites</w:t>
+      </w:r>
+      <w:proofErr w:type="spellEnd"/>
+      <w:r>
+        <w:rPr>
+          <w:rFonts w:ascii="Courier New" w:hAnsi="Courier New" w:cs="Courier New"/>
+          <w:sz w:val="20"/>
+          <w:szCs w:val="20"/>
+        </w:rPr>
+        <w:t xml:space="preserve"> = length(unique(ceph_sites2$id)),</w:t>
+      </w:r>
+    </w:p>
+    <w:p>
+      <w:pPr>
+        <w:suppressLineNumbers/>
+        <w:spacing w:after="0" w:line="240" w:lineRule="auto"/>
+        <w:rPr>
+          <w:rFonts w:ascii="Courier New" w:hAnsi="Courier New" w:cs="Courier New"/>
+          <w:sz w:val="20"/>
+          <w:szCs w:val="20"/>
+        </w:rPr>
+      </w:pPr>
+      <w:r>
+        <w:rPr>
+          <w:rFonts w:ascii="Courier New" w:hAnsi="Courier New" w:cs="Courier New"/>
+          <w:sz w:val="20"/>
+          <w:szCs w:val="20"/>
+        </w:rPr>
+        <w:t xml:space="preserve">                 </w:t>
+      </w:r>
+      <w:proofErr w:type="spellStart"/>
+      <w:r>
+        <w:rPr>
+          <w:rFonts w:ascii="Courier New" w:hAnsi="Courier New" w:cs="Courier New"/>
+          <w:sz w:val="20"/>
+          <w:szCs w:val="20"/>
+        </w:rPr>
+        <w:t>stdev_data</w:t>
+      </w:r>
+      <w:proofErr w:type="spellEnd"/>
+      <w:r>
+        <w:rPr>
+          <w:rFonts w:ascii="Courier New" w:hAnsi="Courier New" w:cs="Courier New"/>
+          <w:sz w:val="20"/>
+          <w:szCs w:val="20"/>
+        </w:rPr>
+        <w:t xml:space="preserve"> = </w:t>
+      </w:r>
+      <w:proofErr w:type="spellStart"/>
+      <w:r>
+        <w:rPr>
+          <w:rFonts w:ascii="Courier New" w:hAnsi="Courier New" w:cs="Courier New"/>
+          <w:sz w:val="20"/>
+          <w:szCs w:val="20"/>
+        </w:rPr>
+        <w:t>sd</w:t>
+      </w:r>
+      <w:proofErr w:type="spellEnd"/>
+      <w:r>
+        <w:rPr>
+          <w:rFonts w:ascii="Courier New" w:hAnsi="Courier New" w:cs="Courier New"/>
+          <w:sz w:val="20"/>
+          <w:szCs w:val="20"/>
+        </w:rPr>
+        <w:t>(</w:t>
+      </w:r>
+      <w:proofErr w:type="spellStart"/>
+      <w:proofErr w:type="gramStart"/>
+      <w:r>
+        <w:rPr>
+          <w:rFonts w:ascii="Courier New" w:hAnsi="Courier New" w:cs="Courier New"/>
+          <w:sz w:val="20"/>
+          <w:szCs w:val="20"/>
+        </w:rPr>
+        <w:t>as.numeric</w:t>
+      </w:r>
+      <w:proofErr w:type="spellEnd"/>
+      <w:proofErr w:type="gramEnd"/>
+      <w:r>
+        <w:rPr>
+          <w:rFonts w:ascii="Courier New" w:hAnsi="Courier New" w:cs="Courier New"/>
+          <w:sz w:val="20"/>
+          <w:szCs w:val="20"/>
+        </w:rPr>
+        <w:t>(ceph_sites2$AVG_WT), na.rm = TRUE),</w:t>
+      </w:r>
+    </w:p>
+    <w:p>
+      <w:pPr>
+        <w:suppressLineNumbers/>
+        <w:spacing w:after="0" w:line="240" w:lineRule="auto"/>
+        <w:rPr>
+          <w:rFonts w:ascii="Courier New" w:hAnsi="Courier New" w:cs="Courier New"/>
+          <w:sz w:val="20"/>
+          <w:szCs w:val="20"/>
+        </w:rPr>
+      </w:pPr>
+      <w:r>
+        <w:rPr>
+          <w:rFonts w:ascii="Courier New" w:hAnsi="Courier New" w:cs="Courier New"/>
+          <w:sz w:val="20"/>
+          <w:szCs w:val="20"/>
+        </w:rPr>
+        <w:t xml:space="preserve">                 </w:t>
+      </w:r>
+      <w:proofErr w:type="spellStart"/>
+      <w:r>
+        <w:rPr>
+          <w:rFonts w:ascii="Courier New" w:hAnsi="Courier New" w:cs="Courier New"/>
+          <w:sz w:val="20"/>
+          <w:szCs w:val="20"/>
+        </w:rPr>
+        <w:t>mean_data</w:t>
+      </w:r>
+      <w:proofErr w:type="spellEnd"/>
+      <w:r>
+        <w:rPr>
+          <w:rFonts w:ascii="Courier New" w:hAnsi="Courier New" w:cs="Courier New"/>
+          <w:sz w:val="20"/>
+          <w:szCs w:val="20"/>
+        </w:rPr>
+        <w:t xml:space="preserve"> = mean(</w:t>
+      </w:r>
+      <w:proofErr w:type="spellStart"/>
+      <w:proofErr w:type="gramStart"/>
+      <w:r>
+        <w:rPr>
+          <w:rFonts w:ascii="Courier New" w:hAnsi="Courier New" w:cs="Courier New"/>
+          <w:sz w:val="20"/>
+          <w:szCs w:val="20"/>
+        </w:rPr>
+        <w:t>as.numeric</w:t>
+      </w:r>
+      <w:proofErr w:type="spellEnd"/>
+      <w:proofErr w:type="gramEnd"/>
+      <w:r>
+        <w:rPr>
+          <w:rFonts w:ascii="Courier New" w:hAnsi="Courier New" w:cs="Courier New"/>
+          <w:sz w:val="20"/>
+          <w:szCs w:val="20"/>
+        </w:rPr>
+        <w:t>(ceph_sites2$AVG_WT), na.rm = TRUE))</w:t>
+      </w:r>
+    </w:p>
+    <w:p>
+      <w:pPr>
+        <w:suppressLineNumbers/>
+        <w:spacing w:after="0" w:line="240" w:lineRule="auto"/>
+        <w:rPr>
+          <w:rFonts w:ascii="Courier New" w:hAnsi="Courier New" w:cs="Courier New"/>
+          <w:sz w:val="20"/>
+          <w:szCs w:val="20"/>
+        </w:rPr>
+      </w:pPr>
+    </w:p>
+    <w:p>
+      <w:pPr>
+        <w:suppressLineNumbers/>
+        <w:spacing w:after="0" w:line="240" w:lineRule="auto"/>
+        <w:rPr>
+          <w:rFonts w:ascii="Courier New" w:hAnsi="Courier New" w:cs="Courier New"/>
+          <w:sz w:val="20"/>
+          <w:szCs w:val="20"/>
+        </w:rPr>
+      </w:pPr>
+      <w:r>
+        <w:rPr>
+          <w:rFonts w:ascii="Courier New" w:hAnsi="Courier New" w:cs="Courier New"/>
+          <w:sz w:val="20"/>
+          <w:szCs w:val="20"/>
+        </w:rPr>
+        <w:t># Initial values</w:t>
+      </w:r>
+    </w:p>
+    <w:p>
+      <w:pPr>
+        <w:suppressLineNumbers/>
+        <w:spacing w:after="0" w:line="240" w:lineRule="auto"/>
+        <w:rPr>
+          <w:rFonts w:ascii="Courier New" w:hAnsi="Courier New" w:cs="Courier New"/>
+          <w:sz w:val="20"/>
+          <w:szCs w:val="20"/>
+        </w:rPr>
+      </w:pPr>
+      <w:proofErr w:type="spellStart"/>
+      <w:r>
+        <w:rPr>
+          <w:rFonts w:ascii="Courier New" w:hAnsi="Courier New" w:cs="Courier New"/>
+          <w:sz w:val="20"/>
+          <w:szCs w:val="20"/>
+        </w:rPr>
+        <w:t>inits</w:t>
+      </w:r>
+      <w:proofErr w:type="spellEnd"/>
+      <w:r>
+        <w:rPr>
+          <w:rFonts w:ascii="Courier New" w:hAnsi="Courier New" w:cs="Courier New"/>
+          <w:sz w:val="20"/>
+          <w:szCs w:val="20"/>
+        </w:rPr>
+        <w:t xml:space="preserve"> &lt;- </w:t>
+      </w:r>
+      <w:proofErr w:type="gramStart"/>
+      <w:r>
+        <w:rPr>
+          <w:rFonts w:ascii="Courier New" w:hAnsi="Courier New" w:cs="Courier New"/>
+          <w:sz w:val="20"/>
+          <w:szCs w:val="20"/>
+        </w:rPr>
+        <w:t>function(</w:t>
+      </w:r>
+      <w:proofErr w:type="gramEnd"/>
+      <w:r>
+        <w:rPr>
+          <w:rFonts w:ascii="Courier New" w:hAnsi="Courier New" w:cs="Courier New"/>
+          <w:sz w:val="20"/>
+          <w:szCs w:val="20"/>
+        </w:rPr>
+        <w:t xml:space="preserve">)list(alpha = </w:t>
+      </w:r>
+      <w:proofErr w:type="spellStart"/>
+      <w:r>
+        <w:rPr>
+          <w:rFonts w:ascii="Courier New" w:hAnsi="Courier New" w:cs="Courier New"/>
+          <w:sz w:val="20"/>
+          <w:szCs w:val="20"/>
+        </w:rPr>
+        <w:t>rnorm</w:t>
+      </w:r>
+      <w:proofErr w:type="spellEnd"/>
+      <w:r>
+        <w:rPr>
+          <w:rFonts w:ascii="Courier New" w:hAnsi="Courier New" w:cs="Courier New"/>
+          <w:sz w:val="20"/>
+          <w:szCs w:val="20"/>
+        </w:rPr>
+        <w:t xml:space="preserve">(7), </w:t>
+      </w:r>
+    </w:p>
+    <w:p>
+      <w:pPr>
+        <w:suppressLineNumbers/>
+        <w:spacing w:after="0" w:line="240" w:lineRule="auto"/>
+        <w:rPr>
+          <w:rFonts w:ascii="Courier New" w:hAnsi="Courier New" w:cs="Courier New"/>
+          <w:sz w:val="20"/>
+          <w:szCs w:val="20"/>
+        </w:rPr>
+      </w:pPr>
+      <w:r>
+        <w:rPr>
+          <w:rFonts w:ascii="Courier New" w:hAnsi="Courier New" w:cs="Courier New"/>
+          <w:sz w:val="20"/>
+          <w:szCs w:val="20"/>
+        </w:rPr>
+        <w:t xml:space="preserve">                        sigma = </w:t>
+      </w:r>
+      <w:proofErr w:type="spellStart"/>
+      <w:proofErr w:type="gramStart"/>
+      <w:r>
+        <w:rPr>
+          <w:rFonts w:ascii="Courier New" w:hAnsi="Courier New" w:cs="Courier New"/>
+          <w:sz w:val="20"/>
+          <w:szCs w:val="20"/>
+        </w:rPr>
+        <w:t>rlnorm</w:t>
+      </w:r>
+      <w:proofErr w:type="spellEnd"/>
+      <w:r>
+        <w:rPr>
+          <w:rFonts w:ascii="Courier New" w:hAnsi="Courier New" w:cs="Courier New"/>
+          <w:sz w:val="20"/>
+          <w:szCs w:val="20"/>
+        </w:rPr>
+        <w:t>(</w:t>
+      </w:r>
+      <w:proofErr w:type="gramEnd"/>
+      <w:r>
+        <w:rPr>
+          <w:rFonts w:ascii="Courier New" w:hAnsi="Courier New" w:cs="Courier New"/>
+          <w:sz w:val="20"/>
+          <w:szCs w:val="20"/>
+        </w:rPr>
+        <w:t>7))</w:t>
+      </w:r>
+    </w:p>
+    <w:p>
+      <w:pPr>
+        <w:suppressLineNumbers/>
+        <w:spacing w:after="0" w:line="240" w:lineRule="auto"/>
+        <w:rPr>
+          <w:rFonts w:ascii="Courier New" w:hAnsi="Courier New" w:cs="Courier New"/>
+          <w:sz w:val="20"/>
+          <w:szCs w:val="20"/>
+        </w:rPr>
+      </w:pPr>
+    </w:p>
+    <w:p>
+      <w:pPr>
+        <w:suppressLineNumbers/>
+        <w:spacing w:after="0" w:line="240" w:lineRule="auto"/>
+        <w:rPr>
+          <w:rFonts w:ascii="Courier New" w:hAnsi="Courier New" w:cs="Courier New"/>
+          <w:sz w:val="20"/>
+          <w:szCs w:val="20"/>
+        </w:rPr>
+      </w:pPr>
+      <w:r>
+        <w:rPr>
+          <w:rFonts w:ascii="Courier New" w:hAnsi="Courier New" w:cs="Courier New"/>
+          <w:sz w:val="20"/>
+          <w:szCs w:val="20"/>
+        </w:rPr>
+        <w:t># Parameters monitored</w:t>
+      </w:r>
+    </w:p>
+    <w:p>
+      <w:pPr>
+        <w:suppressLineNumbers/>
+        <w:spacing w:after="0" w:line="240" w:lineRule="auto"/>
+        <w:rPr>
+          <w:rFonts w:ascii="Courier New" w:hAnsi="Courier New" w:cs="Courier New"/>
+          <w:sz w:val="20"/>
+          <w:szCs w:val="20"/>
+        </w:rPr>
+      </w:pPr>
+      <w:r>
+        <w:rPr>
+          <w:rFonts w:ascii="Courier New" w:hAnsi="Courier New" w:cs="Courier New"/>
+          <w:sz w:val="20"/>
+          <w:szCs w:val="20"/>
+        </w:rPr>
+        <w:t xml:space="preserve">params &lt;- </w:t>
+      </w:r>
+      <w:proofErr w:type="gramStart"/>
+      <w:r>
+        <w:rPr>
+          <w:rFonts w:ascii="Courier New" w:hAnsi="Courier New" w:cs="Courier New"/>
+          <w:sz w:val="20"/>
+          <w:szCs w:val="20"/>
+        </w:rPr>
+        <w:t>c(</w:t>
+      </w:r>
+      <w:proofErr w:type="gramEnd"/>
+      <w:r>
+        <w:rPr>
+          <w:rFonts w:ascii="Courier New" w:hAnsi="Courier New" w:cs="Courier New"/>
+          <w:sz w:val="20"/>
+          <w:szCs w:val="20"/>
+        </w:rPr>
+        <w:t>"alpha",</w:t>
+      </w:r>
+    </w:p>
+    <w:p>
+      <w:pPr>
+        <w:suppressLineNumbers/>
+        <w:spacing w:after="0" w:line="240" w:lineRule="auto"/>
+        <w:rPr>
+          <w:rFonts w:ascii="Courier New" w:hAnsi="Courier New" w:cs="Courier New"/>
+          <w:sz w:val="20"/>
+          <w:szCs w:val="20"/>
+        </w:rPr>
+      </w:pPr>
+      <w:r>
+        <w:rPr>
+          <w:rFonts w:ascii="Courier New" w:hAnsi="Courier New" w:cs="Courier New"/>
+          <w:sz w:val="20"/>
+          <w:szCs w:val="20"/>
+        </w:rPr>
+        <w:t xml:space="preserve">            "sigma",</w:t>
+      </w:r>
+    </w:p>
+    <w:p>
+      <w:pPr>
+        <w:suppressLineNumbers/>
+        <w:spacing w:after="0" w:line="240" w:lineRule="auto"/>
+        <w:rPr>
+          <w:rFonts w:ascii="Courier New" w:hAnsi="Courier New" w:cs="Courier New"/>
+          <w:sz w:val="20"/>
+          <w:szCs w:val="20"/>
+        </w:rPr>
+      </w:pPr>
+      <w:r>
+        <w:rPr>
+          <w:rFonts w:ascii="Courier New" w:hAnsi="Courier New" w:cs="Courier New"/>
+          <w:sz w:val="20"/>
+          <w:szCs w:val="20"/>
+        </w:rPr>
+        <w:t xml:space="preserve">            "</w:t>
+      </w:r>
+      <w:proofErr w:type="spellStart"/>
+      <w:r>
+        <w:rPr>
+          <w:rFonts w:ascii="Courier New" w:hAnsi="Courier New" w:cs="Courier New"/>
+          <w:sz w:val="20"/>
+          <w:szCs w:val="20"/>
+        </w:rPr>
+        <w:t>y.new</w:t>
+      </w:r>
+      <w:proofErr w:type="spellEnd"/>
+      <w:r>
+        <w:rPr>
+          <w:rFonts w:ascii="Courier New" w:hAnsi="Courier New" w:cs="Courier New"/>
+          <w:sz w:val="20"/>
+          <w:szCs w:val="20"/>
+        </w:rPr>
+        <w:t>"</w:t>
+      </w:r>
+    </w:p>
+    <w:p>
+      <w:pPr>
+        <w:suppressLineNumbers/>
+        <w:spacing w:after="0" w:line="240" w:lineRule="auto"/>
+        <w:rPr>
+          <w:rFonts w:ascii="Courier New" w:hAnsi="Courier New" w:cs="Courier New"/>
+          <w:sz w:val="20"/>
+          <w:szCs w:val="20"/>
+        </w:rPr>
+      </w:pPr>
+      <w:r>
+        <w:rPr>
+          <w:rFonts w:ascii="Courier New" w:hAnsi="Courier New" w:cs="Courier New"/>
+          <w:sz w:val="20"/>
+          <w:szCs w:val="20"/>
+        </w:rPr>
+        <w:t xml:space="preserve">) </w:t>
+      </w:r>
+    </w:p>
+    <w:p>
+      <w:pPr>
+        <w:suppressLineNumbers/>
+        <w:spacing w:after="0" w:line="240" w:lineRule="auto"/>
+        <w:rPr>
+          <w:rFonts w:ascii="Courier New" w:hAnsi="Courier New" w:cs="Courier New"/>
+          <w:sz w:val="20"/>
+          <w:szCs w:val="20"/>
+        </w:rPr>
+      </w:pPr>
+    </w:p>
+    <w:p>
+      <w:pPr>
+        <w:suppressLineNumbers/>
+        <w:spacing w:after="0" w:line="240" w:lineRule="auto"/>
+        <w:rPr>
+          <w:rFonts w:ascii="Courier New" w:hAnsi="Courier New" w:cs="Courier New"/>
+          <w:sz w:val="20"/>
+          <w:szCs w:val="20"/>
+        </w:rPr>
+      </w:pPr>
+      <w:r>
+        <w:rPr>
+          <w:rFonts w:ascii="Courier New" w:hAnsi="Courier New" w:cs="Courier New"/>
+          <w:sz w:val="20"/>
+          <w:szCs w:val="20"/>
+        </w:rPr>
+        <w:t># MCMC settings</w:t>
+      </w:r>
+    </w:p>
+    <w:p>
+      <w:pPr>
+        <w:suppressLineNumbers/>
+        <w:spacing w:after="0" w:line="240" w:lineRule="auto"/>
+        <w:rPr>
+          <w:rFonts w:ascii="Courier New" w:hAnsi="Courier New" w:cs="Courier New"/>
+          <w:sz w:val="20"/>
+          <w:szCs w:val="20"/>
+        </w:rPr>
+      </w:pPr>
+      <w:proofErr w:type="spellStart"/>
+      <w:r>
+        <w:rPr>
+          <w:rFonts w:ascii="Courier New" w:hAnsi="Courier New" w:cs="Courier New"/>
+          <w:sz w:val="20"/>
+          <w:szCs w:val="20"/>
+        </w:rPr>
+        <w:t>ni</w:t>
+      </w:r>
+      <w:proofErr w:type="spellEnd"/>
+      <w:r>
+        <w:rPr>
+          <w:rFonts w:ascii="Courier New" w:hAnsi="Courier New" w:cs="Courier New"/>
+          <w:sz w:val="20"/>
+          <w:szCs w:val="20"/>
+        </w:rPr>
+        <w:t xml:space="preserve"> &lt;- 1000; </w:t>
+      </w:r>
+      <w:proofErr w:type="spellStart"/>
+      <w:r>
+        <w:rPr>
+          <w:rFonts w:ascii="Courier New" w:hAnsi="Courier New" w:cs="Courier New"/>
+          <w:sz w:val="20"/>
+          <w:szCs w:val="20"/>
+        </w:rPr>
+        <w:t>nt</w:t>
+      </w:r>
+      <w:proofErr w:type="spellEnd"/>
+      <w:r>
+        <w:rPr>
+          <w:rFonts w:ascii="Courier New" w:hAnsi="Courier New" w:cs="Courier New"/>
+          <w:sz w:val="20"/>
+          <w:szCs w:val="20"/>
+        </w:rPr>
+        <w:t xml:space="preserve"> &lt;- 3; </w:t>
+      </w:r>
+      <w:proofErr w:type="spellStart"/>
+      <w:r>
+        <w:rPr>
+          <w:rFonts w:ascii="Courier New" w:hAnsi="Courier New" w:cs="Courier New"/>
+          <w:sz w:val="20"/>
+          <w:szCs w:val="20"/>
+        </w:rPr>
+        <w:t>nb</w:t>
+      </w:r>
+      <w:proofErr w:type="spellEnd"/>
+      <w:r>
+        <w:rPr>
+          <w:rFonts w:ascii="Courier New" w:hAnsi="Courier New" w:cs="Courier New"/>
+          <w:sz w:val="20"/>
+          <w:szCs w:val="20"/>
+        </w:rPr>
+        <w:t xml:space="preserve"> &lt;- 100; </w:t>
+      </w:r>
+      <w:proofErr w:type="spellStart"/>
+      <w:r>
+        <w:rPr>
+          <w:rFonts w:ascii="Courier New" w:hAnsi="Courier New" w:cs="Courier New"/>
+          <w:sz w:val="20"/>
+          <w:szCs w:val="20"/>
+        </w:rPr>
+        <w:t>nc</w:t>
+      </w:r>
+      <w:proofErr w:type="spellEnd"/>
+      <w:r>
+        <w:rPr>
+          <w:rFonts w:ascii="Courier New" w:hAnsi="Courier New" w:cs="Courier New"/>
+          <w:sz w:val="20"/>
+          <w:szCs w:val="20"/>
+        </w:rPr>
+        <w:t xml:space="preserve"> &lt;- 3</w:t>
+      </w:r>
+    </w:p>
+    <w:p>
+      <w:pPr>
+        <w:suppressLineNumbers/>
+        <w:spacing w:after="0" w:line="240" w:lineRule="auto"/>
+        <w:rPr>
+          <w:rFonts w:ascii="Courier New" w:hAnsi="Courier New" w:cs="Courier New"/>
+          <w:sz w:val="20"/>
+          <w:szCs w:val="20"/>
+        </w:rPr>
+      </w:pPr>
+    </w:p>
+    <w:p>
+      <w:pPr>
+        <w:suppressLineNumbers/>
+        <w:spacing w:after="0" w:line="240" w:lineRule="auto"/>
+        <w:rPr>
+          <w:rFonts w:ascii="Courier New" w:hAnsi="Courier New" w:cs="Courier New"/>
+          <w:sz w:val="20"/>
+          <w:szCs w:val="20"/>
+        </w:rPr>
+      </w:pPr>
+      <w:r>
+        <w:rPr>
+          <w:rFonts w:ascii="Courier New" w:hAnsi="Courier New" w:cs="Courier New"/>
+          <w:sz w:val="20"/>
+          <w:szCs w:val="20"/>
+        </w:rPr>
+        <w:t>#Model Output</w:t>
+      </w:r>
+    </w:p>
+    <w:p>
+      <w:pPr>
+        <w:suppressLineNumbers/>
+        <w:spacing w:after="0" w:line="240" w:lineRule="auto"/>
+        <w:rPr>
+          <w:rFonts w:ascii="Courier New" w:hAnsi="Courier New" w:cs="Courier New"/>
+          <w:sz w:val="20"/>
+          <w:szCs w:val="20"/>
+        </w:rPr>
+      </w:pPr>
+      <w:proofErr w:type="spellStart"/>
+      <w:r>
+        <w:rPr>
+          <w:rFonts w:ascii="Courier New" w:hAnsi="Courier New" w:cs="Courier New"/>
+          <w:sz w:val="20"/>
+          <w:szCs w:val="20"/>
+        </w:rPr>
+        <w:t>out_stwt</w:t>
+      </w:r>
+      <w:proofErr w:type="spellEnd"/>
+      <w:r>
+        <w:rPr>
+          <w:rFonts w:ascii="Courier New" w:hAnsi="Courier New" w:cs="Courier New"/>
+          <w:sz w:val="20"/>
+          <w:szCs w:val="20"/>
+        </w:rPr>
+        <w:t xml:space="preserve"> &lt;- </w:t>
+      </w:r>
+      <w:proofErr w:type="gramStart"/>
+      <w:r>
+        <w:rPr>
+          <w:rFonts w:ascii="Courier New" w:hAnsi="Courier New" w:cs="Courier New"/>
+          <w:sz w:val="20"/>
+          <w:szCs w:val="20"/>
+        </w:rPr>
+        <w:t>jags(</w:t>
+      </w:r>
+      <w:proofErr w:type="spellStart"/>
+      <w:proofErr w:type="gramEnd"/>
+      <w:r>
+        <w:rPr>
+          <w:rFonts w:ascii="Courier New" w:hAnsi="Courier New" w:cs="Courier New"/>
+          <w:sz w:val="20"/>
+          <w:szCs w:val="20"/>
+        </w:rPr>
+        <w:t>win.data</w:t>
+      </w:r>
+      <w:proofErr w:type="spellEnd"/>
+      <w:r>
+        <w:rPr>
+          <w:rFonts w:ascii="Courier New" w:hAnsi="Courier New" w:cs="Courier New"/>
+          <w:sz w:val="20"/>
+          <w:szCs w:val="20"/>
+        </w:rPr>
+        <w:t xml:space="preserve">, </w:t>
+      </w:r>
+      <w:proofErr w:type="spellStart"/>
+      <w:r>
+        <w:rPr>
+          <w:rFonts w:ascii="Courier New" w:hAnsi="Courier New" w:cs="Courier New"/>
+          <w:sz w:val="20"/>
+          <w:szCs w:val="20"/>
+        </w:rPr>
+        <w:t>inits</w:t>
+      </w:r>
+      <w:proofErr w:type="spellEnd"/>
+      <w:r>
+        <w:rPr>
+          <w:rFonts w:ascii="Courier New" w:hAnsi="Courier New" w:cs="Courier New"/>
+          <w:sz w:val="20"/>
+          <w:szCs w:val="20"/>
+        </w:rPr>
+        <w:t xml:space="preserve">, params, "cephs_sitewt.txt", </w:t>
+      </w:r>
+    </w:p>
+    <w:p>
+      <w:pPr>
+        <w:suppressLineNumbers/>
+        <w:spacing w:after="0" w:line="240" w:lineRule="auto"/>
+        <w:rPr>
+          <w:rFonts w:ascii="Courier New" w:hAnsi="Courier New" w:cs="Courier New"/>
+          <w:sz w:val="20"/>
+          <w:szCs w:val="20"/>
+        </w:rPr>
+      </w:pPr>
+      <w:r>
+        <w:rPr>
+          <w:rFonts w:ascii="Courier New" w:hAnsi="Courier New" w:cs="Courier New"/>
+          <w:sz w:val="20"/>
+          <w:szCs w:val="20"/>
+        </w:rPr>
+        <w:t xml:space="preserve">            </w:t>
+      </w:r>
+      <w:proofErr w:type="spellStart"/>
+      <w:proofErr w:type="gramStart"/>
+      <w:r>
+        <w:rPr>
+          <w:rFonts w:ascii="Courier New" w:hAnsi="Courier New" w:cs="Courier New"/>
+          <w:sz w:val="20"/>
+          <w:szCs w:val="20"/>
+        </w:rPr>
+        <w:t>n.chains</w:t>
+      </w:r>
+      <w:proofErr w:type="spellEnd"/>
+      <w:proofErr w:type="gramEnd"/>
+      <w:r>
+        <w:rPr>
+          <w:rFonts w:ascii="Courier New" w:hAnsi="Courier New" w:cs="Courier New"/>
+          <w:sz w:val="20"/>
+          <w:szCs w:val="20"/>
+        </w:rPr>
+        <w:t xml:space="preserve"> = </w:t>
+      </w:r>
+      <w:proofErr w:type="spellStart"/>
+      <w:r>
+        <w:rPr>
+          <w:rFonts w:ascii="Courier New" w:hAnsi="Courier New" w:cs="Courier New"/>
+          <w:sz w:val="20"/>
+          <w:szCs w:val="20"/>
+        </w:rPr>
+        <w:t>nc</w:t>
+      </w:r>
+      <w:proofErr w:type="spellEnd"/>
+      <w:r>
+        <w:rPr>
+          <w:rFonts w:ascii="Courier New" w:hAnsi="Courier New" w:cs="Courier New"/>
+          <w:sz w:val="20"/>
+          <w:szCs w:val="20"/>
+        </w:rPr>
+        <w:t xml:space="preserve">, </w:t>
+      </w:r>
+      <w:proofErr w:type="spellStart"/>
+      <w:r>
+        <w:rPr>
+          <w:rFonts w:ascii="Courier New" w:hAnsi="Courier New" w:cs="Courier New"/>
+          <w:sz w:val="20"/>
+          <w:szCs w:val="20"/>
+        </w:rPr>
+        <w:t>n.thin</w:t>
+      </w:r>
+      <w:proofErr w:type="spellEnd"/>
+      <w:r>
+        <w:rPr>
+          <w:rFonts w:ascii="Courier New" w:hAnsi="Courier New" w:cs="Courier New"/>
+          <w:sz w:val="20"/>
+          <w:szCs w:val="20"/>
+        </w:rPr>
+        <w:t xml:space="preserve"> = </w:t>
+      </w:r>
+      <w:proofErr w:type="spellStart"/>
+      <w:r>
+        <w:rPr>
+          <w:rFonts w:ascii="Courier New" w:hAnsi="Courier New" w:cs="Courier New"/>
+          <w:sz w:val="20"/>
+          <w:szCs w:val="20"/>
+        </w:rPr>
+        <w:t>nt</w:t>
+      </w:r>
+      <w:proofErr w:type="spellEnd"/>
+      <w:r>
+        <w:rPr>
+          <w:rFonts w:ascii="Courier New" w:hAnsi="Courier New" w:cs="Courier New"/>
+          <w:sz w:val="20"/>
+          <w:szCs w:val="20"/>
+        </w:rPr>
+        <w:t xml:space="preserve">, </w:t>
+      </w:r>
+      <w:proofErr w:type="spellStart"/>
+      <w:r>
+        <w:rPr>
+          <w:rFonts w:ascii="Courier New" w:hAnsi="Courier New" w:cs="Courier New"/>
+          <w:sz w:val="20"/>
+          <w:szCs w:val="20"/>
+        </w:rPr>
+        <w:t>n.iter</w:t>
+      </w:r>
+      <w:proofErr w:type="spellEnd"/>
+      <w:r>
+        <w:rPr>
+          <w:rFonts w:ascii="Courier New" w:hAnsi="Courier New" w:cs="Courier New"/>
+          <w:sz w:val="20"/>
+          <w:szCs w:val="20"/>
+        </w:rPr>
+        <w:t xml:space="preserve"> = </w:t>
+      </w:r>
+      <w:proofErr w:type="spellStart"/>
+      <w:r>
+        <w:rPr>
+          <w:rFonts w:ascii="Courier New" w:hAnsi="Courier New" w:cs="Courier New"/>
+          <w:sz w:val="20"/>
+          <w:szCs w:val="20"/>
+        </w:rPr>
+        <w:t>ni</w:t>
+      </w:r>
+      <w:proofErr w:type="spellEnd"/>
+      <w:r>
+        <w:rPr>
+          <w:rFonts w:ascii="Courier New" w:hAnsi="Courier New" w:cs="Courier New"/>
+          <w:sz w:val="20"/>
+          <w:szCs w:val="20"/>
+        </w:rPr>
+        <w:t xml:space="preserve">, </w:t>
+      </w:r>
+      <w:proofErr w:type="spellStart"/>
+      <w:r>
+        <w:rPr>
+          <w:rFonts w:ascii="Courier New" w:hAnsi="Courier New" w:cs="Courier New"/>
+          <w:sz w:val="20"/>
+          <w:szCs w:val="20"/>
+        </w:rPr>
+        <w:t>n.burnin</w:t>
+      </w:r>
+      <w:proofErr w:type="spellEnd"/>
+      <w:r>
+        <w:rPr>
+          <w:rFonts w:ascii="Courier New" w:hAnsi="Courier New" w:cs="Courier New"/>
+          <w:sz w:val="20"/>
+          <w:szCs w:val="20"/>
+        </w:rPr>
+        <w:t xml:space="preserve"> = </w:t>
+      </w:r>
+      <w:proofErr w:type="spellStart"/>
+      <w:r>
+        <w:rPr>
+          <w:rFonts w:ascii="Courier New" w:hAnsi="Courier New" w:cs="Courier New"/>
+          <w:sz w:val="20"/>
+          <w:szCs w:val="20"/>
+        </w:rPr>
+        <w:t>nb</w:t>
+      </w:r>
+      <w:proofErr w:type="spellEnd"/>
+      <w:r>
+        <w:rPr>
+          <w:rFonts w:ascii="Courier New" w:hAnsi="Courier New" w:cs="Courier New"/>
+          <w:sz w:val="20"/>
+          <w:szCs w:val="20"/>
+        </w:rPr>
+        <w:t xml:space="preserve">, </w:t>
+      </w:r>
+    </w:p>
+    <w:p>
+      <w:pPr>
+        <w:suppressLineNumbers/>
+        <w:spacing w:after="0" w:line="240" w:lineRule="auto"/>
+        <w:rPr>
+          <w:rFonts w:ascii="Courier New" w:hAnsi="Courier New" w:cs="Courier New"/>
+          <w:sz w:val="20"/>
+          <w:szCs w:val="20"/>
+        </w:rPr>
+      </w:pPr>
+      <w:r>
+        <w:rPr>
+          <w:rFonts w:ascii="Courier New" w:hAnsi="Courier New" w:cs="Courier New"/>
+          <w:sz w:val="20"/>
+          <w:szCs w:val="20"/>
+        </w:rPr>
+        <w:t xml:space="preserve">            </w:t>
+      </w:r>
+      <w:proofErr w:type="spellStart"/>
+      <w:proofErr w:type="gramStart"/>
+      <w:r>
+        <w:rPr>
+          <w:rFonts w:ascii="Courier New" w:hAnsi="Courier New" w:cs="Courier New"/>
+          <w:sz w:val="20"/>
+          <w:szCs w:val="20"/>
+        </w:rPr>
+        <w:t>working.directory</w:t>
+      </w:r>
+      <w:proofErr w:type="spellEnd"/>
+      <w:proofErr w:type="gramEnd"/>
+      <w:r>
+        <w:rPr>
+          <w:rFonts w:ascii="Courier New" w:hAnsi="Courier New" w:cs="Courier New"/>
+          <w:sz w:val="20"/>
+          <w:szCs w:val="20"/>
+        </w:rPr>
+        <w:t xml:space="preserve"> = </w:t>
+      </w:r>
+      <w:proofErr w:type="spellStart"/>
+      <w:r>
+        <w:rPr>
+          <w:rFonts w:ascii="Courier New" w:hAnsi="Courier New" w:cs="Courier New"/>
+          <w:sz w:val="20"/>
+          <w:szCs w:val="20"/>
+        </w:rPr>
+        <w:t>getwd</w:t>
+      </w:r>
+      <w:proofErr w:type="spellEnd"/>
+      <w:r>
+        <w:rPr>
+          <w:rFonts w:ascii="Courier New" w:hAnsi="Courier New" w:cs="Courier New"/>
+          <w:sz w:val="20"/>
+          <w:szCs w:val="20"/>
+        </w:rPr>
+        <w:t>())</w:t>
+      </w:r>
+    </w:p>
+    <w:p>
+      <w:pPr>
+        <w:suppressLineNumbers/>
+        <w:spacing w:line="480" w:lineRule="auto"/>
+        <w:rPr>
+          <w:rFonts w:ascii="Times New Roman" w:hAnsi="Times New Roman" w:cs="Times New Roman"/>
+          <w:sz w:val="24"/>
+          <w:szCs w:val="24"/>
+        </w:rPr>
+      </w:pPr>
+      <w:r>
+        <w:rPr>
+          <w:rFonts w:ascii="Times New Roman" w:hAnsi="Times New Roman" w:cs="Times New Roman"/>
+          <w:sz w:val="24"/>
+          <w:szCs w:val="24"/>
+        </w:rPr>
+        <w:t>T-Test:</w:t>
+      </w:r>
+    </w:p>
+    <w:p>
+      <w:pPr>
+        <w:suppressLineNumbers/>
+        <w:spacing w:after="0" w:line="240" w:lineRule="auto"/>
+        <w:rPr>
+          <w:rFonts w:ascii="Courier New" w:hAnsi="Courier New" w:cs="Courier New"/>
+          <w:sz w:val="20"/>
+          <w:szCs w:val="20"/>
+        </w:rPr>
+      </w:pPr>
+      <w:r>
+        <w:rPr>
+          <w:rFonts w:ascii="Courier New" w:hAnsi="Courier New" w:cs="Courier New"/>
+          <w:sz w:val="20"/>
+          <w:szCs w:val="20"/>
+        </w:rPr>
+        <w:t>sink("cephs_sexno.txt")</w:t>
+      </w:r>
+    </w:p>
+    <w:p>
+      <w:pPr>
+        <w:suppressLineNumbers/>
+        <w:spacing w:after="0" w:line="240" w:lineRule="auto"/>
+        <w:rPr>
+          <w:rFonts w:ascii="Courier New" w:hAnsi="Courier New" w:cs="Courier New"/>
+          <w:sz w:val="20"/>
+          <w:szCs w:val="20"/>
+        </w:rPr>
+      </w:pPr>
+      <w:proofErr w:type="gramStart"/>
+      <w:r>
+        <w:rPr>
+          <w:rFonts w:ascii="Courier New" w:hAnsi="Courier New" w:cs="Courier New"/>
+          <w:sz w:val="20"/>
+          <w:szCs w:val="20"/>
+        </w:rPr>
+        <w:t>cat(</w:t>
+      </w:r>
+      <w:proofErr w:type="gramEnd"/>
+      <w:r>
+        <w:rPr>
+          <w:rFonts w:ascii="Courier New" w:hAnsi="Courier New" w:cs="Courier New"/>
+          <w:sz w:val="20"/>
+          <w:szCs w:val="20"/>
+        </w:rPr>
+        <w:t xml:space="preserve">" </w:t>
+      </w:r>
+    </w:p>
+    <w:p>
+      <w:pPr>
+        <w:suppressLineNumbers/>
+        <w:spacing w:after="0" w:line="240" w:lineRule="auto"/>
+        <w:rPr>
+          <w:rFonts w:ascii="Courier New" w:hAnsi="Courier New" w:cs="Courier New"/>
+          <w:sz w:val="20"/>
+          <w:szCs w:val="20"/>
+        </w:rPr>
+      </w:pPr>
+      <w:r>
+        <w:rPr>
+          <w:rFonts w:ascii="Courier New" w:hAnsi="Courier New" w:cs="Courier New"/>
+          <w:sz w:val="20"/>
+          <w:szCs w:val="20"/>
+        </w:rPr>
+        <w:t xml:space="preserve">    model {</w:t>
+      </w:r>
+    </w:p>
+    <w:p>
+      <w:pPr>
+        <w:suppressLineNumbers/>
+        <w:spacing w:after="0" w:line="240" w:lineRule="auto"/>
+        <w:rPr>
+          <w:rFonts w:ascii="Courier New" w:hAnsi="Courier New" w:cs="Courier New"/>
+          <w:sz w:val="20"/>
+          <w:szCs w:val="20"/>
+        </w:rPr>
+      </w:pPr>
+      <w:r>
+        <w:rPr>
+          <w:rFonts w:ascii="Courier New" w:hAnsi="Courier New" w:cs="Courier New"/>
+          <w:sz w:val="20"/>
+          <w:szCs w:val="20"/>
+        </w:rPr>
+        <w:t xml:space="preserve">    </w:t>
+      </w:r>
+    </w:p>
+    <w:p>
+      <w:pPr>
+        <w:suppressLineNumbers/>
+        <w:spacing w:after="0" w:line="240" w:lineRule="auto"/>
+        <w:rPr>
+          <w:rFonts w:ascii="Courier New" w:hAnsi="Courier New" w:cs="Courier New"/>
+          <w:sz w:val="20"/>
+          <w:szCs w:val="20"/>
+        </w:rPr>
+      </w:pPr>
+      <w:r>
+        <w:rPr>
+          <w:rFonts w:ascii="Courier New" w:hAnsi="Courier New" w:cs="Courier New"/>
+          <w:sz w:val="20"/>
+          <w:szCs w:val="20"/>
+        </w:rPr>
+        <w:t xml:space="preserve">    # PRIORS</w:t>
+      </w:r>
+    </w:p>
+    <w:p>
+      <w:pPr>
+        <w:suppressLineNumbers/>
+        <w:spacing w:after="0" w:line="240" w:lineRule="auto"/>
+        <w:rPr>
+          <w:rFonts w:ascii="Courier New" w:hAnsi="Courier New" w:cs="Courier New"/>
+          <w:sz w:val="20"/>
+          <w:szCs w:val="20"/>
+        </w:rPr>
+      </w:pPr>
+      <w:r>
+        <w:rPr>
+          <w:rFonts w:ascii="Courier New" w:hAnsi="Courier New" w:cs="Courier New"/>
+          <w:sz w:val="20"/>
+          <w:szCs w:val="20"/>
+        </w:rPr>
+        <w:t xml:space="preserve">    beta0 ~ </w:t>
+      </w:r>
+      <w:proofErr w:type="spellStart"/>
+      <w:proofErr w:type="gramStart"/>
+      <w:r>
+        <w:rPr>
+          <w:rFonts w:ascii="Courier New" w:hAnsi="Courier New" w:cs="Courier New"/>
+          <w:sz w:val="20"/>
+          <w:szCs w:val="20"/>
+        </w:rPr>
+        <w:t>dnorm</w:t>
+      </w:r>
+      <w:proofErr w:type="spellEnd"/>
+      <w:r>
+        <w:rPr>
+          <w:rFonts w:ascii="Courier New" w:hAnsi="Courier New" w:cs="Courier New"/>
+          <w:sz w:val="20"/>
+          <w:szCs w:val="20"/>
+        </w:rPr>
+        <w:t>(</w:t>
+      </w:r>
+      <w:proofErr w:type="gramEnd"/>
+      <w:r>
+        <w:rPr>
+          <w:rFonts w:ascii="Courier New" w:hAnsi="Courier New" w:cs="Courier New"/>
+          <w:sz w:val="20"/>
+          <w:szCs w:val="20"/>
+        </w:rPr>
+        <w:t>0,0.001)  # intercept i.e. average catch of a female fisher</w:t>
+      </w:r>
+    </w:p>
+    <w:p>
+      <w:pPr>
+        <w:suppressLineNumbers/>
+        <w:spacing w:after="0" w:line="240" w:lineRule="auto"/>
+        <w:rPr>
+          <w:rFonts w:ascii="Courier New" w:hAnsi="Courier New" w:cs="Courier New"/>
+          <w:sz w:val="20"/>
+          <w:szCs w:val="20"/>
+        </w:rPr>
+      </w:pPr>
+      <w:r>
+        <w:rPr>
+          <w:rFonts w:ascii="Courier New" w:hAnsi="Courier New" w:cs="Courier New"/>
+          <w:sz w:val="20"/>
+          <w:szCs w:val="20"/>
+        </w:rPr>
+        <w:t xml:space="preserve">    beta1 ~ </w:t>
+      </w:r>
+      <w:proofErr w:type="spellStart"/>
+      <w:proofErr w:type="gramStart"/>
+      <w:r>
+        <w:rPr>
+          <w:rFonts w:ascii="Courier New" w:hAnsi="Courier New" w:cs="Courier New"/>
+          <w:sz w:val="20"/>
+          <w:szCs w:val="20"/>
+        </w:rPr>
+        <w:t>dnorm</w:t>
+      </w:r>
+      <w:proofErr w:type="spellEnd"/>
+      <w:r>
+        <w:rPr>
+          <w:rFonts w:ascii="Courier New" w:hAnsi="Courier New" w:cs="Courier New"/>
+          <w:sz w:val="20"/>
+          <w:szCs w:val="20"/>
+        </w:rPr>
+        <w:t>(</w:t>
+      </w:r>
+      <w:proofErr w:type="gramEnd"/>
+      <w:r>
+        <w:rPr>
+          <w:rFonts w:ascii="Courier New" w:hAnsi="Courier New" w:cs="Courier New"/>
+          <w:sz w:val="20"/>
+          <w:szCs w:val="20"/>
+        </w:rPr>
+        <w:t>0,0.001)  # effect of being a male fisher</w:t>
+      </w:r>
+    </w:p>
+    <w:p>
+      <w:pPr>
+        <w:suppressLineNumbers/>
+        <w:spacing w:after="0" w:line="240" w:lineRule="auto"/>
+        <w:rPr>
+          <w:rFonts w:ascii="Courier New" w:hAnsi="Courier New" w:cs="Courier New"/>
+          <w:sz w:val="20"/>
+          <w:szCs w:val="20"/>
+        </w:rPr>
+      </w:pPr>
+      <w:r>
+        <w:rPr>
+          <w:rFonts w:ascii="Courier New" w:hAnsi="Courier New" w:cs="Courier New"/>
+          <w:sz w:val="20"/>
+          <w:szCs w:val="20"/>
+        </w:rPr>
+        <w:t xml:space="preserve">    tau &lt;- 1/sigma^2</w:t>
+      </w:r>
+    </w:p>
+    <w:p>
+      <w:pPr>
+        <w:suppressLineNumbers/>
+        <w:spacing w:after="0" w:line="240" w:lineRule="auto"/>
+        <w:rPr>
+          <w:rFonts w:ascii="Courier New" w:hAnsi="Courier New" w:cs="Courier New"/>
+          <w:sz w:val="20"/>
+          <w:szCs w:val="20"/>
+        </w:rPr>
+      </w:pPr>
+      <w:r>
+        <w:rPr>
+          <w:rFonts w:ascii="Courier New" w:hAnsi="Courier New" w:cs="Courier New"/>
+          <w:sz w:val="20"/>
+          <w:szCs w:val="20"/>
+        </w:rPr>
+        <w:t xml:space="preserve">    sigma ~ </w:t>
+      </w:r>
+      <w:proofErr w:type="spellStart"/>
+      <w:proofErr w:type="gramStart"/>
+      <w:r>
+        <w:rPr>
+          <w:rFonts w:ascii="Courier New" w:hAnsi="Courier New" w:cs="Courier New"/>
+          <w:sz w:val="20"/>
+          <w:szCs w:val="20"/>
+        </w:rPr>
+        <w:t>dunif</w:t>
+      </w:r>
+      <w:proofErr w:type="spellEnd"/>
+      <w:r>
+        <w:rPr>
+          <w:rFonts w:ascii="Courier New" w:hAnsi="Courier New" w:cs="Courier New"/>
+          <w:sz w:val="20"/>
+          <w:szCs w:val="20"/>
+        </w:rPr>
+        <w:t>(</w:t>
+      </w:r>
+      <w:proofErr w:type="gramEnd"/>
+      <w:r>
+        <w:rPr>
+          <w:rFonts w:ascii="Courier New" w:hAnsi="Courier New" w:cs="Courier New"/>
+          <w:sz w:val="20"/>
+          <w:szCs w:val="20"/>
+        </w:rPr>
+        <w:t>0,10)</w:t>
+      </w:r>
+    </w:p>
+    <w:p>
+      <w:pPr>
+        <w:suppressLineNumbers/>
+        <w:spacing w:after="0" w:line="240" w:lineRule="auto"/>
+        <w:rPr>
+          <w:rFonts w:ascii="Courier New" w:hAnsi="Courier New" w:cs="Courier New"/>
+          <w:sz w:val="20"/>
+          <w:szCs w:val="20"/>
+        </w:rPr>
+      </w:pPr>
+      <w:r>
+        <w:rPr>
+          <w:rFonts w:ascii="Courier New" w:hAnsi="Courier New" w:cs="Courier New"/>
+          <w:sz w:val="20"/>
+          <w:szCs w:val="20"/>
+        </w:rPr>
+        <w:t xml:space="preserve">    </w:t>
+      </w:r>
+    </w:p>
+    <w:p>
+      <w:pPr>
+        <w:suppressLineNumbers/>
+        <w:spacing w:after="0" w:line="240" w:lineRule="auto"/>
+        <w:rPr>
+          <w:rFonts w:ascii="Courier New" w:hAnsi="Courier New" w:cs="Courier New"/>
+          <w:sz w:val="20"/>
+          <w:szCs w:val="20"/>
+        </w:rPr>
+      </w:pPr>
+      <w:r>
+        <w:rPr>
+          <w:rFonts w:ascii="Courier New" w:hAnsi="Courier New" w:cs="Courier New"/>
+          <w:sz w:val="20"/>
+          <w:szCs w:val="20"/>
+        </w:rPr>
+        <w:t xml:space="preserve">    # LIKELIHOOD</w:t>
+      </w:r>
+    </w:p>
+    <w:p>
+      <w:pPr>
+        <w:suppressLineNumbers/>
+        <w:spacing w:after="0" w:line="240" w:lineRule="auto"/>
+        <w:rPr>
+          <w:rFonts w:ascii="Courier New" w:hAnsi="Courier New" w:cs="Courier New"/>
+          <w:sz w:val="20"/>
+          <w:szCs w:val="20"/>
+        </w:rPr>
+      </w:pPr>
+      <w:r>
+        <w:rPr>
+          <w:rFonts w:ascii="Courier New" w:hAnsi="Courier New" w:cs="Courier New"/>
+          <w:sz w:val="20"/>
+          <w:szCs w:val="20"/>
+        </w:rPr>
+        <w:t xml:space="preserve">    </w:t>
+      </w:r>
+      <w:proofErr w:type="gramStart"/>
+      <w:r>
+        <w:rPr>
+          <w:rFonts w:ascii="Courier New" w:hAnsi="Courier New" w:cs="Courier New"/>
+          <w:sz w:val="20"/>
+          <w:szCs w:val="20"/>
+        </w:rPr>
+        <w:t>for(</w:t>
+      </w:r>
+      <w:proofErr w:type="spellStart"/>
+      <w:proofErr w:type="gramEnd"/>
+      <w:r>
+        <w:rPr>
+          <w:rFonts w:ascii="Courier New" w:hAnsi="Courier New" w:cs="Courier New"/>
+          <w:sz w:val="20"/>
+          <w:szCs w:val="20"/>
+        </w:rPr>
+        <w:t>i</w:t>
+      </w:r>
+      <w:proofErr w:type="spellEnd"/>
+      <w:r>
+        <w:rPr>
+          <w:rFonts w:ascii="Courier New" w:hAnsi="Courier New" w:cs="Courier New"/>
+          <w:sz w:val="20"/>
+          <w:szCs w:val="20"/>
+        </w:rPr>
+        <w:t xml:space="preserve"> in 1:n){</w:t>
+      </w:r>
+    </w:p>
+    <w:p>
+      <w:pPr>
+        <w:suppressLineNumbers/>
+        <w:spacing w:after="0" w:line="240" w:lineRule="auto"/>
+        <w:rPr>
+          <w:rFonts w:ascii="Courier New" w:hAnsi="Courier New" w:cs="Courier New"/>
+          <w:sz w:val="20"/>
+          <w:szCs w:val="20"/>
+        </w:rPr>
+      </w:pPr>
+      <w:r>
+        <w:rPr>
+          <w:rFonts w:ascii="Courier New" w:hAnsi="Courier New" w:cs="Courier New"/>
+          <w:sz w:val="20"/>
+          <w:szCs w:val="20"/>
+        </w:rPr>
+        <w:t xml:space="preserve">    </w:t>
+      </w:r>
+      <w:proofErr w:type="spellStart"/>
+      <w:r>
+        <w:rPr>
+          <w:rFonts w:ascii="Courier New" w:hAnsi="Courier New" w:cs="Courier New"/>
+          <w:sz w:val="20"/>
+          <w:szCs w:val="20"/>
+        </w:rPr>
+        <w:t>cephs</w:t>
+      </w:r>
+      <w:proofErr w:type="spellEnd"/>
+      <w:r>
+        <w:rPr>
+          <w:rFonts w:ascii="Courier New" w:hAnsi="Courier New" w:cs="Courier New"/>
+          <w:sz w:val="20"/>
+          <w:szCs w:val="20"/>
+        </w:rPr>
+        <w:t>[</w:t>
+      </w:r>
+      <w:proofErr w:type="spellStart"/>
+      <w:r>
+        <w:rPr>
+          <w:rFonts w:ascii="Courier New" w:hAnsi="Courier New" w:cs="Courier New"/>
+          <w:sz w:val="20"/>
+          <w:szCs w:val="20"/>
+        </w:rPr>
+        <w:t>i</w:t>
+      </w:r>
+      <w:proofErr w:type="spellEnd"/>
+      <w:r>
+        <w:rPr>
+          <w:rFonts w:ascii="Courier New" w:hAnsi="Courier New" w:cs="Courier New"/>
+          <w:sz w:val="20"/>
+          <w:szCs w:val="20"/>
+        </w:rPr>
+        <w:t xml:space="preserve">] ~ </w:t>
+      </w:r>
+      <w:proofErr w:type="spellStart"/>
+      <w:r>
+        <w:rPr>
+          <w:rFonts w:ascii="Courier New" w:hAnsi="Courier New" w:cs="Courier New"/>
+          <w:sz w:val="20"/>
+          <w:szCs w:val="20"/>
+        </w:rPr>
+        <w:t>dpois</w:t>
+      </w:r>
+      <w:proofErr w:type="spellEnd"/>
+      <w:r>
+        <w:rPr>
+          <w:rFonts w:ascii="Courier New" w:hAnsi="Courier New" w:cs="Courier New"/>
+          <w:sz w:val="20"/>
+          <w:szCs w:val="20"/>
+        </w:rPr>
+        <w:t>(lambda[</w:t>
+      </w:r>
+      <w:proofErr w:type="spellStart"/>
+      <w:r>
+        <w:rPr>
+          <w:rFonts w:ascii="Courier New" w:hAnsi="Courier New" w:cs="Courier New"/>
+          <w:sz w:val="20"/>
+          <w:szCs w:val="20"/>
+        </w:rPr>
+        <w:t>i</w:t>
+      </w:r>
+      <w:proofErr w:type="spellEnd"/>
+      <w:r>
+        <w:rPr>
+          <w:rFonts w:ascii="Courier New" w:hAnsi="Courier New" w:cs="Courier New"/>
+          <w:sz w:val="20"/>
+          <w:szCs w:val="20"/>
+        </w:rPr>
+        <w:t xml:space="preserve">]) #Poisson distribution </w:t>
+      </w:r>
+      <w:proofErr w:type="spellStart"/>
+      <w:r>
+        <w:rPr>
+          <w:rFonts w:ascii="Courier New" w:hAnsi="Courier New" w:cs="Courier New"/>
+          <w:sz w:val="20"/>
+          <w:szCs w:val="20"/>
+        </w:rPr>
+        <w:t>bc</w:t>
+      </w:r>
+      <w:proofErr w:type="spellEnd"/>
+      <w:r>
+        <w:rPr>
+          <w:rFonts w:ascii="Courier New" w:hAnsi="Courier New" w:cs="Courier New"/>
+          <w:sz w:val="20"/>
+          <w:szCs w:val="20"/>
+        </w:rPr>
+        <w:t xml:space="preserve"> counts. error term built in </w:t>
+      </w:r>
+      <w:proofErr w:type="spellStart"/>
+      <w:r>
+        <w:rPr>
+          <w:rFonts w:ascii="Courier New" w:hAnsi="Courier New" w:cs="Courier New"/>
+          <w:sz w:val="20"/>
+          <w:szCs w:val="20"/>
+        </w:rPr>
+        <w:t>bc</w:t>
+      </w:r>
+      <w:proofErr w:type="spellEnd"/>
+      <w:r>
+        <w:rPr>
+          <w:rFonts w:ascii="Courier New" w:hAnsi="Courier New" w:cs="Courier New"/>
+          <w:sz w:val="20"/>
+          <w:szCs w:val="20"/>
+        </w:rPr>
+        <w:t xml:space="preserve"> lambda is both mean and var</w:t>
+      </w:r>
+    </w:p>
+    <w:p>
+      <w:pPr>
+        <w:suppressLineNumbers/>
+        <w:spacing w:after="0" w:line="240" w:lineRule="auto"/>
+        <w:rPr>
+          <w:rFonts w:ascii="Courier New" w:hAnsi="Courier New" w:cs="Courier New"/>
+          <w:sz w:val="20"/>
+          <w:szCs w:val="20"/>
+        </w:rPr>
+      </w:pPr>
+      <w:r>
+        <w:rPr>
+          <w:rFonts w:ascii="Courier New" w:hAnsi="Courier New" w:cs="Courier New"/>
+          <w:sz w:val="20"/>
+          <w:szCs w:val="20"/>
+        </w:rPr>
+        <w:t xml:space="preserve">    log(lambda[</w:t>
+      </w:r>
+      <w:proofErr w:type="spellStart"/>
+      <w:r>
+        <w:rPr>
+          <w:rFonts w:ascii="Courier New" w:hAnsi="Courier New" w:cs="Courier New"/>
+          <w:sz w:val="20"/>
+          <w:szCs w:val="20"/>
+        </w:rPr>
+        <w:t>i</w:t>
+      </w:r>
+      <w:proofErr w:type="spellEnd"/>
+      <w:r>
+        <w:rPr>
+          <w:rFonts w:ascii="Courier New" w:hAnsi="Courier New" w:cs="Courier New"/>
+          <w:sz w:val="20"/>
+          <w:szCs w:val="20"/>
+        </w:rPr>
+        <w:t>]) &lt;- beta0 + beta1 * sex[</w:t>
+      </w:r>
+      <w:proofErr w:type="spellStart"/>
+      <w:r>
+        <w:rPr>
+          <w:rFonts w:ascii="Courier New" w:hAnsi="Courier New" w:cs="Courier New"/>
+          <w:sz w:val="20"/>
+          <w:szCs w:val="20"/>
+        </w:rPr>
+        <w:t>i</w:t>
+      </w:r>
+      <w:proofErr w:type="spellEnd"/>
+      <w:r>
+        <w:rPr>
+          <w:rFonts w:ascii="Courier New" w:hAnsi="Courier New" w:cs="Courier New"/>
+          <w:sz w:val="20"/>
+          <w:szCs w:val="20"/>
+        </w:rPr>
+        <w:t>] +eps[</w:t>
+      </w:r>
+      <w:proofErr w:type="spellStart"/>
+      <w:r>
+        <w:rPr>
+          <w:rFonts w:ascii="Courier New" w:hAnsi="Courier New" w:cs="Courier New"/>
+          <w:sz w:val="20"/>
+          <w:szCs w:val="20"/>
+        </w:rPr>
+        <w:t>i</w:t>
+      </w:r>
+      <w:proofErr w:type="spellEnd"/>
+      <w:r>
+        <w:rPr>
+          <w:rFonts w:ascii="Courier New" w:hAnsi="Courier New" w:cs="Courier New"/>
+          <w:sz w:val="20"/>
+          <w:szCs w:val="20"/>
+        </w:rPr>
+        <w:t xml:space="preserve">] #Remember, </w:t>
+      </w:r>
+      <w:proofErr w:type="spellStart"/>
+      <w:r>
+        <w:rPr>
+          <w:rFonts w:ascii="Courier New" w:hAnsi="Courier New" w:cs="Courier New"/>
+          <w:sz w:val="20"/>
+          <w:szCs w:val="20"/>
+        </w:rPr>
+        <w:t>predictning</w:t>
+      </w:r>
+      <w:proofErr w:type="spellEnd"/>
+      <w:r>
+        <w:rPr>
+          <w:rFonts w:ascii="Courier New" w:hAnsi="Courier New" w:cs="Courier New"/>
+          <w:sz w:val="20"/>
+          <w:szCs w:val="20"/>
+        </w:rPr>
+        <w:t xml:space="preserve"> log of lambda not lambda</w:t>
+      </w:r>
+    </w:p>
+    <w:p>
+      <w:pPr>
+        <w:suppressLineNumbers/>
+        <w:spacing w:after="0" w:line="240" w:lineRule="auto"/>
+        <w:rPr>
+          <w:rFonts w:ascii="Courier New" w:hAnsi="Courier New" w:cs="Courier New"/>
+          <w:sz w:val="20"/>
+          <w:szCs w:val="20"/>
+        </w:rPr>
+      </w:pPr>
+      <w:r>
+        <w:rPr>
+          <w:rFonts w:ascii="Courier New" w:hAnsi="Courier New" w:cs="Courier New"/>
+          <w:sz w:val="20"/>
+          <w:szCs w:val="20"/>
+        </w:rPr>
+        <w:t xml:space="preserve">    #lambda[i] &lt;- </w:t>
+      </w:r>
+      <w:proofErr w:type="gramStart"/>
+      <w:r>
+        <w:rPr>
+          <w:rFonts w:ascii="Courier New" w:hAnsi="Courier New" w:cs="Courier New"/>
+          <w:sz w:val="20"/>
+          <w:szCs w:val="20"/>
+        </w:rPr>
+        <w:t>exp(</w:t>
+      </w:r>
+      <w:proofErr w:type="gramEnd"/>
+      <w:r>
+        <w:rPr>
+          <w:rFonts w:ascii="Courier New" w:hAnsi="Courier New" w:cs="Courier New"/>
+          <w:sz w:val="20"/>
+          <w:szCs w:val="20"/>
+        </w:rPr>
+        <w:t>beta0 + beta1 * sex[</w:t>
+      </w:r>
+      <w:proofErr w:type="spellStart"/>
+      <w:r>
+        <w:rPr>
+          <w:rFonts w:ascii="Courier New" w:hAnsi="Courier New" w:cs="Courier New"/>
+          <w:sz w:val="20"/>
+          <w:szCs w:val="20"/>
+        </w:rPr>
+        <w:t>i</w:t>
+      </w:r>
+      <w:proofErr w:type="spellEnd"/>
+      <w:r>
+        <w:rPr>
+          <w:rFonts w:ascii="Courier New" w:hAnsi="Courier New" w:cs="Courier New"/>
+          <w:sz w:val="20"/>
+          <w:szCs w:val="20"/>
+        </w:rPr>
+        <w:t>] ) Alternative form</w:t>
+      </w:r>
+    </w:p>
+    <w:p>
+      <w:pPr>
+        <w:suppressLineNumbers/>
+        <w:spacing w:after="0" w:line="240" w:lineRule="auto"/>
+        <w:rPr>
+          <w:rFonts w:ascii="Courier New" w:hAnsi="Courier New" w:cs="Courier New"/>
+          <w:sz w:val="20"/>
+          <w:szCs w:val="20"/>
+        </w:rPr>
+      </w:pPr>
+      <w:r>
+        <w:rPr>
+          <w:rFonts w:ascii="Courier New" w:hAnsi="Courier New" w:cs="Courier New"/>
+          <w:sz w:val="20"/>
+          <w:szCs w:val="20"/>
+        </w:rPr>
+        <w:t xml:space="preserve">    eps[</w:t>
+      </w:r>
+      <w:proofErr w:type="spellStart"/>
+      <w:r>
+        <w:rPr>
+          <w:rFonts w:ascii="Courier New" w:hAnsi="Courier New" w:cs="Courier New"/>
+          <w:sz w:val="20"/>
+          <w:szCs w:val="20"/>
+        </w:rPr>
+        <w:t>i</w:t>
+      </w:r>
+      <w:proofErr w:type="spellEnd"/>
+      <w:r>
+        <w:rPr>
+          <w:rFonts w:ascii="Courier New" w:hAnsi="Courier New" w:cs="Courier New"/>
+          <w:sz w:val="20"/>
+          <w:szCs w:val="20"/>
+        </w:rPr>
+        <w:t xml:space="preserve">] ~ </w:t>
+      </w:r>
+      <w:proofErr w:type="spellStart"/>
+      <w:r>
+        <w:rPr>
+          <w:rFonts w:ascii="Courier New" w:hAnsi="Courier New" w:cs="Courier New"/>
+          <w:sz w:val="20"/>
+          <w:szCs w:val="20"/>
+        </w:rPr>
+        <w:t>dnorm</w:t>
+      </w:r>
+      <w:proofErr w:type="spellEnd"/>
+      <w:r>
+        <w:rPr>
+          <w:rFonts w:ascii="Courier New" w:hAnsi="Courier New" w:cs="Courier New"/>
+          <w:sz w:val="20"/>
+          <w:szCs w:val="20"/>
+        </w:rPr>
+        <w:t>(</w:t>
+      </w:r>
+      <w:proofErr w:type="gramStart"/>
+      <w:r>
+        <w:rPr>
+          <w:rFonts w:ascii="Courier New" w:hAnsi="Courier New" w:cs="Courier New"/>
+          <w:sz w:val="20"/>
+          <w:szCs w:val="20"/>
+        </w:rPr>
+        <w:t>0,tau</w:t>
+      </w:r>
+      <w:proofErr w:type="gramEnd"/>
+      <w:r>
+        <w:rPr>
+          <w:rFonts w:ascii="Courier New" w:hAnsi="Courier New" w:cs="Courier New"/>
+          <w:sz w:val="20"/>
+          <w:szCs w:val="20"/>
+        </w:rPr>
+        <w:t>) #Overdispersion Param</w:t>
+      </w:r>
+    </w:p>
+    <w:p>
+      <w:pPr>
+        <w:suppressLineNumbers/>
+        <w:spacing w:after="0" w:line="240" w:lineRule="auto"/>
+        <w:rPr>
+          <w:rFonts w:ascii="Courier New" w:hAnsi="Courier New" w:cs="Courier New"/>
+          <w:sz w:val="20"/>
+          <w:szCs w:val="20"/>
+        </w:rPr>
+      </w:pPr>
+      <w:r>
+        <w:rPr>
+          <w:rFonts w:ascii="Courier New" w:hAnsi="Courier New" w:cs="Courier New"/>
+          <w:sz w:val="20"/>
+          <w:szCs w:val="20"/>
+        </w:rPr>
+        <w:t xml:space="preserve">    </w:t>
+      </w:r>
+    </w:p>
+    <w:p>
+      <w:pPr>
+        <w:suppressLineNumbers/>
+        <w:spacing w:after="0" w:line="240" w:lineRule="auto"/>
+        <w:rPr>
+          <w:rFonts w:ascii="Courier New" w:hAnsi="Courier New" w:cs="Courier New"/>
+          <w:sz w:val="20"/>
+          <w:szCs w:val="20"/>
+        </w:rPr>
+      </w:pPr>
+      <w:r>
+        <w:rPr>
+          <w:rFonts w:ascii="Courier New" w:hAnsi="Courier New" w:cs="Courier New"/>
+          <w:sz w:val="20"/>
+          <w:szCs w:val="20"/>
+        </w:rPr>
+        <w:t xml:space="preserve">    # CHECK MODEL FIT</w:t>
+      </w:r>
+    </w:p>
+    <w:p>
+      <w:pPr>
+        <w:suppressLineNumbers/>
+        <w:spacing w:after="0" w:line="240" w:lineRule="auto"/>
+        <w:rPr>
+          <w:rFonts w:ascii="Courier New" w:hAnsi="Courier New" w:cs="Courier New"/>
+          <w:sz w:val="20"/>
+          <w:szCs w:val="20"/>
+        </w:rPr>
+      </w:pPr>
+      <w:r>
+        <w:rPr>
+          <w:rFonts w:ascii="Courier New" w:hAnsi="Courier New" w:cs="Courier New"/>
+          <w:sz w:val="20"/>
+          <w:szCs w:val="20"/>
+        </w:rPr>
+        <w:lastRenderedPageBreak/>
+        <w:t xml:space="preserve">    </w:t>
+      </w:r>
+      <w:proofErr w:type="spellStart"/>
+      <w:r>
+        <w:rPr>
+          <w:rFonts w:ascii="Courier New" w:hAnsi="Courier New" w:cs="Courier New"/>
+          <w:sz w:val="20"/>
+          <w:szCs w:val="20"/>
+        </w:rPr>
+        <w:t>presid</w:t>
+      </w:r>
+      <w:proofErr w:type="spellEnd"/>
+      <w:r>
+        <w:rPr>
+          <w:rFonts w:ascii="Courier New" w:hAnsi="Courier New" w:cs="Courier New"/>
+          <w:sz w:val="20"/>
+          <w:szCs w:val="20"/>
+        </w:rPr>
+        <w:t>[</w:t>
+      </w:r>
+      <w:proofErr w:type="spellStart"/>
+      <w:r>
+        <w:rPr>
+          <w:rFonts w:ascii="Courier New" w:hAnsi="Courier New" w:cs="Courier New"/>
+          <w:sz w:val="20"/>
+          <w:szCs w:val="20"/>
+        </w:rPr>
+        <w:t>i</w:t>
+      </w:r>
+      <w:proofErr w:type="spellEnd"/>
+      <w:r>
+        <w:rPr>
+          <w:rFonts w:ascii="Courier New" w:hAnsi="Courier New" w:cs="Courier New"/>
+          <w:sz w:val="20"/>
+          <w:szCs w:val="20"/>
+        </w:rPr>
+        <w:t>] &lt;- (</w:t>
+      </w:r>
+      <w:proofErr w:type="spellStart"/>
+      <w:r>
+        <w:rPr>
+          <w:rFonts w:ascii="Courier New" w:hAnsi="Courier New" w:cs="Courier New"/>
+          <w:sz w:val="20"/>
+          <w:szCs w:val="20"/>
+        </w:rPr>
+        <w:t>cephs</w:t>
+      </w:r>
+      <w:proofErr w:type="spellEnd"/>
+      <w:r>
+        <w:rPr>
+          <w:rFonts w:ascii="Courier New" w:hAnsi="Courier New" w:cs="Courier New"/>
+          <w:sz w:val="20"/>
+          <w:szCs w:val="20"/>
+        </w:rPr>
+        <w:t>[</w:t>
+      </w:r>
+      <w:proofErr w:type="spellStart"/>
+      <w:r>
+        <w:rPr>
+          <w:rFonts w:ascii="Courier New" w:hAnsi="Courier New" w:cs="Courier New"/>
+          <w:sz w:val="20"/>
+          <w:szCs w:val="20"/>
+        </w:rPr>
+        <w:t>i</w:t>
+      </w:r>
+      <w:proofErr w:type="spellEnd"/>
+      <w:r>
+        <w:rPr>
+          <w:rFonts w:ascii="Courier New" w:hAnsi="Courier New" w:cs="Courier New"/>
+          <w:sz w:val="20"/>
+          <w:szCs w:val="20"/>
+        </w:rPr>
+        <w:t>] - lambda[</w:t>
+      </w:r>
+      <w:proofErr w:type="spellStart"/>
+      <w:r>
+        <w:rPr>
+          <w:rFonts w:ascii="Courier New" w:hAnsi="Courier New" w:cs="Courier New"/>
+          <w:sz w:val="20"/>
+          <w:szCs w:val="20"/>
+        </w:rPr>
+        <w:t>i</w:t>
+      </w:r>
+      <w:proofErr w:type="spellEnd"/>
+      <w:r>
+        <w:rPr>
+          <w:rFonts w:ascii="Courier New" w:hAnsi="Courier New" w:cs="Courier New"/>
+          <w:sz w:val="20"/>
+          <w:szCs w:val="20"/>
+        </w:rPr>
+        <w:t>])/sqrt(lambda[</w:t>
+      </w:r>
+      <w:proofErr w:type="spellStart"/>
+      <w:r>
+        <w:rPr>
+          <w:rFonts w:ascii="Courier New" w:hAnsi="Courier New" w:cs="Courier New"/>
+          <w:sz w:val="20"/>
+          <w:szCs w:val="20"/>
+        </w:rPr>
+        <w:t>i</w:t>
+      </w:r>
+      <w:proofErr w:type="spellEnd"/>
+      <w:proofErr w:type="gramStart"/>
+      <w:r>
+        <w:rPr>
+          <w:rFonts w:ascii="Courier New" w:hAnsi="Courier New" w:cs="Courier New"/>
+          <w:sz w:val="20"/>
+          <w:szCs w:val="20"/>
+        </w:rPr>
+        <w:t xml:space="preserve">])   </w:t>
+      </w:r>
+      <w:proofErr w:type="gramEnd"/>
+      <w:r>
+        <w:rPr>
+          <w:rFonts w:ascii="Courier New" w:hAnsi="Courier New" w:cs="Courier New"/>
+          <w:sz w:val="20"/>
+          <w:szCs w:val="20"/>
+        </w:rPr>
+        <w:t xml:space="preserve">       # Pearson residual- corrects for larger mean =&gt; larger var</w:t>
+      </w:r>
+    </w:p>
+    <w:p>
+      <w:pPr>
+        <w:suppressLineNumbers/>
+        <w:spacing w:after="0" w:line="240" w:lineRule="auto"/>
+        <w:rPr>
+          <w:rFonts w:ascii="Courier New" w:hAnsi="Courier New" w:cs="Courier New"/>
+          <w:sz w:val="20"/>
+          <w:szCs w:val="20"/>
+        </w:rPr>
+      </w:pPr>
+      <w:r>
+        <w:rPr>
+          <w:rFonts w:ascii="Courier New" w:hAnsi="Courier New" w:cs="Courier New"/>
+          <w:sz w:val="20"/>
+          <w:szCs w:val="20"/>
+        </w:rPr>
+        <w:t xml:space="preserve">    </w:t>
+      </w:r>
+      <w:proofErr w:type="spellStart"/>
+      <w:r>
+        <w:rPr>
+          <w:rFonts w:ascii="Courier New" w:hAnsi="Courier New" w:cs="Courier New"/>
+          <w:sz w:val="20"/>
+          <w:szCs w:val="20"/>
+        </w:rPr>
+        <w:t>cephs.new</w:t>
+      </w:r>
+      <w:proofErr w:type="spellEnd"/>
+      <w:r>
+        <w:rPr>
+          <w:rFonts w:ascii="Courier New" w:hAnsi="Courier New" w:cs="Courier New"/>
+          <w:sz w:val="20"/>
+          <w:szCs w:val="20"/>
+        </w:rPr>
+        <w:t>[</w:t>
+      </w:r>
+      <w:proofErr w:type="spellStart"/>
+      <w:r>
+        <w:rPr>
+          <w:rFonts w:ascii="Courier New" w:hAnsi="Courier New" w:cs="Courier New"/>
+          <w:sz w:val="20"/>
+          <w:szCs w:val="20"/>
+        </w:rPr>
+        <w:t>i</w:t>
+      </w:r>
+      <w:proofErr w:type="spellEnd"/>
+      <w:r>
+        <w:rPr>
+          <w:rFonts w:ascii="Courier New" w:hAnsi="Courier New" w:cs="Courier New"/>
+          <w:sz w:val="20"/>
+          <w:szCs w:val="20"/>
+        </w:rPr>
+        <w:t xml:space="preserve">] ~ </w:t>
+      </w:r>
+      <w:proofErr w:type="spellStart"/>
+      <w:r>
+        <w:rPr>
+          <w:rFonts w:ascii="Courier New" w:hAnsi="Courier New" w:cs="Courier New"/>
+          <w:sz w:val="20"/>
+          <w:szCs w:val="20"/>
+        </w:rPr>
+        <w:t>dpois</w:t>
+      </w:r>
+      <w:proofErr w:type="spellEnd"/>
+      <w:r>
+        <w:rPr>
+          <w:rFonts w:ascii="Courier New" w:hAnsi="Courier New" w:cs="Courier New"/>
+          <w:sz w:val="20"/>
+          <w:szCs w:val="20"/>
+        </w:rPr>
+        <w:t>(lambda[</w:t>
+      </w:r>
+      <w:proofErr w:type="spellStart"/>
+      <w:r>
+        <w:rPr>
+          <w:rFonts w:ascii="Courier New" w:hAnsi="Courier New" w:cs="Courier New"/>
+          <w:sz w:val="20"/>
+          <w:szCs w:val="20"/>
+        </w:rPr>
+        <w:t>i</w:t>
+      </w:r>
+      <w:proofErr w:type="spellEnd"/>
+      <w:proofErr w:type="gramStart"/>
+      <w:r>
+        <w:rPr>
+          <w:rFonts w:ascii="Courier New" w:hAnsi="Courier New" w:cs="Courier New"/>
+          <w:sz w:val="20"/>
+          <w:szCs w:val="20"/>
+        </w:rPr>
+        <w:t xml:space="preserve">])   </w:t>
+      </w:r>
+      <w:proofErr w:type="gramEnd"/>
+      <w:r>
+        <w:rPr>
+          <w:rFonts w:ascii="Courier New" w:hAnsi="Courier New" w:cs="Courier New"/>
+          <w:sz w:val="20"/>
+          <w:szCs w:val="20"/>
+        </w:rPr>
+        <w:t xml:space="preserve">                           # new data from fitted model</w:t>
+      </w:r>
+    </w:p>
+    <w:p>
+      <w:pPr>
+        <w:suppressLineNumbers/>
+        <w:spacing w:after="0" w:line="240" w:lineRule="auto"/>
+        <w:rPr>
+          <w:rFonts w:ascii="Courier New" w:hAnsi="Courier New" w:cs="Courier New"/>
+          <w:sz w:val="20"/>
+          <w:szCs w:val="20"/>
+        </w:rPr>
+      </w:pPr>
+      <w:r>
+        <w:rPr>
+          <w:rFonts w:ascii="Courier New" w:hAnsi="Courier New" w:cs="Courier New"/>
+          <w:sz w:val="20"/>
+          <w:szCs w:val="20"/>
+        </w:rPr>
+        <w:t xml:space="preserve">    </w:t>
+      </w:r>
+      <w:proofErr w:type="spellStart"/>
+      <w:r>
+        <w:rPr>
+          <w:rFonts w:ascii="Courier New" w:hAnsi="Courier New" w:cs="Courier New"/>
+          <w:sz w:val="20"/>
+          <w:szCs w:val="20"/>
+        </w:rPr>
+        <w:t>presid.new</w:t>
+      </w:r>
+      <w:proofErr w:type="spellEnd"/>
+      <w:r>
+        <w:rPr>
+          <w:rFonts w:ascii="Courier New" w:hAnsi="Courier New" w:cs="Courier New"/>
+          <w:sz w:val="20"/>
+          <w:szCs w:val="20"/>
+        </w:rPr>
+        <w:t>[</w:t>
+      </w:r>
+      <w:proofErr w:type="spellStart"/>
+      <w:r>
+        <w:rPr>
+          <w:rFonts w:ascii="Courier New" w:hAnsi="Courier New" w:cs="Courier New"/>
+          <w:sz w:val="20"/>
+          <w:szCs w:val="20"/>
+        </w:rPr>
+        <w:t>i</w:t>
+      </w:r>
+      <w:proofErr w:type="spellEnd"/>
+      <w:r>
+        <w:rPr>
+          <w:rFonts w:ascii="Courier New" w:hAnsi="Courier New" w:cs="Courier New"/>
+          <w:sz w:val="20"/>
+          <w:szCs w:val="20"/>
+        </w:rPr>
+        <w:t>] &lt;- (</w:t>
+      </w:r>
+      <w:proofErr w:type="spellStart"/>
+      <w:r>
+        <w:rPr>
+          <w:rFonts w:ascii="Courier New" w:hAnsi="Courier New" w:cs="Courier New"/>
+          <w:sz w:val="20"/>
+          <w:szCs w:val="20"/>
+        </w:rPr>
+        <w:t>cephs.new</w:t>
+      </w:r>
+      <w:proofErr w:type="spellEnd"/>
+      <w:r>
+        <w:rPr>
+          <w:rFonts w:ascii="Courier New" w:hAnsi="Courier New" w:cs="Courier New"/>
+          <w:sz w:val="20"/>
+          <w:szCs w:val="20"/>
+        </w:rPr>
+        <w:t>[</w:t>
+      </w:r>
+      <w:proofErr w:type="spellStart"/>
+      <w:r>
+        <w:rPr>
+          <w:rFonts w:ascii="Courier New" w:hAnsi="Courier New" w:cs="Courier New"/>
+          <w:sz w:val="20"/>
+          <w:szCs w:val="20"/>
+        </w:rPr>
+        <w:t>i</w:t>
+      </w:r>
+      <w:proofErr w:type="spellEnd"/>
+      <w:r>
+        <w:rPr>
+          <w:rFonts w:ascii="Courier New" w:hAnsi="Courier New" w:cs="Courier New"/>
+          <w:sz w:val="20"/>
+          <w:szCs w:val="20"/>
+        </w:rPr>
+        <w:t>] - lambda[</w:t>
+      </w:r>
+      <w:proofErr w:type="spellStart"/>
+      <w:r>
+        <w:rPr>
+          <w:rFonts w:ascii="Courier New" w:hAnsi="Courier New" w:cs="Courier New"/>
+          <w:sz w:val="20"/>
+          <w:szCs w:val="20"/>
+        </w:rPr>
+        <w:t>i</w:t>
+      </w:r>
+      <w:proofErr w:type="spellEnd"/>
+      <w:r>
+        <w:rPr>
+          <w:rFonts w:ascii="Courier New" w:hAnsi="Courier New" w:cs="Courier New"/>
+          <w:sz w:val="20"/>
+          <w:szCs w:val="20"/>
+        </w:rPr>
+        <w:t>])/sqrt(lambda[</w:t>
+      </w:r>
+      <w:proofErr w:type="spellStart"/>
+      <w:r>
+        <w:rPr>
+          <w:rFonts w:ascii="Courier New" w:hAnsi="Courier New" w:cs="Courier New"/>
+          <w:sz w:val="20"/>
+          <w:szCs w:val="20"/>
+        </w:rPr>
+        <w:t>i</w:t>
+      </w:r>
+      <w:proofErr w:type="spellEnd"/>
+      <w:proofErr w:type="gramStart"/>
+      <w:r>
+        <w:rPr>
+          <w:rFonts w:ascii="Courier New" w:hAnsi="Courier New" w:cs="Courier New"/>
+          <w:sz w:val="20"/>
+          <w:szCs w:val="20"/>
+        </w:rPr>
+        <w:t>])  #</w:t>
+      </w:r>
+      <w:proofErr w:type="gramEnd"/>
+      <w:r>
+        <w:rPr>
+          <w:rFonts w:ascii="Courier New" w:hAnsi="Courier New" w:cs="Courier New"/>
+          <w:sz w:val="20"/>
+          <w:szCs w:val="20"/>
+        </w:rPr>
+        <w:t xml:space="preserve"> Pearson residual for new data</w:t>
+      </w:r>
+    </w:p>
+    <w:p>
+      <w:pPr>
+        <w:suppressLineNumbers/>
+        <w:spacing w:after="0" w:line="240" w:lineRule="auto"/>
+        <w:rPr>
+          <w:rFonts w:ascii="Courier New" w:hAnsi="Courier New" w:cs="Courier New"/>
+          <w:sz w:val="20"/>
+          <w:szCs w:val="20"/>
+        </w:rPr>
+      </w:pPr>
+    </w:p>
+    <w:p>
+      <w:pPr>
+        <w:suppressLineNumbers/>
+        <w:spacing w:after="0" w:line="240" w:lineRule="auto"/>
+        <w:rPr>
+          <w:rFonts w:ascii="Courier New" w:hAnsi="Courier New" w:cs="Courier New"/>
+          <w:sz w:val="20"/>
+          <w:szCs w:val="20"/>
+        </w:rPr>
+      </w:pPr>
+      <w:r>
+        <w:rPr>
+          <w:rFonts w:ascii="Courier New" w:hAnsi="Courier New" w:cs="Courier New"/>
+          <w:sz w:val="20"/>
+          <w:szCs w:val="20"/>
+        </w:rPr>
+        <w:t xml:space="preserve">    D[</w:t>
+      </w:r>
+      <w:proofErr w:type="spellStart"/>
+      <w:r>
+        <w:rPr>
+          <w:rFonts w:ascii="Courier New" w:hAnsi="Courier New" w:cs="Courier New"/>
+          <w:sz w:val="20"/>
+          <w:szCs w:val="20"/>
+        </w:rPr>
+        <w:t>i</w:t>
+      </w:r>
+      <w:proofErr w:type="spellEnd"/>
+      <w:r>
+        <w:rPr>
+          <w:rFonts w:ascii="Courier New" w:hAnsi="Courier New" w:cs="Courier New"/>
+          <w:sz w:val="20"/>
+          <w:szCs w:val="20"/>
+        </w:rPr>
+        <w:t xml:space="preserve">] &lt;- </w:t>
+      </w:r>
+      <w:proofErr w:type="spellStart"/>
+      <w:r>
+        <w:rPr>
+          <w:rFonts w:ascii="Courier New" w:hAnsi="Courier New" w:cs="Courier New"/>
+          <w:sz w:val="20"/>
+          <w:szCs w:val="20"/>
+        </w:rPr>
+        <w:t>presid</w:t>
+      </w:r>
+      <w:proofErr w:type="spellEnd"/>
+      <w:r>
+        <w:rPr>
+          <w:rFonts w:ascii="Courier New" w:hAnsi="Courier New" w:cs="Courier New"/>
+          <w:sz w:val="20"/>
+          <w:szCs w:val="20"/>
+        </w:rPr>
+        <w:t>[</w:t>
+      </w:r>
+      <w:proofErr w:type="spellStart"/>
+      <w:r>
+        <w:rPr>
+          <w:rFonts w:ascii="Courier New" w:hAnsi="Courier New" w:cs="Courier New"/>
+          <w:sz w:val="20"/>
+          <w:szCs w:val="20"/>
+        </w:rPr>
+        <w:t>i</w:t>
+      </w:r>
+      <w:proofErr w:type="spellEnd"/>
+      <w:r>
+        <w:rPr>
+          <w:rFonts w:ascii="Courier New" w:hAnsi="Courier New" w:cs="Courier New"/>
+          <w:sz w:val="20"/>
+          <w:szCs w:val="20"/>
+        </w:rPr>
+        <w:t>]^2          # squared Pearson residuals for observed data</w:t>
+      </w:r>
+    </w:p>
+    <w:p>
+      <w:pPr>
+        <w:suppressLineNumbers/>
+        <w:spacing w:after="0" w:line="240" w:lineRule="auto"/>
+        <w:rPr>
+          <w:rFonts w:ascii="Courier New" w:hAnsi="Courier New" w:cs="Courier New"/>
+          <w:sz w:val="20"/>
+          <w:szCs w:val="20"/>
+        </w:rPr>
+      </w:pPr>
+      <w:r>
+        <w:rPr>
+          <w:rFonts w:ascii="Courier New" w:hAnsi="Courier New" w:cs="Courier New"/>
+          <w:sz w:val="20"/>
+          <w:szCs w:val="20"/>
+        </w:rPr>
+        <w:t xml:space="preserve">    </w:t>
+      </w:r>
+      <w:proofErr w:type="spellStart"/>
+      <w:r>
+        <w:rPr>
+          <w:rFonts w:ascii="Courier New" w:hAnsi="Courier New" w:cs="Courier New"/>
+          <w:sz w:val="20"/>
+          <w:szCs w:val="20"/>
+        </w:rPr>
+        <w:t>D.new</w:t>
+      </w:r>
+      <w:proofErr w:type="spellEnd"/>
+      <w:r>
+        <w:rPr>
+          <w:rFonts w:ascii="Courier New" w:hAnsi="Courier New" w:cs="Courier New"/>
+          <w:sz w:val="20"/>
+          <w:szCs w:val="20"/>
+        </w:rPr>
+        <w:t>[</w:t>
+      </w:r>
+      <w:proofErr w:type="spellStart"/>
+      <w:r>
+        <w:rPr>
+          <w:rFonts w:ascii="Courier New" w:hAnsi="Courier New" w:cs="Courier New"/>
+          <w:sz w:val="20"/>
+          <w:szCs w:val="20"/>
+        </w:rPr>
+        <w:t>i</w:t>
+      </w:r>
+      <w:proofErr w:type="spellEnd"/>
+      <w:r>
+        <w:rPr>
+          <w:rFonts w:ascii="Courier New" w:hAnsi="Courier New" w:cs="Courier New"/>
+          <w:sz w:val="20"/>
+          <w:szCs w:val="20"/>
+        </w:rPr>
+        <w:t xml:space="preserve">] &lt;- </w:t>
+      </w:r>
+      <w:proofErr w:type="spellStart"/>
+      <w:r>
+        <w:rPr>
+          <w:rFonts w:ascii="Courier New" w:hAnsi="Courier New" w:cs="Courier New"/>
+          <w:sz w:val="20"/>
+          <w:szCs w:val="20"/>
+        </w:rPr>
+        <w:t>presid.new</w:t>
+      </w:r>
+      <w:proofErr w:type="spellEnd"/>
+      <w:r>
+        <w:rPr>
+          <w:rFonts w:ascii="Courier New" w:hAnsi="Courier New" w:cs="Courier New"/>
+          <w:sz w:val="20"/>
+          <w:szCs w:val="20"/>
+        </w:rPr>
+        <w:t>[</w:t>
+      </w:r>
+      <w:proofErr w:type="spellStart"/>
+      <w:r>
+        <w:rPr>
+          <w:rFonts w:ascii="Courier New" w:hAnsi="Courier New" w:cs="Courier New"/>
+          <w:sz w:val="20"/>
+          <w:szCs w:val="20"/>
+        </w:rPr>
+        <w:t>i</w:t>
+      </w:r>
+      <w:proofErr w:type="spellEnd"/>
+      <w:r>
+        <w:rPr>
+          <w:rFonts w:ascii="Courier New" w:hAnsi="Courier New" w:cs="Courier New"/>
+          <w:sz w:val="20"/>
+          <w:szCs w:val="20"/>
+        </w:rPr>
+        <w:t>]^</w:t>
+      </w:r>
+      <w:proofErr w:type="gramStart"/>
+      <w:r>
+        <w:rPr>
+          <w:rFonts w:ascii="Courier New" w:hAnsi="Courier New" w:cs="Courier New"/>
+          <w:sz w:val="20"/>
+          <w:szCs w:val="20"/>
+        </w:rPr>
+        <w:t>2  #</w:t>
+      </w:r>
+      <w:proofErr w:type="gramEnd"/>
+      <w:r>
+        <w:rPr>
+          <w:rFonts w:ascii="Courier New" w:hAnsi="Courier New" w:cs="Courier New"/>
+          <w:sz w:val="20"/>
+          <w:szCs w:val="20"/>
+        </w:rPr>
+        <w:t xml:space="preserve"> squared Pearson residuals for new data</w:t>
+      </w:r>
+    </w:p>
+    <w:p>
+      <w:pPr>
+        <w:suppressLineNumbers/>
+        <w:spacing w:after="0" w:line="240" w:lineRule="auto"/>
+        <w:rPr>
+          <w:rFonts w:ascii="Courier New" w:hAnsi="Courier New" w:cs="Courier New"/>
+          <w:sz w:val="20"/>
+          <w:szCs w:val="20"/>
+        </w:rPr>
+      </w:pPr>
+      <w:r>
+        <w:rPr>
+          <w:rFonts w:ascii="Courier New" w:hAnsi="Courier New" w:cs="Courier New"/>
+          <w:sz w:val="20"/>
+          <w:szCs w:val="20"/>
+        </w:rPr>
+        <w:t xml:space="preserve">    </w:t>
+      </w:r>
+    </w:p>
+    <w:p>
+      <w:pPr>
+        <w:suppressLineNumbers/>
+        <w:spacing w:after="0" w:line="240" w:lineRule="auto"/>
+        <w:rPr>
+          <w:rFonts w:ascii="Courier New" w:hAnsi="Courier New" w:cs="Courier New"/>
+          <w:sz w:val="20"/>
+          <w:szCs w:val="20"/>
+        </w:rPr>
+      </w:pPr>
+      <w:r>
+        <w:rPr>
+          <w:rFonts w:ascii="Courier New" w:hAnsi="Courier New" w:cs="Courier New"/>
+          <w:sz w:val="20"/>
+          <w:szCs w:val="20"/>
+        </w:rPr>
+        <w:t xml:space="preserve">    </w:t>
+      </w:r>
+    </w:p>
+    <w:p>
+      <w:pPr>
+        <w:suppressLineNumbers/>
+        <w:spacing w:after="0" w:line="240" w:lineRule="auto"/>
+        <w:rPr>
+          <w:rFonts w:ascii="Courier New" w:hAnsi="Courier New" w:cs="Courier New"/>
+          <w:sz w:val="20"/>
+          <w:szCs w:val="20"/>
+        </w:rPr>
+      </w:pPr>
+      <w:r>
+        <w:rPr>
+          <w:rFonts w:ascii="Courier New" w:hAnsi="Courier New" w:cs="Courier New"/>
+          <w:sz w:val="20"/>
+          <w:szCs w:val="20"/>
+        </w:rPr>
+        <w:t xml:space="preserve">    } # </w:t>
+      </w:r>
+      <w:proofErr w:type="spellStart"/>
+      <w:r>
+        <w:rPr>
+          <w:rFonts w:ascii="Courier New" w:hAnsi="Courier New" w:cs="Courier New"/>
+          <w:sz w:val="20"/>
+          <w:szCs w:val="20"/>
+        </w:rPr>
+        <w:t>i</w:t>
+      </w:r>
+      <w:proofErr w:type="spellEnd"/>
+    </w:p>
+    <w:p>
+      <w:pPr>
+        <w:suppressLineNumbers/>
+        <w:spacing w:after="0" w:line="240" w:lineRule="auto"/>
+        <w:rPr>
+          <w:rFonts w:ascii="Courier New" w:hAnsi="Courier New" w:cs="Courier New"/>
+          <w:sz w:val="20"/>
+          <w:szCs w:val="20"/>
+        </w:rPr>
+      </w:pPr>
+      <w:r>
+        <w:rPr>
+          <w:rFonts w:ascii="Courier New" w:hAnsi="Courier New" w:cs="Courier New"/>
+          <w:sz w:val="20"/>
+          <w:szCs w:val="20"/>
+        </w:rPr>
+        <w:t xml:space="preserve">    </w:t>
+      </w:r>
+    </w:p>
+    <w:p>
+      <w:pPr>
+        <w:suppressLineNumbers/>
+        <w:spacing w:after="0" w:line="240" w:lineRule="auto"/>
+        <w:rPr>
+          <w:rFonts w:ascii="Courier New" w:hAnsi="Courier New" w:cs="Courier New"/>
+          <w:sz w:val="20"/>
+          <w:szCs w:val="20"/>
+        </w:rPr>
+      </w:pPr>
+    </w:p>
+    <w:p>
+      <w:pPr>
+        <w:suppressLineNumbers/>
+        <w:spacing w:after="0" w:line="240" w:lineRule="auto"/>
+        <w:rPr>
+          <w:rFonts w:ascii="Courier New" w:hAnsi="Courier New" w:cs="Courier New"/>
+          <w:sz w:val="20"/>
+          <w:szCs w:val="20"/>
+        </w:rPr>
+      </w:pPr>
+      <w:r>
+        <w:rPr>
+          <w:rFonts w:ascii="Courier New" w:hAnsi="Courier New" w:cs="Courier New"/>
+          <w:sz w:val="20"/>
+          <w:szCs w:val="20"/>
+        </w:rPr>
+        <w:t xml:space="preserve">    # CHECK MODEL FIT - BAYESIAN P-VALUE</w:t>
+      </w:r>
+    </w:p>
+    <w:p>
+      <w:pPr>
+        <w:suppressLineNumbers/>
+        <w:spacing w:after="0" w:line="240" w:lineRule="auto"/>
+        <w:rPr>
+          <w:rFonts w:ascii="Courier New" w:hAnsi="Courier New" w:cs="Courier New"/>
+          <w:sz w:val="20"/>
+          <w:szCs w:val="20"/>
+        </w:rPr>
+      </w:pPr>
+      <w:r>
+        <w:rPr>
+          <w:rFonts w:ascii="Courier New" w:hAnsi="Courier New" w:cs="Courier New"/>
+          <w:sz w:val="20"/>
+          <w:szCs w:val="20"/>
+        </w:rPr>
+        <w:t xml:space="preserve">    </w:t>
+      </w:r>
+      <w:proofErr w:type="spellStart"/>
+      <w:r>
+        <w:rPr>
+          <w:rFonts w:ascii="Courier New" w:hAnsi="Courier New" w:cs="Courier New"/>
+          <w:sz w:val="20"/>
+          <w:szCs w:val="20"/>
+        </w:rPr>
+        <w:t>D.sum</w:t>
+      </w:r>
+      <w:proofErr w:type="spellEnd"/>
+      <w:r>
+        <w:rPr>
+          <w:rFonts w:ascii="Courier New" w:hAnsi="Courier New" w:cs="Courier New"/>
+          <w:sz w:val="20"/>
+          <w:szCs w:val="20"/>
+        </w:rPr>
+        <w:t xml:space="preserve"> &lt;- sum(</w:t>
+      </w:r>
+      <w:proofErr w:type="gramStart"/>
+      <w:r>
+        <w:rPr>
+          <w:rFonts w:ascii="Courier New" w:hAnsi="Courier New" w:cs="Courier New"/>
+          <w:sz w:val="20"/>
+          <w:szCs w:val="20"/>
+        </w:rPr>
+        <w:t>D[</w:t>
+      </w:r>
+      <w:proofErr w:type="gramEnd"/>
+      <w:r>
+        <w:rPr>
+          <w:rFonts w:ascii="Courier New" w:hAnsi="Courier New" w:cs="Courier New"/>
+          <w:sz w:val="20"/>
+          <w:szCs w:val="20"/>
+        </w:rPr>
+        <w:t>])                      # sum of squared residuals for raw data</w:t>
+      </w:r>
+    </w:p>
+    <w:p>
+      <w:pPr>
+        <w:suppressLineNumbers/>
+        <w:spacing w:after="0" w:line="240" w:lineRule="auto"/>
+        <w:rPr>
+          <w:rFonts w:ascii="Courier New" w:hAnsi="Courier New" w:cs="Courier New"/>
+          <w:sz w:val="20"/>
+          <w:szCs w:val="20"/>
+        </w:rPr>
+      </w:pPr>
+      <w:r>
+        <w:rPr>
+          <w:rFonts w:ascii="Courier New" w:hAnsi="Courier New" w:cs="Courier New"/>
+          <w:sz w:val="20"/>
+          <w:szCs w:val="20"/>
+        </w:rPr>
+        <w:t xml:space="preserve">    </w:t>
+      </w:r>
+      <w:proofErr w:type="spellStart"/>
+      <w:r>
+        <w:rPr>
+          <w:rFonts w:ascii="Courier New" w:hAnsi="Courier New" w:cs="Courier New"/>
+          <w:sz w:val="20"/>
+          <w:szCs w:val="20"/>
+        </w:rPr>
+        <w:t>D.new.sum</w:t>
+      </w:r>
+      <w:proofErr w:type="spellEnd"/>
+      <w:r>
+        <w:rPr>
+          <w:rFonts w:ascii="Courier New" w:hAnsi="Courier New" w:cs="Courier New"/>
+          <w:sz w:val="20"/>
+          <w:szCs w:val="20"/>
+        </w:rPr>
+        <w:t xml:space="preserve"> &lt;- </w:t>
+      </w:r>
+      <w:proofErr w:type="gramStart"/>
+      <w:r>
+        <w:rPr>
+          <w:rFonts w:ascii="Courier New" w:hAnsi="Courier New" w:cs="Courier New"/>
+          <w:sz w:val="20"/>
+          <w:szCs w:val="20"/>
+        </w:rPr>
+        <w:t>sum(</w:t>
+      </w:r>
+      <w:proofErr w:type="spellStart"/>
+      <w:proofErr w:type="gramEnd"/>
+      <w:r>
+        <w:rPr>
+          <w:rFonts w:ascii="Courier New" w:hAnsi="Courier New" w:cs="Courier New"/>
+          <w:sz w:val="20"/>
+          <w:szCs w:val="20"/>
+        </w:rPr>
+        <w:t>D.new</w:t>
+      </w:r>
+      <w:proofErr w:type="spellEnd"/>
+      <w:r>
+        <w:rPr>
+          <w:rFonts w:ascii="Courier New" w:hAnsi="Courier New" w:cs="Courier New"/>
+          <w:sz w:val="20"/>
+          <w:szCs w:val="20"/>
+        </w:rPr>
+        <w:t>[])              # same, but for model-generated data</w:t>
+      </w:r>
+    </w:p>
+    <w:p>
+      <w:pPr>
+        <w:suppressLineNumbers/>
+        <w:spacing w:after="0" w:line="240" w:lineRule="auto"/>
+        <w:rPr>
+          <w:rFonts w:ascii="Courier New" w:hAnsi="Courier New" w:cs="Courier New"/>
+          <w:sz w:val="20"/>
+          <w:szCs w:val="20"/>
+        </w:rPr>
+      </w:pPr>
+      <w:r>
+        <w:rPr>
+          <w:rFonts w:ascii="Courier New" w:hAnsi="Courier New" w:cs="Courier New"/>
+          <w:sz w:val="20"/>
+          <w:szCs w:val="20"/>
+        </w:rPr>
+        <w:t xml:space="preserve">    </w:t>
+      </w:r>
+      <w:proofErr w:type="spellStart"/>
+      <w:r>
+        <w:rPr>
+          <w:rFonts w:ascii="Courier New" w:hAnsi="Courier New" w:cs="Courier New"/>
+          <w:sz w:val="20"/>
+          <w:szCs w:val="20"/>
+        </w:rPr>
+        <w:t>Bayes.P</w:t>
+      </w:r>
+      <w:proofErr w:type="spellEnd"/>
+      <w:r>
+        <w:rPr>
+          <w:rFonts w:ascii="Courier New" w:hAnsi="Courier New" w:cs="Courier New"/>
+          <w:sz w:val="20"/>
+          <w:szCs w:val="20"/>
+        </w:rPr>
+        <w:t xml:space="preserve"> &lt;- </w:t>
+      </w:r>
+      <w:proofErr w:type="gramStart"/>
+      <w:r>
+        <w:rPr>
+          <w:rFonts w:ascii="Courier New" w:hAnsi="Courier New" w:cs="Courier New"/>
+          <w:sz w:val="20"/>
+          <w:szCs w:val="20"/>
+        </w:rPr>
+        <w:t>step(</w:t>
+      </w:r>
+      <w:proofErr w:type="spellStart"/>
+      <w:proofErr w:type="gramEnd"/>
+      <w:r>
+        <w:rPr>
+          <w:rFonts w:ascii="Courier New" w:hAnsi="Courier New" w:cs="Courier New"/>
+          <w:sz w:val="20"/>
+          <w:szCs w:val="20"/>
+        </w:rPr>
+        <w:t>D.new.sum</w:t>
+      </w:r>
+      <w:proofErr w:type="spellEnd"/>
+      <w:r>
+        <w:rPr>
+          <w:rFonts w:ascii="Courier New" w:hAnsi="Courier New" w:cs="Courier New"/>
+          <w:sz w:val="20"/>
+          <w:szCs w:val="20"/>
+        </w:rPr>
+        <w:t>/</w:t>
+      </w:r>
+      <w:proofErr w:type="spellStart"/>
+      <w:r>
+        <w:rPr>
+          <w:rFonts w:ascii="Courier New" w:hAnsi="Courier New" w:cs="Courier New"/>
+          <w:sz w:val="20"/>
+          <w:szCs w:val="20"/>
+        </w:rPr>
+        <w:t>D.sum</w:t>
+      </w:r>
+      <w:proofErr w:type="spellEnd"/>
+      <w:r>
+        <w:rPr>
+          <w:rFonts w:ascii="Courier New" w:hAnsi="Courier New" w:cs="Courier New"/>
+          <w:sz w:val="20"/>
+          <w:szCs w:val="20"/>
+        </w:rPr>
+        <w:t xml:space="preserve"> - 1)   # step(x) tests if x &gt;= 0</w:t>
+      </w:r>
+    </w:p>
+    <w:p>
+      <w:pPr>
+        <w:suppressLineNumbers/>
+        <w:spacing w:after="0" w:line="240" w:lineRule="auto"/>
+        <w:rPr>
+          <w:rFonts w:ascii="Courier New" w:hAnsi="Courier New" w:cs="Courier New"/>
+          <w:sz w:val="20"/>
+          <w:szCs w:val="20"/>
+        </w:rPr>
+      </w:pPr>
+      <w:r>
+        <w:rPr>
+          <w:rFonts w:ascii="Courier New" w:hAnsi="Courier New" w:cs="Courier New"/>
+          <w:sz w:val="20"/>
+          <w:szCs w:val="20"/>
+        </w:rPr>
+        <w:t xml:space="preserve">    </w:t>
+      </w:r>
+    </w:p>
+    <w:p>
+      <w:pPr>
+        <w:suppressLineNumbers/>
+        <w:spacing w:after="0" w:line="240" w:lineRule="auto"/>
+        <w:rPr>
+          <w:rFonts w:ascii="Courier New" w:hAnsi="Courier New" w:cs="Courier New"/>
+          <w:sz w:val="20"/>
+          <w:szCs w:val="20"/>
+        </w:rPr>
+      </w:pPr>
+      <w:r>
+        <w:rPr>
+          <w:rFonts w:ascii="Courier New" w:hAnsi="Courier New" w:cs="Courier New"/>
+          <w:sz w:val="20"/>
+          <w:szCs w:val="20"/>
+        </w:rPr>
+        <w:t xml:space="preserve">    } # end of model  </w:t>
+      </w:r>
+    </w:p>
+    <w:p>
+      <w:pPr>
+        <w:suppressLineNumbers/>
+        <w:spacing w:after="0" w:line="240" w:lineRule="auto"/>
+        <w:rPr>
+          <w:rFonts w:ascii="Courier New" w:hAnsi="Courier New" w:cs="Courier New"/>
+          <w:sz w:val="20"/>
+          <w:szCs w:val="20"/>
+        </w:rPr>
+      </w:pPr>
+      <w:r>
+        <w:rPr>
+          <w:rFonts w:ascii="Courier New" w:hAnsi="Courier New" w:cs="Courier New"/>
+          <w:sz w:val="20"/>
+          <w:szCs w:val="20"/>
+        </w:rPr>
+        <w:t xml:space="preserve">    </w:t>
+      </w:r>
+      <w:proofErr w:type="gramStart"/>
+      <w:r>
+        <w:rPr>
+          <w:rFonts w:ascii="Courier New" w:hAnsi="Courier New" w:cs="Courier New"/>
+          <w:sz w:val="20"/>
+          <w:szCs w:val="20"/>
+        </w:rPr>
+        <w:t>",fill</w:t>
+      </w:r>
+      <w:proofErr w:type="gramEnd"/>
+      <w:r>
+        <w:rPr>
+          <w:rFonts w:ascii="Courier New" w:hAnsi="Courier New" w:cs="Courier New"/>
+          <w:sz w:val="20"/>
+          <w:szCs w:val="20"/>
+        </w:rPr>
+        <w:t xml:space="preserve"> = TRUE)</w:t>
+      </w:r>
+    </w:p>
+    <w:p>
+      <w:pPr>
+        <w:suppressLineNumbers/>
+        <w:spacing w:after="0" w:line="240" w:lineRule="auto"/>
+        <w:rPr>
+          <w:rFonts w:ascii="Courier New" w:hAnsi="Courier New" w:cs="Courier New"/>
+          <w:sz w:val="20"/>
+          <w:szCs w:val="20"/>
+        </w:rPr>
+      </w:pPr>
+      <w:proofErr w:type="gramStart"/>
+      <w:r>
+        <w:rPr>
+          <w:rFonts w:ascii="Courier New" w:hAnsi="Courier New" w:cs="Courier New"/>
+          <w:sz w:val="20"/>
+          <w:szCs w:val="20"/>
+        </w:rPr>
+        <w:t>sink(</w:t>
+      </w:r>
+      <w:proofErr w:type="gramEnd"/>
+      <w:r>
+        <w:rPr>
+          <w:rFonts w:ascii="Courier New" w:hAnsi="Courier New" w:cs="Courier New"/>
+          <w:sz w:val="20"/>
+          <w:szCs w:val="20"/>
+        </w:rPr>
+        <w:t>)</w:t>
+      </w:r>
+    </w:p>
+    <w:p>
+      <w:pPr>
+        <w:suppressLineNumbers/>
+        <w:spacing w:after="0" w:line="240" w:lineRule="auto"/>
+        <w:rPr>
+          <w:rFonts w:ascii="Courier New" w:hAnsi="Courier New" w:cs="Courier New"/>
+          <w:sz w:val="20"/>
+          <w:szCs w:val="20"/>
+        </w:rPr>
+      </w:pPr>
+    </w:p>
+    <w:p>
+      <w:pPr>
+        <w:suppressLineNumbers/>
+        <w:spacing w:after="0" w:line="240" w:lineRule="auto"/>
+        <w:rPr>
+          <w:rFonts w:ascii="Courier New" w:hAnsi="Courier New" w:cs="Courier New"/>
+          <w:sz w:val="20"/>
+          <w:szCs w:val="20"/>
+        </w:rPr>
+      </w:pPr>
+      <w:proofErr w:type="spellStart"/>
+      <w:r>
+        <w:rPr>
+          <w:rFonts w:ascii="Courier New" w:hAnsi="Courier New" w:cs="Courier New"/>
+          <w:sz w:val="20"/>
+          <w:szCs w:val="20"/>
+        </w:rPr>
+        <w:t>win.data</w:t>
+      </w:r>
+      <w:proofErr w:type="spellEnd"/>
+      <w:r>
+        <w:rPr>
+          <w:rFonts w:ascii="Courier New" w:hAnsi="Courier New" w:cs="Courier New"/>
+          <w:sz w:val="20"/>
+          <w:szCs w:val="20"/>
+        </w:rPr>
+        <w:t xml:space="preserve"> &lt;- </w:t>
+      </w:r>
+      <w:proofErr w:type="gramStart"/>
+      <w:r>
+        <w:rPr>
+          <w:rFonts w:ascii="Courier New" w:hAnsi="Courier New" w:cs="Courier New"/>
+          <w:sz w:val="20"/>
+          <w:szCs w:val="20"/>
+        </w:rPr>
+        <w:t>list(</w:t>
+      </w:r>
+      <w:proofErr w:type="spellStart"/>
+      <w:proofErr w:type="gramEnd"/>
+      <w:r>
+        <w:rPr>
+          <w:rFonts w:ascii="Courier New" w:hAnsi="Courier New" w:cs="Courier New"/>
+          <w:sz w:val="20"/>
+          <w:szCs w:val="20"/>
+        </w:rPr>
+        <w:t>cephs</w:t>
+      </w:r>
+      <w:proofErr w:type="spellEnd"/>
+      <w:r>
+        <w:rPr>
+          <w:rFonts w:ascii="Courier New" w:hAnsi="Courier New" w:cs="Courier New"/>
+          <w:sz w:val="20"/>
+          <w:szCs w:val="20"/>
+        </w:rPr>
+        <w:t xml:space="preserve"> = </w:t>
+      </w:r>
+      <w:proofErr w:type="spellStart"/>
+      <w:r>
+        <w:rPr>
+          <w:rFonts w:ascii="Courier New" w:hAnsi="Courier New" w:cs="Courier New"/>
+          <w:sz w:val="20"/>
+          <w:szCs w:val="20"/>
+        </w:rPr>
+        <w:t>as.integer</w:t>
+      </w:r>
+      <w:proofErr w:type="spellEnd"/>
+      <w:r>
+        <w:rPr>
+          <w:rFonts w:ascii="Courier New" w:hAnsi="Courier New" w:cs="Courier New"/>
+          <w:sz w:val="20"/>
+          <w:szCs w:val="20"/>
+        </w:rPr>
+        <w:t>(</w:t>
+      </w:r>
+      <w:proofErr w:type="spellStart"/>
+      <w:r>
+        <w:rPr>
+          <w:rFonts w:ascii="Courier New" w:hAnsi="Courier New" w:cs="Courier New"/>
+          <w:sz w:val="20"/>
+          <w:szCs w:val="20"/>
+        </w:rPr>
+        <w:t>ceph_sex$NO_CAUGHT</w:t>
+      </w:r>
+      <w:proofErr w:type="spellEnd"/>
+      <w:r>
+        <w:rPr>
+          <w:rFonts w:ascii="Courier New" w:hAnsi="Courier New" w:cs="Courier New"/>
+          <w:sz w:val="20"/>
+          <w:szCs w:val="20"/>
+        </w:rPr>
+        <w:t xml:space="preserve">), </w:t>
+      </w:r>
+    </w:p>
+    <w:p>
+      <w:pPr>
+        <w:suppressLineNumbers/>
+        <w:spacing w:after="0" w:line="240" w:lineRule="auto"/>
+        <w:rPr>
+          <w:rFonts w:ascii="Courier New" w:hAnsi="Courier New" w:cs="Courier New"/>
+          <w:sz w:val="20"/>
+          <w:szCs w:val="20"/>
+        </w:rPr>
+      </w:pPr>
+      <w:r>
+        <w:rPr>
+          <w:rFonts w:ascii="Courier New" w:hAnsi="Courier New" w:cs="Courier New"/>
+          <w:sz w:val="20"/>
+          <w:szCs w:val="20"/>
+        </w:rPr>
+        <w:t xml:space="preserve">                 </w:t>
+      </w:r>
+      <w:proofErr w:type="gramStart"/>
+      <w:r>
+        <w:rPr>
+          <w:rFonts w:ascii="Courier New" w:hAnsi="Courier New" w:cs="Courier New"/>
+          <w:sz w:val="20"/>
+          <w:szCs w:val="20"/>
+        </w:rPr>
+        <w:t>sex  =</w:t>
+      </w:r>
+      <w:proofErr w:type="gramEnd"/>
+      <w:r>
+        <w:rPr>
+          <w:rFonts w:ascii="Courier New" w:hAnsi="Courier New" w:cs="Courier New"/>
+          <w:sz w:val="20"/>
+          <w:szCs w:val="20"/>
+        </w:rPr>
+        <w:t xml:space="preserve"> </w:t>
+      </w:r>
+      <w:proofErr w:type="spellStart"/>
+      <w:r>
+        <w:rPr>
+          <w:rFonts w:ascii="Courier New" w:hAnsi="Courier New" w:cs="Courier New"/>
+          <w:sz w:val="20"/>
+          <w:szCs w:val="20"/>
+        </w:rPr>
+        <w:t>ceph_sex$sex_id</w:t>
+      </w:r>
+      <w:proofErr w:type="spellEnd"/>
+      <w:r>
+        <w:rPr>
+          <w:rFonts w:ascii="Courier New" w:hAnsi="Courier New" w:cs="Courier New"/>
+          <w:sz w:val="20"/>
+          <w:szCs w:val="20"/>
+        </w:rPr>
+        <w:t>,</w:t>
+      </w:r>
+    </w:p>
+    <w:p>
+      <w:pPr>
+        <w:suppressLineNumbers/>
+        <w:spacing w:after="0" w:line="240" w:lineRule="auto"/>
+        <w:rPr>
+          <w:rFonts w:ascii="Courier New" w:hAnsi="Courier New" w:cs="Courier New"/>
+          <w:sz w:val="20"/>
+          <w:szCs w:val="20"/>
+        </w:rPr>
+      </w:pPr>
+      <w:r>
+        <w:rPr>
+          <w:rFonts w:ascii="Courier New" w:hAnsi="Courier New" w:cs="Courier New"/>
+          <w:sz w:val="20"/>
+          <w:szCs w:val="20"/>
+        </w:rPr>
+        <w:t xml:space="preserve">                 </w:t>
+      </w:r>
+      <w:proofErr w:type="gramStart"/>
+      <w:r>
+        <w:rPr>
+          <w:rFonts w:ascii="Courier New" w:hAnsi="Courier New" w:cs="Courier New"/>
+          <w:sz w:val="20"/>
+          <w:szCs w:val="20"/>
+        </w:rPr>
+        <w:t>n  =</w:t>
+      </w:r>
+      <w:proofErr w:type="gramEnd"/>
+      <w:r>
+        <w:rPr>
+          <w:rFonts w:ascii="Courier New" w:hAnsi="Courier New" w:cs="Courier New"/>
+          <w:sz w:val="20"/>
+          <w:szCs w:val="20"/>
+        </w:rPr>
+        <w:t xml:space="preserve"> </w:t>
+      </w:r>
+      <w:proofErr w:type="spellStart"/>
+      <w:r>
+        <w:rPr>
+          <w:rFonts w:ascii="Courier New" w:hAnsi="Courier New" w:cs="Courier New"/>
+          <w:sz w:val="20"/>
+          <w:szCs w:val="20"/>
+        </w:rPr>
+        <w:t>nrow</w:t>
+      </w:r>
+      <w:proofErr w:type="spellEnd"/>
+      <w:r>
+        <w:rPr>
+          <w:rFonts w:ascii="Courier New" w:hAnsi="Courier New" w:cs="Courier New"/>
+          <w:sz w:val="20"/>
+          <w:szCs w:val="20"/>
+        </w:rPr>
+        <w:t>(</w:t>
+      </w:r>
+      <w:proofErr w:type="spellStart"/>
+      <w:r>
+        <w:rPr>
+          <w:rFonts w:ascii="Courier New" w:hAnsi="Courier New" w:cs="Courier New"/>
+          <w:sz w:val="20"/>
+          <w:szCs w:val="20"/>
+        </w:rPr>
+        <w:t>ceph_sex</w:t>
+      </w:r>
+      <w:proofErr w:type="spellEnd"/>
+      <w:r>
+        <w:rPr>
+          <w:rFonts w:ascii="Courier New" w:hAnsi="Courier New" w:cs="Courier New"/>
+          <w:sz w:val="20"/>
+          <w:szCs w:val="20"/>
+        </w:rPr>
+        <w:t>))</w:t>
+      </w:r>
+    </w:p>
+    <w:p>
+      <w:pPr>
+        <w:suppressLineNumbers/>
+        <w:spacing w:after="0" w:line="240" w:lineRule="auto"/>
+        <w:rPr>
+          <w:rFonts w:ascii="Courier New" w:hAnsi="Courier New" w:cs="Courier New"/>
+          <w:sz w:val="20"/>
+          <w:szCs w:val="20"/>
+        </w:rPr>
+      </w:pPr>
+    </w:p>
+    <w:p>
+      <w:pPr>
+        <w:suppressLineNumbers/>
+        <w:spacing w:after="0" w:line="240" w:lineRule="auto"/>
+        <w:rPr>
+          <w:rFonts w:ascii="Courier New" w:hAnsi="Courier New" w:cs="Courier New"/>
+          <w:sz w:val="20"/>
+          <w:szCs w:val="20"/>
+        </w:rPr>
+      </w:pPr>
+      <w:r>
+        <w:rPr>
+          <w:rFonts w:ascii="Courier New" w:hAnsi="Courier New" w:cs="Courier New"/>
+          <w:sz w:val="20"/>
+          <w:szCs w:val="20"/>
+        </w:rPr>
+        <w:t># Initial values</w:t>
+      </w:r>
+    </w:p>
+    <w:p>
+      <w:pPr>
+        <w:suppressLineNumbers/>
+        <w:spacing w:after="0" w:line="240" w:lineRule="auto"/>
+        <w:rPr>
+          <w:rFonts w:ascii="Courier New" w:hAnsi="Courier New" w:cs="Courier New"/>
+          <w:sz w:val="20"/>
+          <w:szCs w:val="20"/>
+        </w:rPr>
+      </w:pPr>
+      <w:proofErr w:type="spellStart"/>
+      <w:r>
+        <w:rPr>
+          <w:rFonts w:ascii="Courier New" w:hAnsi="Courier New" w:cs="Courier New"/>
+          <w:sz w:val="20"/>
+          <w:szCs w:val="20"/>
+        </w:rPr>
+        <w:t>inits</w:t>
+      </w:r>
+      <w:proofErr w:type="spellEnd"/>
+      <w:r>
+        <w:rPr>
+          <w:rFonts w:ascii="Courier New" w:hAnsi="Courier New" w:cs="Courier New"/>
+          <w:sz w:val="20"/>
+          <w:szCs w:val="20"/>
+        </w:rPr>
+        <w:t xml:space="preserve"> &lt;- </w:t>
+      </w:r>
+      <w:proofErr w:type="gramStart"/>
+      <w:r>
+        <w:rPr>
+          <w:rFonts w:ascii="Courier New" w:hAnsi="Courier New" w:cs="Courier New"/>
+          <w:sz w:val="20"/>
+          <w:szCs w:val="20"/>
+        </w:rPr>
+        <w:t>function(</w:t>
+      </w:r>
+      <w:proofErr w:type="gramEnd"/>
+      <w:r>
+        <w:rPr>
+          <w:rFonts w:ascii="Courier New" w:hAnsi="Courier New" w:cs="Courier New"/>
+          <w:sz w:val="20"/>
+          <w:szCs w:val="20"/>
+        </w:rPr>
+        <w:t xml:space="preserve">)list(beta0  = </w:t>
+      </w:r>
+      <w:proofErr w:type="spellStart"/>
+      <w:r>
+        <w:rPr>
+          <w:rFonts w:ascii="Courier New" w:hAnsi="Courier New" w:cs="Courier New"/>
+          <w:sz w:val="20"/>
+          <w:szCs w:val="20"/>
+        </w:rPr>
+        <w:t>rnorm</w:t>
+      </w:r>
+      <w:proofErr w:type="spellEnd"/>
+      <w:r>
+        <w:rPr>
+          <w:rFonts w:ascii="Courier New" w:hAnsi="Courier New" w:cs="Courier New"/>
+          <w:sz w:val="20"/>
+          <w:szCs w:val="20"/>
+        </w:rPr>
+        <w:t>(1),</w:t>
+      </w:r>
+    </w:p>
+    <w:p>
+      <w:pPr>
+        <w:suppressLineNumbers/>
+        <w:spacing w:after="0" w:line="240" w:lineRule="auto"/>
+        <w:rPr>
+          <w:rFonts w:ascii="Courier New" w:hAnsi="Courier New" w:cs="Courier New"/>
+          <w:sz w:val="20"/>
+          <w:szCs w:val="20"/>
+        </w:rPr>
+      </w:pPr>
+      <w:r>
+        <w:rPr>
+          <w:rFonts w:ascii="Courier New" w:hAnsi="Courier New" w:cs="Courier New"/>
+          <w:sz w:val="20"/>
+          <w:szCs w:val="20"/>
+        </w:rPr>
+        <w:t xml:space="preserve">                        beta</w:t>
+      </w:r>
+      <w:proofErr w:type="gramStart"/>
+      <w:r>
+        <w:rPr>
+          <w:rFonts w:ascii="Courier New" w:hAnsi="Courier New" w:cs="Courier New"/>
+          <w:sz w:val="20"/>
+          <w:szCs w:val="20"/>
+        </w:rPr>
+        <w:t>1  =</w:t>
+      </w:r>
+      <w:proofErr w:type="gramEnd"/>
+      <w:r>
+        <w:rPr>
+          <w:rFonts w:ascii="Courier New" w:hAnsi="Courier New" w:cs="Courier New"/>
+          <w:sz w:val="20"/>
+          <w:szCs w:val="20"/>
+        </w:rPr>
+        <w:t xml:space="preserve"> </w:t>
+      </w:r>
+      <w:proofErr w:type="spellStart"/>
+      <w:r>
+        <w:rPr>
+          <w:rFonts w:ascii="Courier New" w:hAnsi="Courier New" w:cs="Courier New"/>
+          <w:sz w:val="20"/>
+          <w:szCs w:val="20"/>
+        </w:rPr>
+        <w:t>rnorm</w:t>
+      </w:r>
+      <w:proofErr w:type="spellEnd"/>
+      <w:r>
+        <w:rPr>
+          <w:rFonts w:ascii="Courier New" w:hAnsi="Courier New" w:cs="Courier New"/>
+          <w:sz w:val="20"/>
+          <w:szCs w:val="20"/>
+        </w:rPr>
+        <w:t>(1))</w:t>
+      </w:r>
+    </w:p>
+    <w:p>
+      <w:pPr>
+        <w:suppressLineNumbers/>
+        <w:spacing w:after="0" w:line="240" w:lineRule="auto"/>
+        <w:rPr>
+          <w:rFonts w:ascii="Courier New" w:hAnsi="Courier New" w:cs="Courier New"/>
+          <w:sz w:val="20"/>
+          <w:szCs w:val="20"/>
+        </w:rPr>
+      </w:pPr>
+    </w:p>
+    <w:p>
+      <w:pPr>
+        <w:suppressLineNumbers/>
+        <w:spacing w:after="0" w:line="240" w:lineRule="auto"/>
+        <w:rPr>
+          <w:rFonts w:ascii="Courier New" w:hAnsi="Courier New" w:cs="Courier New"/>
+          <w:sz w:val="20"/>
+          <w:szCs w:val="20"/>
+        </w:rPr>
+      </w:pPr>
+      <w:r>
+        <w:rPr>
+          <w:rFonts w:ascii="Courier New" w:hAnsi="Courier New" w:cs="Courier New"/>
+          <w:sz w:val="20"/>
+          <w:szCs w:val="20"/>
+        </w:rPr>
+        <w:t># Parameters monitored</w:t>
+      </w:r>
+    </w:p>
+    <w:p>
+      <w:pPr>
+        <w:suppressLineNumbers/>
+        <w:spacing w:after="0" w:line="240" w:lineRule="auto"/>
+        <w:rPr>
+          <w:rFonts w:ascii="Courier New" w:hAnsi="Courier New" w:cs="Courier New"/>
+          <w:sz w:val="20"/>
+          <w:szCs w:val="20"/>
+        </w:rPr>
+      </w:pPr>
+      <w:r>
+        <w:rPr>
+          <w:rFonts w:ascii="Courier New" w:hAnsi="Courier New" w:cs="Courier New"/>
+          <w:sz w:val="20"/>
+          <w:szCs w:val="20"/>
+        </w:rPr>
+        <w:t xml:space="preserve">params &lt;- </w:t>
+      </w:r>
+      <w:proofErr w:type="gramStart"/>
+      <w:r>
+        <w:rPr>
+          <w:rFonts w:ascii="Courier New" w:hAnsi="Courier New" w:cs="Courier New"/>
+          <w:sz w:val="20"/>
+          <w:szCs w:val="20"/>
+        </w:rPr>
+        <w:t>c(</w:t>
+      </w:r>
+      <w:proofErr w:type="gramEnd"/>
+      <w:r>
+        <w:rPr>
+          <w:rFonts w:ascii="Courier New" w:hAnsi="Courier New" w:cs="Courier New"/>
+          <w:sz w:val="20"/>
+          <w:szCs w:val="20"/>
+        </w:rPr>
+        <w:t>"beta0",</w:t>
+      </w:r>
+    </w:p>
+    <w:p>
+      <w:pPr>
+        <w:suppressLineNumbers/>
+        <w:spacing w:after="0" w:line="240" w:lineRule="auto"/>
+        <w:rPr>
+          <w:rFonts w:ascii="Courier New" w:hAnsi="Courier New" w:cs="Courier New"/>
+          <w:sz w:val="20"/>
+          <w:szCs w:val="20"/>
+        </w:rPr>
+      </w:pPr>
+      <w:r>
+        <w:rPr>
+          <w:rFonts w:ascii="Courier New" w:hAnsi="Courier New" w:cs="Courier New"/>
+          <w:sz w:val="20"/>
+          <w:szCs w:val="20"/>
+        </w:rPr>
+        <w:t xml:space="preserve">            "beta1",</w:t>
+      </w:r>
+    </w:p>
+    <w:p>
+      <w:pPr>
+        <w:suppressLineNumbers/>
+        <w:spacing w:after="0" w:line="240" w:lineRule="auto"/>
+        <w:rPr>
+          <w:rFonts w:ascii="Courier New" w:hAnsi="Courier New" w:cs="Courier New"/>
+          <w:sz w:val="20"/>
+          <w:szCs w:val="20"/>
+        </w:rPr>
+      </w:pPr>
+      <w:r>
+        <w:rPr>
+          <w:rFonts w:ascii="Courier New" w:hAnsi="Courier New" w:cs="Courier New"/>
+          <w:sz w:val="20"/>
+          <w:szCs w:val="20"/>
+        </w:rPr>
+        <w:t xml:space="preserve">            "</w:t>
+      </w:r>
+      <w:proofErr w:type="spellStart"/>
+      <w:r>
+        <w:rPr>
+          <w:rFonts w:ascii="Courier New" w:hAnsi="Courier New" w:cs="Courier New"/>
+          <w:sz w:val="20"/>
+          <w:szCs w:val="20"/>
+        </w:rPr>
+        <w:t>Bayes.P</w:t>
+      </w:r>
+      <w:proofErr w:type="spellEnd"/>
+      <w:r>
+        <w:rPr>
+          <w:rFonts w:ascii="Courier New" w:hAnsi="Courier New" w:cs="Courier New"/>
+          <w:sz w:val="20"/>
+          <w:szCs w:val="20"/>
+        </w:rPr>
+        <w:t>",</w:t>
+      </w:r>
+    </w:p>
+    <w:p>
+      <w:pPr>
+        <w:suppressLineNumbers/>
+        <w:spacing w:after="0" w:line="240" w:lineRule="auto"/>
+        <w:rPr>
+          <w:rFonts w:ascii="Courier New" w:hAnsi="Courier New" w:cs="Courier New"/>
+          <w:sz w:val="20"/>
+          <w:szCs w:val="20"/>
+        </w:rPr>
+      </w:pPr>
+      <w:r>
+        <w:rPr>
+          <w:rFonts w:ascii="Courier New" w:hAnsi="Courier New" w:cs="Courier New"/>
+          <w:sz w:val="20"/>
+          <w:szCs w:val="20"/>
+        </w:rPr>
+        <w:t xml:space="preserve">            "</w:t>
+      </w:r>
+      <w:proofErr w:type="spellStart"/>
+      <w:r>
+        <w:rPr>
+          <w:rFonts w:ascii="Courier New" w:hAnsi="Courier New" w:cs="Courier New"/>
+          <w:sz w:val="20"/>
+          <w:szCs w:val="20"/>
+        </w:rPr>
+        <w:t>D.sum</w:t>
+      </w:r>
+      <w:proofErr w:type="spellEnd"/>
+      <w:r>
+        <w:rPr>
+          <w:rFonts w:ascii="Courier New" w:hAnsi="Courier New" w:cs="Courier New"/>
+          <w:sz w:val="20"/>
+          <w:szCs w:val="20"/>
+        </w:rPr>
+        <w:t>",</w:t>
+      </w:r>
+    </w:p>
+    <w:p>
+      <w:pPr>
+        <w:suppressLineNumbers/>
+        <w:spacing w:after="0" w:line="240" w:lineRule="auto"/>
+        <w:rPr>
+          <w:rFonts w:ascii="Courier New" w:hAnsi="Courier New" w:cs="Courier New"/>
+          <w:sz w:val="20"/>
+          <w:szCs w:val="20"/>
+        </w:rPr>
+      </w:pPr>
+      <w:r>
+        <w:rPr>
+          <w:rFonts w:ascii="Courier New" w:hAnsi="Courier New" w:cs="Courier New"/>
+          <w:sz w:val="20"/>
+          <w:szCs w:val="20"/>
+        </w:rPr>
+        <w:t xml:space="preserve">            "</w:t>
+      </w:r>
+      <w:proofErr w:type="spellStart"/>
+      <w:r>
+        <w:rPr>
+          <w:rFonts w:ascii="Courier New" w:hAnsi="Courier New" w:cs="Courier New"/>
+          <w:sz w:val="20"/>
+          <w:szCs w:val="20"/>
+        </w:rPr>
+        <w:t>D.new.sum</w:t>
+      </w:r>
+      <w:proofErr w:type="spellEnd"/>
+      <w:r>
+        <w:rPr>
+          <w:rFonts w:ascii="Courier New" w:hAnsi="Courier New" w:cs="Courier New"/>
+          <w:sz w:val="20"/>
+          <w:szCs w:val="20"/>
+        </w:rPr>
+        <w:t>",</w:t>
+      </w:r>
+    </w:p>
+    <w:p>
+      <w:pPr>
+        <w:suppressLineNumbers/>
+        <w:spacing w:after="0" w:line="240" w:lineRule="auto"/>
+        <w:rPr>
+          <w:rFonts w:ascii="Courier New" w:hAnsi="Courier New" w:cs="Courier New"/>
+          <w:sz w:val="20"/>
+          <w:szCs w:val="20"/>
+        </w:rPr>
+      </w:pPr>
+      <w:r>
+        <w:rPr>
+          <w:rFonts w:ascii="Courier New" w:hAnsi="Courier New" w:cs="Courier New"/>
+          <w:sz w:val="20"/>
+          <w:szCs w:val="20"/>
+        </w:rPr>
+        <w:t xml:space="preserve">            "</w:t>
+      </w:r>
+      <w:proofErr w:type="spellStart"/>
+      <w:r>
+        <w:rPr>
+          <w:rFonts w:ascii="Courier New" w:hAnsi="Courier New" w:cs="Courier New"/>
+          <w:sz w:val="20"/>
+          <w:szCs w:val="20"/>
+        </w:rPr>
+        <w:t>cephs.new</w:t>
+      </w:r>
+      <w:proofErr w:type="spellEnd"/>
+      <w:r>
+        <w:rPr>
+          <w:rFonts w:ascii="Courier New" w:hAnsi="Courier New" w:cs="Courier New"/>
+          <w:sz w:val="20"/>
+          <w:szCs w:val="20"/>
+        </w:rPr>
+        <w:t>")</w:t>
+      </w:r>
+    </w:p>
+    <w:p>
+      <w:pPr>
+        <w:suppressLineNumbers/>
+        <w:spacing w:after="0" w:line="240" w:lineRule="auto"/>
+        <w:rPr>
+          <w:rFonts w:ascii="Courier New" w:hAnsi="Courier New" w:cs="Courier New"/>
+          <w:sz w:val="20"/>
+          <w:szCs w:val="20"/>
+        </w:rPr>
+      </w:pPr>
+    </w:p>
+    <w:p>
+      <w:pPr>
+        <w:suppressLineNumbers/>
+        <w:spacing w:after="0" w:line="240" w:lineRule="auto"/>
+        <w:rPr>
+          <w:rFonts w:ascii="Courier New" w:hAnsi="Courier New" w:cs="Courier New"/>
+          <w:sz w:val="20"/>
+          <w:szCs w:val="20"/>
+        </w:rPr>
+      </w:pPr>
+      <w:r>
+        <w:rPr>
+          <w:rFonts w:ascii="Courier New" w:hAnsi="Courier New" w:cs="Courier New"/>
+          <w:sz w:val="20"/>
+          <w:szCs w:val="20"/>
+        </w:rPr>
+        <w:t># MCMC settings</w:t>
+      </w:r>
+    </w:p>
+    <w:p>
+      <w:pPr>
+        <w:suppressLineNumbers/>
+        <w:spacing w:after="0" w:line="240" w:lineRule="auto"/>
+        <w:rPr>
+          <w:rFonts w:ascii="Courier New" w:hAnsi="Courier New" w:cs="Courier New"/>
+          <w:sz w:val="20"/>
+          <w:szCs w:val="20"/>
+        </w:rPr>
+      </w:pPr>
+      <w:proofErr w:type="spellStart"/>
+      <w:r>
+        <w:rPr>
+          <w:rFonts w:ascii="Courier New" w:hAnsi="Courier New" w:cs="Courier New"/>
+          <w:sz w:val="20"/>
+          <w:szCs w:val="20"/>
+        </w:rPr>
+        <w:t>ni</w:t>
+      </w:r>
+      <w:proofErr w:type="spellEnd"/>
+      <w:r>
+        <w:rPr>
+          <w:rFonts w:ascii="Courier New" w:hAnsi="Courier New" w:cs="Courier New"/>
+          <w:sz w:val="20"/>
+          <w:szCs w:val="20"/>
+        </w:rPr>
+        <w:t xml:space="preserve"> &lt;- 3000; </w:t>
+      </w:r>
+      <w:proofErr w:type="spellStart"/>
+      <w:r>
+        <w:rPr>
+          <w:rFonts w:ascii="Courier New" w:hAnsi="Courier New" w:cs="Courier New"/>
+          <w:sz w:val="20"/>
+          <w:szCs w:val="20"/>
+        </w:rPr>
+        <w:t>nt</w:t>
+      </w:r>
+      <w:proofErr w:type="spellEnd"/>
+      <w:r>
+        <w:rPr>
+          <w:rFonts w:ascii="Courier New" w:hAnsi="Courier New" w:cs="Courier New"/>
+          <w:sz w:val="20"/>
+          <w:szCs w:val="20"/>
+        </w:rPr>
+        <w:t xml:space="preserve"> &lt;- 1; </w:t>
+      </w:r>
+      <w:proofErr w:type="spellStart"/>
+      <w:r>
+        <w:rPr>
+          <w:rFonts w:ascii="Courier New" w:hAnsi="Courier New" w:cs="Courier New"/>
+          <w:sz w:val="20"/>
+          <w:szCs w:val="20"/>
+        </w:rPr>
+        <w:t>nb</w:t>
+      </w:r>
+      <w:proofErr w:type="spellEnd"/>
+      <w:r>
+        <w:rPr>
+          <w:rFonts w:ascii="Courier New" w:hAnsi="Courier New" w:cs="Courier New"/>
+          <w:sz w:val="20"/>
+          <w:szCs w:val="20"/>
+        </w:rPr>
+        <w:t xml:space="preserve"> &lt;- 1000; </w:t>
+      </w:r>
+      <w:proofErr w:type="spellStart"/>
+      <w:r>
+        <w:rPr>
+          <w:rFonts w:ascii="Courier New" w:hAnsi="Courier New" w:cs="Courier New"/>
+          <w:sz w:val="20"/>
+          <w:szCs w:val="20"/>
+        </w:rPr>
+        <w:t>nc</w:t>
+      </w:r>
+      <w:proofErr w:type="spellEnd"/>
+      <w:r>
+        <w:rPr>
+          <w:rFonts w:ascii="Courier New" w:hAnsi="Courier New" w:cs="Courier New"/>
+          <w:sz w:val="20"/>
+          <w:szCs w:val="20"/>
+        </w:rPr>
+        <w:t xml:space="preserve"> &lt;- 3</w:t>
+      </w:r>
+    </w:p>
+    <w:p>
+      <w:pPr>
+        <w:suppressLineNumbers/>
+        <w:spacing w:after="0" w:line="240" w:lineRule="auto"/>
+        <w:rPr>
+          <w:rFonts w:ascii="Courier New" w:hAnsi="Courier New" w:cs="Courier New"/>
+          <w:sz w:val="20"/>
+          <w:szCs w:val="20"/>
+        </w:rPr>
+      </w:pPr>
+    </w:p>
+    <w:p>
+      <w:pPr>
+        <w:suppressLineNumbers/>
+        <w:spacing w:after="0" w:line="240" w:lineRule="auto"/>
+        <w:rPr>
+          <w:rFonts w:ascii="Courier New" w:hAnsi="Courier New" w:cs="Courier New"/>
+          <w:sz w:val="20"/>
+          <w:szCs w:val="20"/>
+        </w:rPr>
+      </w:pPr>
+      <w:r>
+        <w:rPr>
+          <w:rFonts w:ascii="Courier New" w:hAnsi="Courier New" w:cs="Courier New"/>
+          <w:sz w:val="20"/>
+          <w:szCs w:val="20"/>
+        </w:rPr>
+        <w:t>#Model Output</w:t>
+      </w:r>
+    </w:p>
+    <w:p>
+      <w:pPr>
+        <w:suppressLineNumbers/>
+        <w:spacing w:after="0" w:line="240" w:lineRule="auto"/>
+        <w:rPr>
+          <w:rFonts w:ascii="Courier New" w:hAnsi="Courier New" w:cs="Courier New"/>
+          <w:sz w:val="20"/>
+          <w:szCs w:val="20"/>
+        </w:rPr>
+      </w:pPr>
+      <w:proofErr w:type="spellStart"/>
+      <w:r>
+        <w:rPr>
+          <w:rFonts w:ascii="Courier New" w:hAnsi="Courier New" w:cs="Courier New"/>
+          <w:sz w:val="20"/>
+          <w:szCs w:val="20"/>
+        </w:rPr>
+        <w:t>out_sexno</w:t>
+      </w:r>
+      <w:proofErr w:type="spellEnd"/>
+      <w:r>
+        <w:rPr>
+          <w:rFonts w:ascii="Courier New" w:hAnsi="Courier New" w:cs="Courier New"/>
+          <w:sz w:val="20"/>
+          <w:szCs w:val="20"/>
+        </w:rPr>
+        <w:t xml:space="preserve"> &lt;- </w:t>
+      </w:r>
+      <w:proofErr w:type="gramStart"/>
+      <w:r>
+        <w:rPr>
+          <w:rFonts w:ascii="Courier New" w:hAnsi="Courier New" w:cs="Courier New"/>
+          <w:sz w:val="20"/>
+          <w:szCs w:val="20"/>
+        </w:rPr>
+        <w:t>jags(</w:t>
+      </w:r>
+      <w:proofErr w:type="spellStart"/>
+      <w:proofErr w:type="gramEnd"/>
+      <w:r>
+        <w:rPr>
+          <w:rFonts w:ascii="Courier New" w:hAnsi="Courier New" w:cs="Courier New"/>
+          <w:sz w:val="20"/>
+          <w:szCs w:val="20"/>
+        </w:rPr>
+        <w:t>win.data</w:t>
+      </w:r>
+      <w:proofErr w:type="spellEnd"/>
+      <w:r>
+        <w:rPr>
+          <w:rFonts w:ascii="Courier New" w:hAnsi="Courier New" w:cs="Courier New"/>
+          <w:sz w:val="20"/>
+          <w:szCs w:val="20"/>
+        </w:rPr>
+        <w:t xml:space="preserve">, </w:t>
+      </w:r>
+      <w:proofErr w:type="spellStart"/>
+      <w:r>
+        <w:rPr>
+          <w:rFonts w:ascii="Courier New" w:hAnsi="Courier New" w:cs="Courier New"/>
+          <w:sz w:val="20"/>
+          <w:szCs w:val="20"/>
+        </w:rPr>
+        <w:t>inits</w:t>
+      </w:r>
+      <w:proofErr w:type="spellEnd"/>
+      <w:r>
+        <w:rPr>
+          <w:rFonts w:ascii="Courier New" w:hAnsi="Courier New" w:cs="Courier New"/>
+          <w:sz w:val="20"/>
+          <w:szCs w:val="20"/>
+        </w:rPr>
+        <w:t xml:space="preserve">, params, "cephs_sexno.txt", </w:t>
+      </w:r>
+    </w:p>
+    <w:p>
+      <w:pPr>
+        <w:suppressLineNumbers/>
+        <w:spacing w:after="0" w:line="240" w:lineRule="auto"/>
+        <w:rPr>
+          <w:rFonts w:ascii="Courier New" w:hAnsi="Courier New" w:cs="Courier New"/>
+          <w:sz w:val="20"/>
+          <w:szCs w:val="20"/>
+        </w:rPr>
+      </w:pPr>
+      <w:r>
+        <w:rPr>
+          <w:rFonts w:ascii="Courier New" w:hAnsi="Courier New" w:cs="Courier New"/>
+          <w:sz w:val="20"/>
+          <w:szCs w:val="20"/>
+        </w:rPr>
+        <w:t xml:space="preserve">                  </w:t>
+      </w:r>
+      <w:proofErr w:type="spellStart"/>
+      <w:proofErr w:type="gramStart"/>
+      <w:r>
+        <w:rPr>
+          <w:rFonts w:ascii="Courier New" w:hAnsi="Courier New" w:cs="Courier New"/>
+          <w:sz w:val="20"/>
+          <w:szCs w:val="20"/>
+        </w:rPr>
+        <w:t>n.chains</w:t>
+      </w:r>
+      <w:proofErr w:type="spellEnd"/>
+      <w:proofErr w:type="gramEnd"/>
+      <w:r>
+        <w:rPr>
+          <w:rFonts w:ascii="Courier New" w:hAnsi="Courier New" w:cs="Courier New"/>
+          <w:sz w:val="20"/>
+          <w:szCs w:val="20"/>
+        </w:rPr>
+        <w:t xml:space="preserve"> = </w:t>
+      </w:r>
+      <w:proofErr w:type="spellStart"/>
+      <w:r>
+        <w:rPr>
+          <w:rFonts w:ascii="Courier New" w:hAnsi="Courier New" w:cs="Courier New"/>
+          <w:sz w:val="20"/>
+          <w:szCs w:val="20"/>
+        </w:rPr>
+        <w:t>nc</w:t>
+      </w:r>
+      <w:proofErr w:type="spellEnd"/>
+      <w:r>
+        <w:rPr>
+          <w:rFonts w:ascii="Courier New" w:hAnsi="Courier New" w:cs="Courier New"/>
+          <w:sz w:val="20"/>
+          <w:szCs w:val="20"/>
+        </w:rPr>
+        <w:t xml:space="preserve">, </w:t>
+      </w:r>
+      <w:proofErr w:type="spellStart"/>
+      <w:r>
+        <w:rPr>
+          <w:rFonts w:ascii="Courier New" w:hAnsi="Courier New" w:cs="Courier New"/>
+          <w:sz w:val="20"/>
+          <w:szCs w:val="20"/>
+        </w:rPr>
+        <w:t>n.thin</w:t>
+      </w:r>
+      <w:proofErr w:type="spellEnd"/>
+      <w:r>
+        <w:rPr>
+          <w:rFonts w:ascii="Courier New" w:hAnsi="Courier New" w:cs="Courier New"/>
+          <w:sz w:val="20"/>
+          <w:szCs w:val="20"/>
+        </w:rPr>
+        <w:t xml:space="preserve"> = </w:t>
+      </w:r>
+      <w:proofErr w:type="spellStart"/>
+      <w:r>
+        <w:rPr>
+          <w:rFonts w:ascii="Courier New" w:hAnsi="Courier New" w:cs="Courier New"/>
+          <w:sz w:val="20"/>
+          <w:szCs w:val="20"/>
+        </w:rPr>
+        <w:t>nt</w:t>
+      </w:r>
+      <w:proofErr w:type="spellEnd"/>
+      <w:r>
+        <w:rPr>
+          <w:rFonts w:ascii="Courier New" w:hAnsi="Courier New" w:cs="Courier New"/>
+          <w:sz w:val="20"/>
+          <w:szCs w:val="20"/>
+        </w:rPr>
+        <w:t xml:space="preserve">, </w:t>
+      </w:r>
+      <w:proofErr w:type="spellStart"/>
+      <w:r>
+        <w:rPr>
+          <w:rFonts w:ascii="Courier New" w:hAnsi="Courier New" w:cs="Courier New"/>
+          <w:sz w:val="20"/>
+          <w:szCs w:val="20"/>
+        </w:rPr>
+        <w:t>n.iter</w:t>
+      </w:r>
+      <w:proofErr w:type="spellEnd"/>
+      <w:r>
+        <w:rPr>
+          <w:rFonts w:ascii="Courier New" w:hAnsi="Courier New" w:cs="Courier New"/>
+          <w:sz w:val="20"/>
+          <w:szCs w:val="20"/>
+        </w:rPr>
+        <w:t xml:space="preserve"> = </w:t>
+      </w:r>
+      <w:proofErr w:type="spellStart"/>
+      <w:r>
+        <w:rPr>
+          <w:rFonts w:ascii="Courier New" w:hAnsi="Courier New" w:cs="Courier New"/>
+          <w:sz w:val="20"/>
+          <w:szCs w:val="20"/>
+        </w:rPr>
+        <w:t>ni</w:t>
+      </w:r>
+      <w:proofErr w:type="spellEnd"/>
+      <w:r>
+        <w:rPr>
+          <w:rFonts w:ascii="Courier New" w:hAnsi="Courier New" w:cs="Courier New"/>
+          <w:sz w:val="20"/>
+          <w:szCs w:val="20"/>
+        </w:rPr>
+        <w:t xml:space="preserve">, </w:t>
+      </w:r>
+      <w:proofErr w:type="spellStart"/>
+      <w:r>
+        <w:rPr>
+          <w:rFonts w:ascii="Courier New" w:hAnsi="Courier New" w:cs="Courier New"/>
+          <w:sz w:val="20"/>
+          <w:szCs w:val="20"/>
+        </w:rPr>
+        <w:t>n.burnin</w:t>
+      </w:r>
+      <w:proofErr w:type="spellEnd"/>
+      <w:r>
+        <w:rPr>
+          <w:rFonts w:ascii="Courier New" w:hAnsi="Courier New" w:cs="Courier New"/>
+          <w:sz w:val="20"/>
+          <w:szCs w:val="20"/>
+        </w:rPr>
+        <w:t xml:space="preserve"> = </w:t>
+      </w:r>
+      <w:proofErr w:type="spellStart"/>
+      <w:r>
+        <w:rPr>
+          <w:rFonts w:ascii="Courier New" w:hAnsi="Courier New" w:cs="Courier New"/>
+          <w:sz w:val="20"/>
+          <w:szCs w:val="20"/>
+        </w:rPr>
+        <w:t>nb</w:t>
+      </w:r>
+      <w:proofErr w:type="spellEnd"/>
+      <w:r>
+        <w:rPr>
+          <w:rFonts w:ascii="Courier New" w:hAnsi="Courier New" w:cs="Courier New"/>
+          <w:sz w:val="20"/>
+          <w:szCs w:val="20"/>
+        </w:rPr>
+        <w:t xml:space="preserve">, </w:t>
+      </w:r>
+    </w:p>
+    <w:p>
+      <w:pPr>
+        <w:suppressLineNumbers/>
+        <w:spacing w:after="0" w:line="240" w:lineRule="auto"/>
+        <w:rPr>
+          <w:rFonts w:ascii="Courier New" w:hAnsi="Courier New" w:cs="Courier New"/>
+          <w:sz w:val="20"/>
+          <w:szCs w:val="20"/>
+        </w:rPr>
+      </w:pPr>
+      <w:r>
+        <w:rPr>
+          <w:rFonts w:ascii="Courier New" w:hAnsi="Courier New" w:cs="Courier New"/>
+          <w:sz w:val="20"/>
+          <w:szCs w:val="20"/>
+        </w:rPr>
+        <w:t xml:space="preserve">                  </w:t>
+      </w:r>
+      <w:proofErr w:type="spellStart"/>
+      <w:proofErr w:type="gramStart"/>
+      <w:r>
+        <w:rPr>
+          <w:rFonts w:ascii="Courier New" w:hAnsi="Courier New" w:cs="Courier New"/>
+          <w:sz w:val="20"/>
+          <w:szCs w:val="20"/>
+        </w:rPr>
+        <w:t>working.directory</w:t>
+      </w:r>
+      <w:proofErr w:type="spellEnd"/>
+      <w:proofErr w:type="gramEnd"/>
+      <w:r>
+        <w:rPr>
+          <w:rFonts w:ascii="Courier New" w:hAnsi="Courier New" w:cs="Courier New"/>
+          <w:sz w:val="20"/>
+          <w:szCs w:val="20"/>
+        </w:rPr>
+        <w:t xml:space="preserve"> = </w:t>
+      </w:r>
+      <w:proofErr w:type="spellStart"/>
+      <w:r>
+        <w:rPr>
+          <w:rFonts w:ascii="Courier New" w:hAnsi="Courier New" w:cs="Courier New"/>
+          <w:sz w:val="20"/>
+          <w:szCs w:val="20"/>
+        </w:rPr>
+        <w:t>getwd</w:t>
+      </w:r>
+      <w:proofErr w:type="spellEnd"/>
+      <w:r>
+        <w:rPr>
+          <w:rFonts w:ascii="Courier New" w:hAnsi="Courier New" w:cs="Courier New"/>
+          <w:sz w:val="20"/>
+          <w:szCs w:val="20"/>
+        </w:rPr>
+        <w:t>())</w:t>
+      </w:r>
     </w:p>
     <w:sectPr>
-      <w:headerReference w:type="default" r:id="rId11"/>
+      <w:headerReference w:type="default" r:id="rId12"/>
       <w:pgSz w:w="12240" w:h="15840"/>
       <w:pgMar w:top="1440" w:right="1440" w:bottom="1440" w:left="1440" w:header="720" w:footer="720" w:gutter="0"/>
       <w:lnNumType w:countBy="1" w:restart="continuous"/>
